--- a/docs/manuals/docx/FULL-DASHBOARD-MANUAL.docx
+++ b/docs/manuals/docx/FULL-DASHBOARD-MANUAL.docx
@@ -13,7 +13,7 @@
     <w:p/>
     <w:p>
       <w:r>
-        <w:t xml:space="preserve">Combined handbook for </w:t>
+        <w:t xml:space="preserve">Combined guide for </w:t>
       </w:r>
       <w:r>
         <w:rPr>
@@ -104,59 +104,65 @@
         <w:pStyle w:val="Heading1"/>
       </w:pPr>
       <w:r>
-        <w:t>1. Purpose</w:t>
+        <w:t>1. About this guide</w:t>
       </w:r>
     </w:p>
     <w:p>
       <w:r>
-        <w:t>This document is the master guide for the Regional KPI Dashboard. Use it when:</w:t>
+        <w:t>This is the all-in-one handbook for the Regional KPI Dashboard.</w:t>
       </w:r>
     </w:p>
     <w:p/>
     <w:p>
-      <w:pPr>
-        <w:pStyle w:val="ManualBullet"/>
-      </w:pPr>
       <w:r>
-        <w:t>onboarding multiple user types</w:t>
-      </w:r>
-    </w:p>
-    <w:p>
-      <w:pPr>
-        <w:pStyle w:val="ManualBullet"/>
-      </w:pPr>
-      <w:r>
-        <w:t>supporting staff across roles</w:t>
-      </w:r>
-    </w:p>
-    <w:p>
-      <w:pPr>
-        <w:pStyle w:val="ManualBullet"/>
-      </w:pPr>
-      <w:r>
-        <w:t>checking which role should perform a task</w:t>
-      </w:r>
-    </w:p>
-    <w:p>
-      <w:pPr>
-        <w:pStyle w:val="ManualBullet"/>
-      </w:pPr>
-      <w:r>
-        <w:t>needing one handbook instead of several short manuals</w:t>
+        <w:t>Use it when:</w:t>
       </w:r>
     </w:p>
     <w:p/>
     <w:p>
       <w:pPr>
+        <w:pStyle w:val="ManualBullet"/>
+      </w:pPr>
+      <w:r>
+        <w:t>onboarding new users</w:t>
+      </w:r>
+    </w:p>
+    <w:p>
+      <w:pPr>
+        <w:pStyle w:val="ManualBullet"/>
+      </w:pPr>
+      <w:r>
+        <w:t>checking which role can do what</w:t>
+      </w:r>
+    </w:p>
+    <w:p>
+      <w:pPr>
+        <w:pStyle w:val="ManualBullet"/>
+      </w:pPr>
+      <w:r>
+        <w:t>supporting people across different teams</w:t>
+      </w:r>
+    </w:p>
+    <w:p>
+      <w:pPr>
+        <w:pStyle w:val="ManualBullet"/>
+      </w:pPr>
+      <w:r>
+        <w:t>you want one guide instead of several separate manuals</w:t>
+      </w:r>
+    </w:p>
+    <w:p/>
+    <w:p>
+      <w:pPr>
         <w:pStyle w:val="Heading1"/>
       </w:pPr>
       <w:r>
-        <w:t>2. Dashboard areas</w:t>
+        <w:t>2. Main dashboard areas</w:t>
       </w:r>
     </w:p>
     <w:p>
       <w:r>
-        <w:t>The application is organised into these views:</w:t>
+        <w:t>The dashboard is split into these views:</w:t>
       </w:r>
     </w:p>
     <w:p/>
@@ -229,7 +235,7 @@
     <w:p/>
     <w:p>
       <w:r>
-        <w:t xml:space="preserve">Most users move between views using </w:t>
+        <w:t xml:space="preserve">Most users move between screens using </w:t>
       </w:r>
       <w:r>
         <w:rPr>
@@ -247,7 +253,7 @@
         <w:pStyle w:val="Heading1"/>
       </w:pPr>
       <w:r>
-        <w:t>3. Shared concepts</w:t>
+        <w:t>3. Shared ideas across the dashboard</w:t>
       </w:r>
     </w:p>
     <w:p>
@@ -260,7 +266,7 @@
     </w:p>
     <w:p>
       <w:r>
-        <w:t>Most operational screens use:</w:t>
+        <w:t>Most screens use filters for:</w:t>
       </w:r>
     </w:p>
     <w:p/>
@@ -269,7 +275,7 @@
         <w:pStyle w:val="ManualBullet"/>
       </w:pPr>
       <w:r>
-        <w:t>region selection</w:t>
+        <w:t>region</w:t>
       </w:r>
     </w:p>
     <w:p>
@@ -277,13 +283,13 @@
         <w:pStyle w:val="ManualBullet"/>
       </w:pPr>
       <w:r>
-        <w:t>timeframe selection</w:t>
+        <w:t>timeframe</w:t>
       </w:r>
     </w:p>
     <w:p/>
     <w:p>
       <w:r>
-        <w:t>When investigating missing data, start broad, then narrow.</w:t>
+        <w:t>If you are not sure where data sits, start with a wide range first and then narrow down.</w:t>
       </w:r>
     </w:p>
     <w:p/>
@@ -297,7 +303,7 @@
     </w:p>
     <w:p>
       <w:r>
-        <w:t>KPI cards can open a detailed popup showing the source rows behind a number.</w:t>
+        <w:t>Many KPI cards open a popup that shows the records behind the number.</w:t>
       </w:r>
     </w:p>
     <w:p/>
@@ -311,7 +317,7 @@
     </w:p>
     <w:p>
       <w:r>
-        <w:t>The sidebar includes a refresh status card showing how current the dashboard data is.</w:t>
+        <w:t>The sidebar shows when the dashboard was last refreshed. Check this before using figures in meetings or reports.</w:t>
       </w:r>
     </w:p>
     <w:p/>
@@ -325,7 +331,7 @@
     </w:p>
     <w:p>
       <w:r>
-        <w:t>Major changes and important interactions are recorded for governance and support.</w:t>
+        <w:t>Important changes and actions are recorded to support governance and support work.</w:t>
       </w:r>
     </w:p>
     <w:p/>
@@ -334,7 +340,7 @@
         <w:pStyle w:val="Heading1"/>
       </w:pPr>
       <w:r>
-        <w:t>4. Role comparison</w:t>
+        <w:t>4. Role summary</w:t>
       </w:r>
     </w:p>
     <w:tbl>
@@ -376,7 +382,7 @@
           </w:tcPr>
           <w:p>
             <w:r>
-              <w:t>Typical purpose</w:t>
+              <w:t>Main purpose</w:t>
             </w:r>
           </w:p>
         </w:tc>
@@ -386,7 +392,7 @@
           </w:tcPr>
           <w:p>
             <w:r>
-              <w:t>Key restrictions</w:t>
+              <w:t>Main limits</w:t>
             </w:r>
           </w:p>
         </w:tc>
@@ -418,7 +424,7 @@
           </w:tcPr>
           <w:p>
             <w:r>
-              <w:t>regional monitoring and self-service reporting</w:t>
+              <w:t>regional monitoring and reporting</w:t>
             </w:r>
           </w:p>
         </w:tc>
@@ -428,7 +434,7 @@
           </w:tcPr>
           <w:p>
             <w:r>
-              <w:t>no Admin, no ML, no named attendee detail in KPI participant drill-down</w:t>
+              <w:t>no Admin, no ML, no personal data on the dashboard</w:t>
             </w:r>
           </w:p>
         </w:tc>
@@ -512,7 +518,7 @@
           </w:tcPr>
           <w:p>
             <w:r>
-              <w:t>no KPI, reports, funder, or admin views</w:t>
+              <w:t>no KPI, reports, funder, or admin access</w:t>
             </w:r>
           </w:p>
         </w:tc>
@@ -544,7 +550,7 @@
           </w:tcPr>
           <w:p>
             <w:r>
-              <w:t>access management, data operations, full reporting</w:t>
+              <w:t>user management, sync control, full reporting</w:t>
             </w:r>
           </w:p>
         </w:tc>
@@ -554,7 +560,7 @@
           </w:tcPr>
           <w:p>
             <w:r>
-              <w:t>highest responsibility, use admin actions carefully</w:t>
+              <w:t>highest responsibility</w:t>
             </w:r>
           </w:p>
         </w:tc>
@@ -586,7 +592,7 @@
           </w:tcPr>
           <w:p>
             <w:r>
-              <w:t>aggregated funding summary</w:t>
+              <w:t>safe summary reporting</w:t>
             </w:r>
           </w:p>
         </w:tc>
@@ -667,7 +673,7 @@
         <w:pStyle w:val="ManualBullet"/>
       </w:pPr>
       <w:r>
-        <w:t>headline KPIs</w:t>
+        <w:t>headline KPI review</w:t>
       </w:r>
     </w:p>
     <w:p>
@@ -675,7 +681,7 @@
         <w:pStyle w:val="ManualBullet"/>
       </w:pPr>
       <w:r>
-        <w:t>governance and delivery review</w:t>
+        <w:t>checking delivery, governance, and partnerships</w:t>
       </w:r>
     </w:p>
     <w:p>
@@ -683,7 +689,7 @@
         <w:pStyle w:val="ManualBullet"/>
       </w:pPr>
       <w:r>
-        <w:t>validating figures with drill-down</w:t>
+        <w:t>opening drill-downs behind KPI cards</w:t>
       </w:r>
     </w:p>
     <w:p/>
@@ -751,7 +757,7 @@
         <w:pStyle w:val="ManualBullet"/>
       </w:pPr>
       <w:r>
-        <w:t>advanced filtering</w:t>
+        <w:t>filtering large datasets</w:t>
       </w:r>
     </w:p>
     <w:p>
@@ -759,7 +765,15 @@
         <w:pStyle w:val="ManualBullet"/>
       </w:pPr>
       <w:r>
-        <w:t>CSV export</w:t>
+        <w:t>CSV exports</w:t>
+      </w:r>
+    </w:p>
+    <w:p>
+      <w:pPr>
+        <w:pStyle w:val="ManualBullet"/>
+      </w:pPr>
+      <w:r>
+        <w:t>comparison work</w:t>
       </w:r>
     </w:p>
     <w:p>
@@ -827,7 +841,7 @@
         <w:pStyle w:val="ManualBullet"/>
       </w:pPr>
       <w:r>
-        <w:t>selecting one event</w:t>
+        <w:t>one event at a time</w:t>
       </w:r>
     </w:p>
     <w:p>
@@ -835,7 +849,7 @@
         <w:pStyle w:val="ManualBullet"/>
       </w:pPr>
       <w:r>
-        <w:t>reviewing attendees</w:t>
+        <w:t>reviewing event details</w:t>
       </w:r>
     </w:p>
     <w:p>
@@ -843,7 +857,7 @@
         <w:pStyle w:val="ManualBullet"/>
       </w:pPr>
       <w:r>
-        <w:t>checking medical and emergency information where available</w:t>
+        <w:t>checking participant, medical, and emergency information where the role allows it</w:t>
       </w:r>
     </w:p>
     <w:p/>
@@ -903,7 +917,7 @@
         <w:pStyle w:val="ManualBullet"/>
       </w:pPr>
       <w:r>
-        <w:t>GDPR-safe sponsor reporting</w:t>
+        <w:t>safe funder-facing reporting</w:t>
       </w:r>
     </w:p>
     <w:p>
@@ -927,7 +941,7 @@
         <w:pStyle w:val="ManualBullet"/>
       </w:pPr>
       <w:r>
-        <w:t>income trend</w:t>
+        <w:t>funding trends over time</w:t>
       </w:r>
     </w:p>
     <w:p/>
@@ -987,7 +1001,7 @@
         <w:pStyle w:val="ManualBullet"/>
       </w:pPr>
       <w:r>
-        <w:t>user administration</w:t>
+        <w:t>creating and updating users</w:t>
       </w:r>
     </w:p>
     <w:p>
@@ -995,7 +1009,7 @@
         <w:pStyle w:val="ManualBullet"/>
       </w:pPr>
       <w:r>
-        <w:t>password reset handling</w:t>
+        <w:t>password resets</w:t>
       </w:r>
     </w:p>
     <w:p>
@@ -1003,7 +1017,7 @@
         <w:pStyle w:val="ManualBullet"/>
       </w:pPr>
       <w:r>
-        <w:t>sync monitoring and control</w:t>
+        <w:t>sync monitoring and manual refresh work</w:t>
       </w:r>
     </w:p>
     <w:p>
@@ -1020,7 +1034,7 @@
         <w:pStyle w:val="Heading1"/>
       </w:pPr>
       <w:r>
-        <w:t>6. Role-by-role operating guide</w:t>
+        <w:t>6. Role-by-role summary</w:t>
       </w:r>
     </w:p>
     <w:p>
@@ -1050,7 +1064,7 @@
         <w:pStyle w:val="ManualBullet"/>
       </w:pPr>
       <w:r>
-        <w:t>self-service reports</w:t>
+        <w:t>custom reporting</w:t>
       </w:r>
     </w:p>
     <w:p>
@@ -1072,7 +1086,7 @@
     <w:p/>
     <w:p>
       <w:r>
-        <w:t>RPL users should move from KPI to Custom Reports when they need more than a headline number.</w:t>
+        <w:t>RPL users can view summary figures but should not expect personal data anywhere in the dashboard.</w:t>
       </w:r>
     </w:p>
     <w:p/>
@@ -1095,6 +1109,14 @@
         <w:pStyle w:val="ManualBullet"/>
       </w:pPr>
       <w:r>
+        <w:t>operational analysis</w:t>
+      </w:r>
+    </w:p>
+    <w:p>
+      <w:pPr>
+        <w:pStyle w:val="ManualBullet"/>
+      </w:pPr>
+      <w:r>
         <w:t>KPI validation</w:t>
       </w:r>
     </w:p>
@@ -1103,7 +1125,7 @@
         <w:pStyle w:val="ManualBullet"/>
       </w:pPr>
       <w:r>
-        <w:t>event and participant investigation</w:t>
+        <w:t>event review</w:t>
       </w:r>
     </w:p>
     <w:p>
@@ -1111,7 +1133,7 @@
         <w:pStyle w:val="ManualBullet"/>
       </w:pPr>
       <w:r>
-        <w:t>sponsor-facing review</w:t>
+        <w:t>funder conversations</w:t>
       </w:r>
     </w:p>
     <w:p>
@@ -1119,13 +1141,7 @@
         <w:pStyle w:val="ManualBullet"/>
       </w:pPr>
       <w:r>
-        <w:t>broader operational analysis</w:t>
-      </w:r>
-    </w:p>
-    <w:p/>
-    <w:p>
-      <w:r>
-        <w:t>Managers can see attendee names and IDs in KPI delivery drill-downs where the data exists.</w:t>
+        <w:t>cross-checking delivery detail</w:t>
       </w:r>
     </w:p>
     <w:p/>
@@ -1156,7 +1172,7 @@
         <w:pStyle w:val="ManualBullet"/>
       </w:pPr>
       <w:r>
-        <w:t>checking participant information before delivery</w:t>
+        <w:t>checking operational details before or after delivery</w:t>
       </w:r>
     </w:p>
     <w:p>
@@ -1164,7 +1180,7 @@
         <w:pStyle w:val="ManualBullet"/>
       </w:pPr>
       <w:r>
-        <w:t>reading or adding case studies</w:t>
+        <w:t>reading and uploading case studies</w:t>
       </w:r>
     </w:p>
     <w:p/>
@@ -1187,7 +1203,7 @@
         <w:pStyle w:val="ManualBullet"/>
       </w:pPr>
       <w:r>
-        <w:t>creating and updating users</w:t>
+        <w:t>managing users</w:t>
       </w:r>
     </w:p>
     <w:p>
@@ -1203,7 +1219,7 @@
         <w:pStyle w:val="ManualBullet"/>
       </w:pPr>
       <w:r>
-        <w:t>running sync checks and manual refresh activity</w:t>
+        <w:t>monitoring sync health</w:t>
       </w:r>
     </w:p>
     <w:p>
@@ -1211,7 +1227,15 @@
         <w:pStyle w:val="ManualBullet"/>
       </w:pPr>
       <w:r>
-        <w:t>reviewing audit logs</w:t>
+        <w:t>running manual sync actions</w:t>
+      </w:r>
+    </w:p>
+    <w:p>
+      <w:pPr>
+        <w:pStyle w:val="ManualBullet"/>
+      </w:pPr>
+      <w:r>
+        <w:t>reviewing audit history</w:t>
       </w:r>
     </w:p>
     <w:p/>
@@ -1234,7 +1258,7 @@
         <w:pStyle w:val="ManualBullet"/>
       </w:pPr>
       <w:r>
-        <w:t>summary-level funding oversight</w:t>
+        <w:t>sponsor reporting</w:t>
       </w:r>
     </w:p>
     <w:p>
@@ -1242,7 +1266,7 @@
         <w:pStyle w:val="ManualBullet"/>
       </w:pPr>
       <w:r>
-        <w:t>time-based review of bids and funds raised</w:t>
+        <w:t>high-level funding review</w:t>
       </w:r>
     </w:p>
     <w:p>
@@ -1250,7 +1274,7 @@
         <w:pStyle w:val="ManualBullet"/>
       </w:pPr>
       <w:r>
-        <w:t>checking refresh recency</w:t>
+        <w:t>safe aggregated summaries</w:t>
       </w:r>
     </w:p>
     <w:p/>
@@ -1259,7 +1283,7 @@
         <w:pStyle w:val="Heading1"/>
       </w:pPr>
       <w:r>
-        <w:t>7. Common workflows</w:t>
+        <w:t>7. Common tasks</w:t>
       </w:r>
     </w:p>
     <w:p>
@@ -1300,7 +1324,7 @@
         <w:pStyle w:val="ManualNumber"/>
       </w:pPr>
       <w:r>
-        <w:t>Choose the correct KPI section.</w:t>
+        <w:t>Choose the KPI section you need.</w:t>
       </w:r>
     </w:p>
     <w:p>
@@ -1308,7 +1332,7 @@
         <w:pStyle w:val="ManualNumber"/>
       </w:pPr>
       <w:r>
-        <w:t>Click the KPI card to inspect supporting rows.</w:t>
+        <w:t>Click the KPI card to see the supporting records.</w:t>
       </w:r>
     </w:p>
     <w:p/>
@@ -1342,7 +1366,15 @@
         <w:pStyle w:val="ManualNumber"/>
       </w:pPr>
       <w:r>
-        <w:t>Choose datasets and output type.</w:t>
+        <w:t>Choose the dataset or datasets you need.</w:t>
+      </w:r>
+    </w:p>
+    <w:p>
+      <w:pPr>
+        <w:pStyle w:val="ManualNumber"/>
+      </w:pPr>
+      <w:r>
+        <w:t>Choose the output type.</w:t>
       </w:r>
     </w:p>
     <w:p>
@@ -1375,16 +1407,7 @@
         <w:pStyle w:val="ManualNumber"/>
       </w:pPr>
       <w:r>
-        <w:t xml:space="preserve">Optionally use </w:t>
-      </w:r>
-      <w:r>
-        <w:rPr>
-          <w:rFonts w:ascii="Consolas" w:hAnsi="Consolas"/>
-        </w:rPr>
-        <w:t>Advanced Report Controls</w:t>
-      </w:r>
-      <w:r>
-        <w:t>.</w:t>
+        <w:t>Use advanced filters if needed.</w:t>
       </w:r>
     </w:p>
     <w:p>
@@ -1392,24 +1415,7 @@
         <w:pStyle w:val="ManualNumber"/>
       </w:pPr>
       <w:r>
-        <w:t xml:space="preserve">Click </w:t>
-      </w:r>
-      <w:r>
-        <w:rPr>
-          <w:rFonts w:ascii="Consolas" w:hAnsi="Consolas"/>
-        </w:rPr>
-        <w:t>Apply Advanced Filters</w:t>
-      </w:r>
-      <w:r>
-        <w:t>.</w:t>
-      </w:r>
-    </w:p>
-    <w:p>
-      <w:pPr>
-        <w:pStyle w:val="ManualNumber"/>
-      </w:pPr>
-      <w:r>
-        <w:t>Export CSV if required.</w:t>
+        <w:t>Export the result if required.</w:t>
       </w:r>
     </w:p>
     <w:p/>
@@ -1418,7 +1424,7 @@
         <w:pStyle w:val="Heading2"/>
       </w:pPr>
       <w:r>
-        <w:t>Investigate participant travel</w:t>
+        <w:t>Review participant travel</w:t>
       </w:r>
     </w:p>
     <w:p>
@@ -1469,16 +1475,7 @@
         <w:pStyle w:val="ManualNumber"/>
       </w:pPr>
       <w:r>
-        <w:t xml:space="preserve">Keep </w:t>
-      </w:r>
-      <w:r>
-        <w:rPr>
-          <w:rFonts w:ascii="Consolas" w:hAnsi="Consolas"/>
-        </w:rPr>
-        <w:t>Events</w:t>
-      </w:r>
-      <w:r>
-        <w:t xml:space="preserve"> selected.</w:t>
+        <w:t>Apply your filters.</w:t>
       </w:r>
     </w:p>
     <w:p>
@@ -1486,7 +1483,7 @@
         <w:pStyle w:val="ManualNumber"/>
       </w:pPr>
       <w:r>
-        <w:t>Apply filters.</w:t>
+        <w:t>Review the summary figures.</w:t>
       </w:r>
     </w:p>
     <w:p>
@@ -1494,7 +1491,7 @@
         <w:pStyle w:val="ManualNumber"/>
       </w:pPr>
       <w:r>
-        <w:t>Drill down into a selected event.</w:t>
+        <w:t>Drill into a single event if needed.</w:t>
       </w:r>
     </w:p>
     <w:p>
@@ -1502,7 +1499,7 @@
         <w:pStyle w:val="ManualNumber"/>
       </w:pPr>
       <w:r>
-        <w:t>Review or export the participant journey rows.</w:t>
+        <w:t>Export the result if needed.</w:t>
       </w:r>
     </w:p>
     <w:p/>
@@ -1511,7 +1508,7 @@
         <w:pStyle w:val="Heading2"/>
       </w:pPr>
       <w:r>
-        <w:t>Review a live or recent event</w:t>
+        <w:t>Review a specific event</w:t>
       </w:r>
     </w:p>
     <w:p>
@@ -1544,7 +1541,7 @@
         <w:pStyle w:val="ManualNumber"/>
       </w:pPr>
       <w:r>
-        <w:t>Choose the event.</w:t>
+        <w:t>Select the event.</w:t>
       </w:r>
     </w:p>
     <w:p>
@@ -1552,7 +1549,7 @@
         <w:pStyle w:val="ManualNumber"/>
       </w:pPr>
       <w:r>
-        <w:t>Review event details and participant information.</w:t>
+        <w:t>Review the event details and any participant information available to your role.</w:t>
       </w:r>
     </w:p>
     <w:p/>
@@ -1611,7 +1608,7 @@
         <w:pStyle w:val="ManualNumber"/>
       </w:pPr>
       <w:r>
-        <w:t>Tell the user to change it on next login.</w:t>
+        <w:t>Tell the user to change it after signing in.</w:t>
       </w:r>
     </w:p>
     <w:p/>
@@ -1628,7 +1625,7 @@
         <w:pStyle w:val="Heading2"/>
       </w:pPr>
       <w:r>
-        <w:t>No data appears</w:t>
+        <w:t>No data is showing</w:t>
       </w:r>
     </w:p>
     <w:p>
@@ -1661,7 +1658,7 @@
         <w:pStyle w:val="ManualBullet"/>
       </w:pPr>
       <w:r>
-        <w:t>confirm you are in the correct dashboard view</w:t>
+        <w:t>check that you are in the right screen</w:t>
       </w:r>
     </w:p>
     <w:p/>
@@ -1670,7 +1667,7 @@
         <w:pStyle w:val="Heading2"/>
       </w:pPr>
       <w:r>
-        <w:t>Reports do not refresh</w:t>
+        <w:t>A report is not updating</w:t>
       </w:r>
     </w:p>
     <w:p>
@@ -1700,6 +1697,9 @@
         </w:rPr>
         <w:t>Apply Advanced Filters</w:t>
       </w:r>
+      <w:r>
+        <w:t xml:space="preserve"> if you changed advanced controls</w:t>
+      </w:r>
     </w:p>
     <w:p/>
     <w:p>
@@ -1715,7 +1715,7 @@
         <w:pStyle w:val="ManualBullet"/>
       </w:pPr>
       <w:r>
-        <w:t>not every event provides names in Beacon</w:t>
+        <w:t>not all events include names in the source data</w:t>
       </w:r>
     </w:p>
     <w:p>
@@ -1723,7 +1723,7 @@
         <w:pStyle w:val="ManualBullet"/>
       </w:pPr>
       <w:r>
-        <w:t>RPL users do not get named attendee detail in KPI participant drill-down</w:t>
+        <w:t>some roles do not have permission to view personal data</w:t>
       </w:r>
     </w:p>
     <w:p/>
@@ -1732,7 +1732,7 @@
         <w:pStyle w:val="Heading2"/>
       </w:pPr>
       <w:r>
-        <w:t>Dashboard looks stale</w:t>
+        <w:t>The dashboard looks out of date</w:t>
       </w:r>
     </w:p>
     <w:p>
@@ -1763,7 +1763,7 @@
         <w:pStyle w:val="Heading2"/>
       </w:pPr>
       <w:r>
-        <w:t>Funder data looks empty</w:t>
+        <w:t>Funder figures look empty</w:t>
       </w:r>
     </w:p>
     <w:p>
@@ -1779,150 +1779,7 @@
         <w:pStyle w:val="ManualBullet"/>
       </w:pPr>
       <w:r>
-        <w:t>confirm the selected or assigned funder has matching records</w:t>
-      </w:r>
-    </w:p>
-    <w:p/>
-    <w:p>
-      <w:pPr>
-        <w:pStyle w:val="Heading1"/>
-      </w:pPr>
-      <w:r>
-        <w:t>9. File guide</w:t>
-      </w:r>
-    </w:p>
-    <w:p>
-      <w:r>
-        <w:t>Role manuals:</w:t>
-      </w:r>
-    </w:p>
-    <w:p/>
-    <w:p>
-      <w:pPr>
-        <w:pStyle w:val="ManualBullet"/>
-      </w:pPr>
-      <w:r>
-        <w:rPr>
-          <w:rFonts w:ascii="Consolas" w:hAnsi="Consolas"/>
-        </w:rPr>
-        <w:t>docs/manuals/RPL-MANUAL.md</w:t>
-      </w:r>
-    </w:p>
-    <w:p>
-      <w:pPr>
-        <w:pStyle w:val="ManualBullet"/>
-      </w:pPr>
-      <w:r>
-        <w:rPr>
-          <w:rFonts w:ascii="Consolas" w:hAnsi="Consolas"/>
-        </w:rPr>
-        <w:t>docs/manuals/MANAGER-MANUAL.md</w:t>
-      </w:r>
-    </w:p>
-    <w:p>
-      <w:pPr>
-        <w:pStyle w:val="ManualBullet"/>
-      </w:pPr>
-      <w:r>
-        <w:rPr>
-          <w:rFonts w:ascii="Consolas" w:hAnsi="Consolas"/>
-        </w:rPr>
-        <w:t>docs/manuals/ML-MANUAL.md</w:t>
-      </w:r>
-    </w:p>
-    <w:p>
-      <w:pPr>
-        <w:pStyle w:val="ManualBullet"/>
-      </w:pPr>
-      <w:r>
-        <w:rPr>
-          <w:rFonts w:ascii="Consolas" w:hAnsi="Consolas"/>
-        </w:rPr>
-        <w:t>docs/manuals/ADMIN-MANUAL.md</w:t>
-      </w:r>
-    </w:p>
-    <w:p>
-      <w:pPr>
-        <w:pStyle w:val="ManualBullet"/>
-      </w:pPr>
-      <w:r>
-        <w:rPr>
-          <w:rFonts w:ascii="Consolas" w:hAnsi="Consolas"/>
-        </w:rPr>
-        <w:t>docs/manuals/FUNDER-MANUAL.md</w:t>
-      </w:r>
-    </w:p>
-    <w:p/>
-    <w:p>
-      <w:r>
-        <w:t>Shared visuals:</w:t>
-      </w:r>
-    </w:p>
-    <w:p/>
-    <w:p>
-      <w:pPr>
-        <w:pStyle w:val="ManualBullet"/>
-      </w:pPr>
-      <w:r>
-        <w:rPr>
-          <w:rFonts w:ascii="Consolas" w:hAnsi="Consolas"/>
-        </w:rPr>
-        <w:t>docs/manuals/images/dashboard-navigation.svg</w:t>
-      </w:r>
-    </w:p>
-    <w:p>
-      <w:pPr>
-        <w:pStyle w:val="ManualBullet"/>
-      </w:pPr>
-      <w:r>
-        <w:rPr>
-          <w:rFonts w:ascii="Consolas" w:hAnsi="Consolas"/>
-        </w:rPr>
-        <w:t>docs/manuals/images/kpi-dashboard-guide.svg</w:t>
-      </w:r>
-    </w:p>
-    <w:p>
-      <w:pPr>
-        <w:pStyle w:val="ManualBullet"/>
-      </w:pPr>
-      <w:r>
-        <w:rPr>
-          <w:rFonts w:ascii="Consolas" w:hAnsi="Consolas"/>
-        </w:rPr>
-        <w:t>docs/manuals/images/custom-reports-guide.svg</w:t>
-      </w:r>
-    </w:p>
-    <w:p>
-      <w:pPr>
-        <w:pStyle w:val="ManualBullet"/>
-      </w:pPr>
-      <w:r>
-        <w:rPr>
-          <w:rFonts w:ascii="Consolas" w:hAnsi="Consolas"/>
-        </w:rPr>
-        <w:t>docs/manuals/images/ml-dashboard-guide.svg</w:t>
-      </w:r>
-    </w:p>
-    <w:p>
-      <w:pPr>
-        <w:pStyle w:val="ManualBullet"/>
-      </w:pPr>
-      <w:r>
-        <w:rPr>
-          <w:rFonts w:ascii="Consolas" w:hAnsi="Consolas"/>
-        </w:rPr>
-        <w:t>docs/manuals/images/funder-dashboard-guide.svg</w:t>
-      </w:r>
-    </w:p>
-    <w:p>
-      <w:pPr>
-        <w:pStyle w:val="ManualBullet"/>
-      </w:pPr>
-      <w:r>
-        <w:rPr>
-          <w:rFonts w:ascii="Consolas" w:hAnsi="Consolas"/>
-        </w:rPr>
-        <w:t>docs/manuals/images/admin-dashboard-guide.svg</w:t>
+        <w:t>confirm the correct funder is selected or assigned</w:t>
       </w:r>
     </w:p>
     <w:sectPr>

--- a/docs/manuals/docx/FULL-DASHBOARD-MANUAL.docx
+++ b/docs/manuals/docx/FULL-DASHBOARD-MANUAL.docx
@@ -104,18 +104,18 @@
         <w:pStyle w:val="Heading1"/>
       </w:pPr>
       <w:r>
-        <w:t>1. About this guide</w:t>
-      </w:r>
-    </w:p>
-    <w:p>
-      <w:r>
-        <w:t>This is the all-in-one handbook for the Regional KPI Dashboard.</w:t>
+        <w:t>1. Introduction</w:t>
+      </w:r>
+    </w:p>
+    <w:p>
+      <w:r>
+        <w:t>This is the full handbook for the Regional KPI Dashboard.</w:t>
       </w:r>
     </w:p>
     <w:p/>
     <w:p>
       <w:r>
-        <w:t>Use it when:</w:t>
+        <w:t>It is intended for:</w:t>
       </w:r>
     </w:p>
     <w:p/>
@@ -124,7 +124,7 @@
         <w:pStyle w:val="ManualBullet"/>
       </w:pPr>
       <w:r>
-        <w:t>onboarding new users</w:t>
+        <w:t>new starters</w:t>
       </w:r>
     </w:p>
     <w:p>
@@ -132,7 +132,7 @@
         <w:pStyle w:val="ManualBullet"/>
       </w:pPr>
       <w:r>
-        <w:t>checking which role can do what</w:t>
+        <w:t>support staff</w:t>
       </w:r>
     </w:p>
     <w:p>
@@ -140,7 +140,7 @@
         <w:pStyle w:val="ManualBullet"/>
       </w:pPr>
       <w:r>
-        <w:t>supporting people across different teams</w:t>
+        <w:t>managers helping other users</w:t>
       </w:r>
     </w:p>
     <w:p>
@@ -148,21 +148,105 @@
         <w:pStyle w:val="ManualBullet"/>
       </w:pPr>
       <w:r>
-        <w:t>you want one guide instead of several separate manuals</w:t>
+        <w:t>anyone who wants one complete guide to the whole system</w:t>
       </w:r>
     </w:p>
     <w:p/>
     <w:p>
+      <w:r>
+        <w:t>The dashboard combines several types of work in one place:</w:t>
+      </w:r>
+    </w:p>
+    <w:p/>
+    <w:p>
+      <w:pPr>
+        <w:pStyle w:val="ManualBullet"/>
+      </w:pPr>
+      <w:r>
+        <w:t>headline KPI review</w:t>
+      </w:r>
+    </w:p>
+    <w:p>
+      <w:pPr>
+        <w:pStyle w:val="ManualBullet"/>
+      </w:pPr>
+      <w:r>
+        <w:t>structured reporting and exports</w:t>
+      </w:r>
+    </w:p>
+    <w:p>
+      <w:pPr>
+        <w:pStyle w:val="ManualBullet"/>
+      </w:pPr>
+      <w:r>
+        <w:t>event-level operational review</w:t>
+      </w:r>
+    </w:p>
+    <w:p>
+      <w:pPr>
+        <w:pStyle w:val="ManualBullet"/>
+      </w:pPr>
+      <w:r>
+        <w:t>funder-facing summary reporting</w:t>
+      </w:r>
+    </w:p>
+    <w:p>
+      <w:pPr>
+        <w:pStyle w:val="ManualBullet"/>
+      </w:pPr>
+      <w:r>
+        <w:t>qualitative case study capture</w:t>
+      </w:r>
+    </w:p>
+    <w:p>
+      <w:pPr>
+        <w:pStyle w:val="ManualBullet"/>
+      </w:pPr>
+      <w:r>
+        <w:t>administrative support and maintenance</w:t>
+      </w:r>
+    </w:p>
+    <w:p/>
+    <w:p>
+      <w:r>
+        <w:t>Not every user sees every part of the dashboard. Access depends on role.</w:t>
+      </w:r>
+    </w:p>
+    <w:p/>
+    <w:p>
       <w:pPr>
         <w:pStyle w:val="Heading1"/>
       </w:pPr>
       <w:r>
-        <w:t>2. Main dashboard areas</w:t>
-      </w:r>
-    </w:p>
-    <w:p>
-      <w:r>
-        <w:t>The dashboard is split into these views:</w:t>
+        <w:t>2. Core ideas shared across the dashboard</w:t>
+      </w:r>
+    </w:p>
+    <w:p>
+      <w:pPr>
+        <w:pStyle w:val="Heading2"/>
+      </w:pPr>
+      <w:r>
+        <w:t>2.1 View Mode</w:t>
+      </w:r>
+    </w:p>
+    <w:p>
+      <w:r>
+        <w:t xml:space="preserve">Users move between screens using </w:t>
+      </w:r>
+      <w:r>
+        <w:rPr>
+          <w:rFonts w:ascii="Consolas" w:hAnsi="Consolas"/>
+        </w:rPr>
+        <w:t>View Mode</w:t>
+      </w:r>
+      <w:r>
+        <w:t xml:space="preserve"> in the left sidebar.</w:t>
+      </w:r>
+    </w:p>
+    <w:p/>
+    <w:p>
+      <w:r>
+        <w:t>Common screens include:</w:t>
       </w:r>
     </w:p>
     <w:p/>
@@ -218,6 +302,17 @@
         <w:rPr>
           <w:rFonts w:ascii="Consolas" w:hAnsi="Consolas"/>
         </w:rPr>
+        <w:t>Data Request Form</w:t>
+      </w:r>
+    </w:p>
+    <w:p>
+      <w:pPr>
+        <w:pStyle w:val="ManualBullet"/>
+      </w:pPr>
+      <w:r>
+        <w:rPr>
+          <w:rFonts w:ascii="Consolas" w:hAnsi="Consolas"/>
+        </w:rPr>
         <w:t>Funder Dashboard</w:t>
       </w:r>
     </w:p>
@@ -234,113 +329,159 @@
     </w:p>
     <w:p/>
     <w:p>
-      <w:r>
-        <w:t xml:space="preserve">Most users move between screens using </w:t>
-      </w:r>
-      <w:r>
-        <w:rPr>
-          <w:rFonts w:ascii="Consolas" w:hAnsi="Consolas"/>
-        </w:rPr>
-        <w:t>View Mode</w:t>
-      </w:r>
-      <w:r>
-        <w:t xml:space="preserve"> in the left sidebar.</w:t>
+      <w:pPr>
+        <w:pStyle w:val="Heading2"/>
+      </w:pPr>
+      <w:r>
+        <w:t>2.2 Region and timeframe</w:t>
+      </w:r>
+    </w:p>
+    <w:p>
+      <w:r>
+        <w:t>Most views depend on:</w:t>
       </w:r>
     </w:p>
     <w:p/>
     <w:p>
       <w:pPr>
+        <w:pStyle w:val="ManualBullet"/>
+      </w:pPr>
+      <w:r>
+        <w:t>region filters</w:t>
+      </w:r>
+    </w:p>
+    <w:p>
+      <w:pPr>
+        <w:pStyle w:val="ManualBullet"/>
+      </w:pPr>
+      <w:r>
+        <w:t>timeframe filters</w:t>
+      </w:r>
+    </w:p>
+    <w:p/>
+    <w:p>
+      <w:r>
+        <w:t>If expected data is missing, start broad and then narrow down.</w:t>
+      </w:r>
+    </w:p>
+    <w:p/>
+    <w:p>
+      <w:pPr>
+        <w:pStyle w:val="Heading2"/>
+      </w:pPr>
+      <w:r>
+        <w:t>2.3 Last Data Refresh</w:t>
+      </w:r>
+    </w:p>
+    <w:p>
+      <w:r>
+        <w:t>The sidebar shows when the dashboard last refreshed.</w:t>
+      </w:r>
+    </w:p>
+    <w:p/>
+    <w:p>
+      <w:r>
+        <w:t>Always check this before using data in:</w:t>
+      </w:r>
+    </w:p>
+    <w:p/>
+    <w:p>
+      <w:pPr>
+        <w:pStyle w:val="ManualBullet"/>
+      </w:pPr>
+      <w:r>
+        <w:t>meetings</w:t>
+      </w:r>
+    </w:p>
+    <w:p>
+      <w:pPr>
+        <w:pStyle w:val="ManualBullet"/>
+      </w:pPr>
+      <w:r>
+        <w:t>reports</w:t>
+      </w:r>
+    </w:p>
+    <w:p>
+      <w:pPr>
+        <w:pStyle w:val="ManualBullet"/>
+      </w:pPr>
+      <w:r>
+        <w:t>presentations</w:t>
+      </w:r>
+    </w:p>
+    <w:p>
+      <w:pPr>
+        <w:pStyle w:val="ManualBullet"/>
+      </w:pPr>
+      <w:r>
+        <w:t>support decisions</w:t>
+      </w:r>
+    </w:p>
+    <w:p/>
+    <w:p>
+      <w:pPr>
+        <w:pStyle w:val="Heading2"/>
+      </w:pPr>
+      <w:r>
+        <w:t>2.4 Drill-down</w:t>
+      </w:r>
+    </w:p>
+    <w:p>
+      <w:r>
+        <w:t>Many KPI cards can be opened to show the rows behind a total.</w:t>
+      </w:r>
+    </w:p>
+    <w:p/>
+    <w:p>
+      <w:r>
+        <w:t>Drill-down helps users move from:</w:t>
+      </w:r>
+    </w:p>
+    <w:p/>
+    <w:p>
+      <w:pPr>
+        <w:pStyle w:val="ManualBullet"/>
+      </w:pPr>
+      <w:r>
+        <w:t>summary</w:t>
+      </w:r>
+    </w:p>
+    <w:p/>
+    <w:p>
+      <w:r>
+        <w:t>to:</w:t>
+      </w:r>
+    </w:p>
+    <w:p/>
+    <w:p>
+      <w:pPr>
+        <w:pStyle w:val="ManualBullet"/>
+      </w:pPr>
+      <w:r>
+        <w:t>explanation</w:t>
+      </w:r>
+    </w:p>
+    <w:p/>
+    <w:p>
+      <w:pPr>
+        <w:pStyle w:val="Heading2"/>
+      </w:pPr>
+      <w:r>
+        <w:t>2.5 Role-based access</w:t>
+      </w:r>
+    </w:p>
+    <w:p>
+      <w:r>
+        <w:t>Different users see different views and different levels of detail. This is intentional. Missing screens or missing fields often reflect role design rather than a problem.</w:t>
+      </w:r>
+    </w:p>
+    <w:p/>
+    <w:p>
+      <w:pPr>
         <w:pStyle w:val="Heading1"/>
       </w:pPr>
       <w:r>
-        <w:t>3. Shared ideas across the dashboard</w:t>
-      </w:r>
-    </w:p>
-    <w:p>
-      <w:pPr>
-        <w:pStyle w:val="Heading2"/>
-      </w:pPr>
-      <w:r>
-        <w:t>Region and timeframe</w:t>
-      </w:r>
-    </w:p>
-    <w:p>
-      <w:r>
-        <w:t>Most screens use filters for:</w:t>
-      </w:r>
-    </w:p>
-    <w:p/>
-    <w:p>
-      <w:pPr>
-        <w:pStyle w:val="ManualBullet"/>
-      </w:pPr>
-      <w:r>
-        <w:t>region</w:t>
-      </w:r>
-    </w:p>
-    <w:p>
-      <w:pPr>
-        <w:pStyle w:val="ManualBullet"/>
-      </w:pPr>
-      <w:r>
-        <w:t>timeframe</w:t>
-      </w:r>
-    </w:p>
-    <w:p/>
-    <w:p>
-      <w:r>
-        <w:t>If you are not sure where data sits, start with a wide range first and then narrow down.</w:t>
-      </w:r>
-    </w:p>
-    <w:p/>
-    <w:p>
-      <w:pPr>
-        <w:pStyle w:val="Heading2"/>
-      </w:pPr>
-      <w:r>
-        <w:t>Drill-down</w:t>
-      </w:r>
-    </w:p>
-    <w:p>
-      <w:r>
-        <w:t>Many KPI cards open a popup that shows the records behind the number.</w:t>
-      </w:r>
-    </w:p>
-    <w:p/>
-    <w:p>
-      <w:pPr>
-        <w:pStyle w:val="Heading2"/>
-      </w:pPr>
-      <w:r>
-        <w:t>Last Data Refresh</w:t>
-      </w:r>
-    </w:p>
-    <w:p>
-      <w:r>
-        <w:t>The sidebar shows when the dashboard was last refreshed. Check this before using figures in meetings or reports.</w:t>
-      </w:r>
-    </w:p>
-    <w:p/>
-    <w:p>
-      <w:pPr>
-        <w:pStyle w:val="Heading2"/>
-      </w:pPr>
-      <w:r>
-        <w:t>Audit logging</w:t>
-      </w:r>
-    </w:p>
-    <w:p>
-      <w:r>
-        <w:t>Important changes and actions are recorded to support governance and support work.</w:t>
-      </w:r>
-    </w:p>
-    <w:p/>
-    <w:p>
-      <w:pPr>
-        <w:pStyle w:val="Heading1"/>
-      </w:pPr>
-      <w:r>
-        <w:t>4. Role summary</w:t>
+        <w:t>3. Role overview</w:t>
       </w:r>
     </w:p>
     <w:tbl>
@@ -382,7 +523,7 @@
           </w:tcPr>
           <w:p>
             <w:r>
-              <w:t>Main purpose</w:t>
+              <w:t>Typical use</w:t>
             </w:r>
           </w:p>
         </w:tc>
@@ -434,7 +575,7 @@
           </w:tcPr>
           <w:p>
             <w:r>
-              <w:t>no Admin, no ML, no personal data on the dashboard</w:t>
+              <w:t>no Admin, no ML, no personal data</w:t>
             </w:r>
           </w:p>
         </w:tc>
@@ -508,7 +649,7 @@
           </w:tcPr>
           <w:p>
             <w:r>
-              <w:t>event-by-event operational review</w:t>
+              <w:t>event-by-event operational work</w:t>
             </w:r>
           </w:p>
         </w:tc>
@@ -592,7 +733,7 @@
           </w:tcPr>
           <w:p>
             <w:r>
-              <w:t>safe summary reporting</w:t>
+              <w:t>safe high-level reporting</w:t>
             </w:r>
           </w:p>
         </w:tc>
@@ -614,7 +755,7 @@
         <w:pStyle w:val="Heading1"/>
       </w:pPr>
       <w:r>
-        <w:t>5. Screen guide</w:t>
+        <w:t>4. Screen-by-screen guide</w:t>
       </w:r>
     </w:p>
     <w:p>
@@ -622,7 +763,7 @@
         <w:pStyle w:val="Heading2"/>
       </w:pPr>
       <w:r>
-        <w:t>KPI Dashboard</w:t>
+        <w:t>4.1 KPI Dashboard</w:t>
       </w:r>
     </w:p>
     <w:p>
@@ -664,7 +805,16 @@
     <w:p/>
     <w:p>
       <w:r>
-        <w:t>Best for:</w:t>
+        <w:t xml:space="preserve">Use </w:t>
+      </w:r>
+      <w:r>
+        <w:rPr>
+          <w:rFonts w:ascii="Consolas" w:hAnsi="Consolas"/>
+        </w:rPr>
+        <w:t>KPI Dashboard</w:t>
+      </w:r>
+      <w:r>
+        <w:t xml:space="preserve"> for:</w:t>
       </w:r>
     </w:p>
     <w:p/>
@@ -694,11 +844,64 @@
     </w:p>
     <w:p/>
     <w:p>
+      <w:r>
+        <w:t>Typical workflow:</w:t>
+      </w:r>
+    </w:p>
+    <w:p/>
+    <w:p>
+      <w:pPr>
+        <w:pStyle w:val="ManualNumber"/>
+      </w:pPr>
+      <w:r>
+        <w:t>Choose a region.</w:t>
+      </w:r>
+    </w:p>
+    <w:p>
+      <w:pPr>
+        <w:pStyle w:val="ManualNumber"/>
+      </w:pPr>
+      <w:r>
+        <w:t>Choose a timeframe.</w:t>
+      </w:r>
+    </w:p>
+    <w:p>
+      <w:pPr>
+        <w:pStyle w:val="ManualNumber"/>
+      </w:pPr>
+      <w:r>
+        <w:t>Choose a KPI section.</w:t>
+      </w:r>
+    </w:p>
+    <w:p>
+      <w:pPr>
+        <w:pStyle w:val="ManualNumber"/>
+      </w:pPr>
+      <w:r>
+        <w:t>Review the cards.</w:t>
+      </w:r>
+    </w:p>
+    <w:p>
+      <w:pPr>
+        <w:pStyle w:val="ManualNumber"/>
+      </w:pPr>
+      <w:r>
+        <w:t>Open drill-downs where needed.</w:t>
+      </w:r>
+    </w:p>
+    <w:p/>
+    <w:p>
+      <w:r>
+        <w:t>Use this screen first when you want the fastest answer.</w:t>
+      </w:r>
+    </w:p>
+    <w:p/>
+    <w:p>
       <w:pPr>
         <w:pStyle w:val="Heading2"/>
       </w:pPr>
       <w:r>
-        <w:t>Custom Reports Dashboard</w:t>
+        <w:t>4.2 Custom Reports Dashboard</w:t>
       </w:r>
     </w:p>
     <w:p>
@@ -740,7 +943,16 @@
     <w:p/>
     <w:p>
       <w:r>
-        <w:t>Best for:</w:t>
+        <w:t xml:space="preserve">Use </w:t>
+      </w:r>
+      <w:r>
+        <w:rPr>
+          <w:rFonts w:ascii="Consolas" w:hAnsi="Consolas"/>
+        </w:rPr>
+        <w:t>Custom Reports Dashboard</w:t>
+      </w:r>
+      <w:r>
+        <w:t xml:space="preserve"> for:</w:t>
       </w:r>
     </w:p>
     <w:p/>
@@ -749,7 +961,7 @@
         <w:pStyle w:val="ManualBullet"/>
       </w:pPr>
       <w:r>
-        <w:t>tables and charts</w:t>
+        <w:t>row-level tables</w:t>
       </w:r>
     </w:p>
     <w:p>
@@ -757,7 +969,7 @@
         <w:pStyle w:val="ManualBullet"/>
       </w:pPr>
       <w:r>
-        <w:t>filtering large datasets</w:t>
+        <w:t>charts</w:t>
       </w:r>
     </w:p>
     <w:p>
@@ -765,7 +977,7 @@
         <w:pStyle w:val="ManualBullet"/>
       </w:pPr>
       <w:r>
-        <w:t>CSV exports</w:t>
+        <w:t>filtered analysis</w:t>
       </w:r>
     </w:p>
     <w:p>
@@ -773,6 +985,14 @@
         <w:pStyle w:val="ManualBullet"/>
       </w:pPr>
       <w:r>
+        <w:t>exports</w:t>
+      </w:r>
+    </w:p>
+    <w:p>
+      <w:pPr>
+        <w:pStyle w:val="ManualBullet"/>
+      </w:pPr>
+      <w:r>
         <w:t>comparison work</w:t>
       </w:r>
     </w:p>
@@ -786,11 +1006,289 @@
     </w:p>
     <w:p/>
     <w:p>
+      <w:r>
+        <w:t>Typical workflow:</w:t>
+      </w:r>
+    </w:p>
+    <w:p/>
+    <w:p>
+      <w:pPr>
+        <w:pStyle w:val="ManualNumber"/>
+      </w:pPr>
+      <w:r>
+        <w:t>Choose one or more datasets.</w:t>
+      </w:r>
+    </w:p>
+    <w:p>
+      <w:pPr>
+        <w:pStyle w:val="ManualNumber"/>
+      </w:pPr>
+      <w:r>
+        <w:t>Choose an output type.</w:t>
+      </w:r>
+    </w:p>
+    <w:p>
+      <w:pPr>
+        <w:pStyle w:val="ManualNumber"/>
+      </w:pPr>
+      <w:r>
+        <w:t>Set region and timeframe.</w:t>
+      </w:r>
+    </w:p>
+    <w:p>
+      <w:pPr>
+        <w:pStyle w:val="ManualNumber"/>
+      </w:pPr>
+      <w:r>
+        <w:t xml:space="preserve">Click </w:t>
+      </w:r>
+      <w:r>
+        <w:rPr>
+          <w:rFonts w:ascii="Consolas" w:hAnsi="Consolas"/>
+        </w:rPr>
+        <w:t>Apply Report Filters</w:t>
+      </w:r>
+      <w:r>
+        <w:t>.</w:t>
+      </w:r>
+    </w:p>
+    <w:p>
+      <w:pPr>
+        <w:pStyle w:val="ManualNumber"/>
+      </w:pPr>
+      <w:r>
+        <w:t>Use advanced filters if needed.</w:t>
+      </w:r>
+    </w:p>
+    <w:p>
+      <w:pPr>
+        <w:pStyle w:val="ManualNumber"/>
+      </w:pPr>
+      <w:r>
+        <w:t>Review or export the result.</w:t>
+      </w:r>
+    </w:p>
+    <w:p/>
+    <w:p>
+      <w:r>
+        <w:t>This screen uses two levels of filtering:</w:t>
+      </w:r>
+    </w:p>
+    <w:p/>
+    <w:p>
+      <w:pPr>
+        <w:pStyle w:val="ManualBullet"/>
+      </w:pPr>
+      <w:r>
+        <w:t>the main report filters control datasets, output type, region, and timeframe</w:t>
+      </w:r>
+    </w:p>
+    <w:p>
+      <w:pPr>
+        <w:pStyle w:val="ManualBullet"/>
+      </w:pPr>
+      <w:r>
+        <w:t>the advanced filters refine the rows after the main report has loaded</w:t>
+      </w:r>
+    </w:p>
+    <w:p/>
+    <w:p>
+      <w:r>
+        <w:t>Available datasets can include:</w:t>
+      </w:r>
+    </w:p>
+    <w:p/>
+    <w:p>
+      <w:pPr>
+        <w:pStyle w:val="ManualBullet"/>
+      </w:pPr>
+      <w:r>
+        <w:rPr>
+          <w:rFonts w:ascii="Consolas" w:hAnsi="Consolas"/>
+        </w:rPr>
+        <w:t>People</w:t>
+      </w:r>
+      <w:r>
+        <w:t xml:space="preserve"> where the role allows it</w:t>
+      </w:r>
+    </w:p>
+    <w:p>
+      <w:pPr>
+        <w:pStyle w:val="ManualBullet"/>
+      </w:pPr>
+      <w:r>
+        <w:rPr>
+          <w:rFonts w:ascii="Consolas" w:hAnsi="Consolas"/>
+        </w:rPr>
+        <w:t>Organisations</w:t>
+      </w:r>
+    </w:p>
+    <w:p>
+      <w:pPr>
+        <w:pStyle w:val="ManualBullet"/>
+      </w:pPr>
+      <w:r>
+        <w:rPr>
+          <w:rFonts w:ascii="Consolas" w:hAnsi="Consolas"/>
+        </w:rPr>
+        <w:t>Events</w:t>
+      </w:r>
+    </w:p>
+    <w:p>
+      <w:pPr>
+        <w:pStyle w:val="ManualBullet"/>
+      </w:pPr>
+      <w:r>
+        <w:rPr>
+          <w:rFonts w:ascii="Consolas" w:hAnsi="Consolas"/>
+        </w:rPr>
+        <w:t>Payments</w:t>
+      </w:r>
+    </w:p>
+    <w:p>
+      <w:pPr>
+        <w:pStyle w:val="ManualBullet"/>
+      </w:pPr>
+      <w:r>
+        <w:rPr>
+          <w:rFonts w:ascii="Consolas" w:hAnsi="Consolas"/>
+        </w:rPr>
+        <w:t>Grants</w:t>
+      </w:r>
+    </w:p>
+    <w:p/>
+    <w:p>
+      <w:r>
+        <w:t>Available output types include:</w:t>
+      </w:r>
+    </w:p>
+    <w:p/>
+    <w:p>
+      <w:pPr>
+        <w:pStyle w:val="ManualBullet"/>
+      </w:pPr>
+      <w:r>
+        <w:rPr>
+          <w:rFonts w:ascii="Consolas" w:hAnsi="Consolas"/>
+        </w:rPr>
+        <w:t>Tabular</w:t>
+      </w:r>
+    </w:p>
+    <w:p>
+      <w:pPr>
+        <w:pStyle w:val="ManualBullet"/>
+      </w:pPr>
+      <w:r>
+        <w:rPr>
+          <w:rFonts w:ascii="Consolas" w:hAnsi="Consolas"/>
+        </w:rPr>
+        <w:t>Bar</w:t>
+      </w:r>
+    </w:p>
+    <w:p>
+      <w:pPr>
+        <w:pStyle w:val="ManualBullet"/>
+      </w:pPr>
+      <w:r>
+        <w:rPr>
+          <w:rFonts w:ascii="Consolas" w:hAnsi="Consolas"/>
+        </w:rPr>
+        <w:t>Line</w:t>
+      </w:r>
+    </w:p>
+    <w:p>
+      <w:pPr>
+        <w:pStyle w:val="ManualBullet"/>
+      </w:pPr>
+      <w:r>
+        <w:rPr>
+          <w:rFonts w:ascii="Consolas" w:hAnsi="Consolas"/>
+        </w:rPr>
+        <w:t>Pie</w:t>
+      </w:r>
+    </w:p>
+    <w:p>
+      <w:pPr>
+        <w:pStyle w:val="ManualBullet"/>
+      </w:pPr>
+      <w:r>
+        <w:rPr>
+          <w:rFonts w:ascii="Consolas" w:hAnsi="Consolas"/>
+        </w:rPr>
+        <w:t>UK Map</w:t>
+      </w:r>
+    </w:p>
+    <w:p>
+      <w:pPr>
+        <w:pStyle w:val="ManualBullet"/>
+      </w:pPr>
+      <w:r>
+        <w:rPr>
+          <w:rFonts w:ascii="Consolas" w:hAnsi="Consolas"/>
+        </w:rPr>
+        <w:t>Comparison Analysis</w:t>
+      </w:r>
+    </w:p>
+    <w:p>
+      <w:pPr>
+        <w:pStyle w:val="ManualBullet"/>
+      </w:pPr>
+      <w:r>
+        <w:rPr>
+          <w:rFonts w:ascii="Consolas" w:hAnsi="Consolas"/>
+        </w:rPr>
+        <w:t>Distance Analysis</w:t>
+      </w:r>
+    </w:p>
+    <w:p/>
+    <w:p>
+      <w:r>
+        <w:t xml:space="preserve">Use </w:t>
+      </w:r>
+      <w:r>
+        <w:rPr>
+          <w:rFonts w:ascii="Consolas" w:hAnsi="Consolas"/>
+        </w:rPr>
+        <w:t>Tabular</w:t>
+      </w:r>
+      <w:r>
+        <w:t xml:space="preserve"> for row checking and exports, </w:t>
+      </w:r>
+      <w:r>
+        <w:rPr>
+          <w:rFonts w:ascii="Consolas" w:hAnsi="Consolas"/>
+        </w:rPr>
+        <w:t>Line</w:t>
+      </w:r>
+      <w:r>
+        <w:t xml:space="preserve"> for time trends, </w:t>
+      </w:r>
+      <w:r>
+        <w:rPr>
+          <w:rFonts w:ascii="Consolas" w:hAnsi="Consolas"/>
+        </w:rPr>
+        <w:t>Comparison Analysis</w:t>
+      </w:r>
+      <w:r>
+        <w:t xml:space="preserve"> for direct group-versus-group comparison, and </w:t>
+      </w:r>
+      <w:r>
+        <w:rPr>
+          <w:rFonts w:ascii="Consolas" w:hAnsi="Consolas"/>
+        </w:rPr>
+        <w:t>Distance Analysis</w:t>
+      </w:r>
+      <w:r>
+        <w:t xml:space="preserve"> for participant travel summaries.</w:t>
+      </w:r>
+    </w:p>
+    <w:p/>
+    <w:p>
       <w:pPr>
         <w:pStyle w:val="Heading2"/>
       </w:pPr>
       <w:r>
-        <w:t>ML Dashboard</w:t>
+        <w:t>4.3 ML Dashboard</w:t>
       </w:r>
     </w:p>
     <w:p>
@@ -832,7 +1330,16 @@
     <w:p/>
     <w:p>
       <w:r>
-        <w:t>Best for:</w:t>
+        <w:t xml:space="preserve">Use </w:t>
+      </w:r>
+      <w:r>
+        <w:rPr>
+          <w:rFonts w:ascii="Consolas" w:hAnsi="Consolas"/>
+        </w:rPr>
+        <w:t>ML Dashboard</w:t>
+      </w:r>
+      <w:r>
+        <w:t xml:space="preserve"> for:</w:t>
       </w:r>
     </w:p>
     <w:p/>
@@ -841,7 +1348,7 @@
         <w:pStyle w:val="ManualBullet"/>
       </w:pPr>
       <w:r>
-        <w:t>one event at a time</w:t>
+        <w:t>reviewing one event at a time</w:t>
       </w:r>
     </w:p>
     <w:p>
@@ -849,7 +1356,7 @@
         <w:pStyle w:val="ManualBullet"/>
       </w:pPr>
       <w:r>
-        <w:t>reviewing event details</w:t>
+        <w:t>checking event details</w:t>
       </w:r>
     </w:p>
     <w:p>
@@ -857,16 +1364,72 @@
         <w:pStyle w:val="ManualBullet"/>
       </w:pPr>
       <w:r>
-        <w:t>checking participant, medical, and emergency information where the role allows it</w:t>
+        <w:t>reviewing participant information where the role allows it</w:t>
+      </w:r>
+    </w:p>
+    <w:p>
+      <w:pPr>
+        <w:pStyle w:val="ManualBullet"/>
+      </w:pPr>
+      <w:r>
+        <w:t>reviewing medical and emergency information where available</w:t>
       </w:r>
     </w:p>
     <w:p/>
     <w:p>
+      <w:r>
+        <w:t>Typical workflow:</w:t>
+      </w:r>
+    </w:p>
+    <w:p/>
+    <w:p>
+      <w:pPr>
+        <w:pStyle w:val="ManualNumber"/>
+      </w:pPr>
+      <w:r>
+        <w:t>Set region and timeframe.</w:t>
+      </w:r>
+    </w:p>
+    <w:p>
+      <w:pPr>
+        <w:pStyle w:val="ManualNumber"/>
+      </w:pPr>
+      <w:r>
+        <w:t>Choose the event.</w:t>
+      </w:r>
+    </w:p>
+    <w:p>
+      <w:pPr>
+        <w:pStyle w:val="ManualNumber"/>
+      </w:pPr>
+      <w:r>
+        <w:t xml:space="preserve">Review </w:t>
+      </w:r>
+      <w:r>
+        <w:rPr>
+          <w:rFonts w:ascii="Consolas" w:hAnsi="Consolas"/>
+        </w:rPr>
+        <w:t>Event Details</w:t>
+      </w:r>
+      <w:r>
+        <w:t>.</w:t>
+      </w:r>
+    </w:p>
+    <w:p>
+      <w:pPr>
+        <w:pStyle w:val="ManualNumber"/>
+      </w:pPr>
+      <w:r>
+        <w:t>Review participant or additional event information.</w:t>
+      </w:r>
+    </w:p>
+    <w:p/>
+    <w:p>
       <w:pPr>
         <w:pStyle w:val="Heading2"/>
       </w:pPr>
       <w:r>
-        <w:t>Funder Dashboard</w:t>
+        <w:t>4.4 Funder Dashboard</w:t>
       </w:r>
     </w:p>
     <w:p>
@@ -908,7 +1471,16 @@
     <w:p/>
     <w:p>
       <w:r>
-        <w:t>Best for:</w:t>
+        <w:t xml:space="preserve">Use </w:t>
+      </w:r>
+      <w:r>
+        <w:rPr>
+          <w:rFonts w:ascii="Consolas" w:hAnsi="Consolas"/>
+        </w:rPr>
+        <w:t>Funder Dashboard</w:t>
+      </w:r>
+      <w:r>
+        <w:t xml:space="preserve"> for:</w:t>
       </w:r>
     </w:p>
     <w:p/>
@@ -917,7 +1489,7 @@
         <w:pStyle w:val="ManualBullet"/>
       </w:pPr>
       <w:r>
-        <w:t>safe funder-facing reporting</w:t>
+        <w:t>safe external-style reporting</w:t>
       </w:r>
     </w:p>
     <w:p>
@@ -946,11 +1518,59 @@
     </w:p>
     <w:p/>
     <w:p>
+      <w:r>
+        <w:t>Typical workflow:</w:t>
+      </w:r>
+    </w:p>
+    <w:p/>
+    <w:p>
+      <w:pPr>
+        <w:pStyle w:val="ManualNumber"/>
+      </w:pPr>
+      <w:r>
+        <w:t>Set the timeframe.</w:t>
+      </w:r>
+    </w:p>
+    <w:p>
+      <w:pPr>
+        <w:pStyle w:val="ManualNumber"/>
+      </w:pPr>
+      <w:r>
+        <w:t>Review the headline cards.</w:t>
+      </w:r>
+    </w:p>
+    <w:p>
+      <w:pPr>
+        <w:pStyle w:val="ManualNumber"/>
+      </w:pPr>
+      <w:r>
+        <w:t>Review the trend.</w:t>
+      </w:r>
+    </w:p>
+    <w:p>
+      <w:pPr>
+        <w:pStyle w:val="ManualNumber"/>
+      </w:pPr>
+      <w:r>
+        <w:t xml:space="preserve">Check </w:t>
+      </w:r>
+      <w:r>
+        <w:rPr>
+          <w:rFonts w:ascii="Consolas" w:hAnsi="Consolas"/>
+        </w:rPr>
+        <w:t>Last Data Refresh</w:t>
+      </w:r>
+      <w:r>
+        <w:t>.</w:t>
+      </w:r>
+    </w:p>
+    <w:p/>
+    <w:p>
       <w:pPr>
         <w:pStyle w:val="Heading2"/>
       </w:pPr>
       <w:r>
-        <w:t>Admin Dashboard</w:t>
+        <w:t>4.5 Admin Dashboard</w:t>
       </w:r>
     </w:p>
     <w:p>
@@ -992,7 +1612,16 @@
     <w:p/>
     <w:p>
       <w:r>
-        <w:t>Best for:</w:t>
+        <w:t xml:space="preserve">Use </w:t>
+      </w:r>
+      <w:r>
+        <w:rPr>
+          <w:rFonts w:ascii="Consolas" w:hAnsi="Consolas"/>
+        </w:rPr>
+        <w:t>Admin Dashboard</w:t>
+      </w:r>
+      <w:r>
+        <w:t xml:space="preserve"> for:</w:t>
       </w:r>
     </w:p>
     <w:p/>
@@ -1009,7 +1638,7 @@
         <w:pStyle w:val="ManualBullet"/>
       </w:pPr>
       <w:r>
-        <w:t>password resets</w:t>
+        <w:t>resetting passwords</w:t>
       </w:r>
     </w:p>
     <w:p>
@@ -1017,7 +1646,7 @@
         <w:pStyle w:val="ManualBullet"/>
       </w:pPr>
       <w:r>
-        <w:t>sync monitoring and manual refresh work</w:t>
+        <w:t>checking sync health</w:t>
       </w:r>
     </w:p>
     <w:p>
@@ -1025,16 +1654,224 @@
         <w:pStyle w:val="ManualBullet"/>
       </w:pPr>
       <w:r>
-        <w:t>audit review</w:t>
+        <w:t>running manual sync actions</w:t>
+      </w:r>
+    </w:p>
+    <w:p>
+      <w:pPr>
+        <w:pStyle w:val="ManualBullet"/>
+      </w:pPr>
+      <w:r>
+        <w:t>reviewing audit history</w:t>
       </w:r>
     </w:p>
     <w:p/>
     <w:p>
+      <w:r>
+        <w:t>Admin work should be deliberate and reasoned because many actions affect other users.</w:t>
+      </w:r>
+    </w:p>
+    <w:p/>
+    <w:p>
+      <w:pPr>
+        <w:pStyle w:val="Heading2"/>
+      </w:pPr>
+      <w:r>
+        <w:t>4.6 Case Studies</w:t>
+      </w:r>
+    </w:p>
+    <w:p>
+      <w:r>
+        <w:t xml:space="preserve">Use </w:t>
+      </w:r>
+      <w:r>
+        <w:rPr>
+          <w:rFonts w:ascii="Consolas" w:hAnsi="Consolas"/>
+        </w:rPr>
+        <w:t>Case Studies</w:t>
+      </w:r>
+      <w:r>
+        <w:t xml:space="preserve"> for:</w:t>
+      </w:r>
+    </w:p>
+    <w:p/>
+    <w:p>
+      <w:pPr>
+        <w:pStyle w:val="ManualBullet"/>
+      </w:pPr>
+      <w:r>
+        <w:t>reading stories and testimonials</w:t>
+      </w:r>
+    </w:p>
+    <w:p>
+      <w:pPr>
+        <w:pStyle w:val="ManualBullet"/>
+      </w:pPr>
+      <w:r>
+        <w:t>adding narrative evidence to reporting</w:t>
+      </w:r>
+    </w:p>
+    <w:p>
+      <w:pPr>
+        <w:pStyle w:val="ManualBullet"/>
+      </w:pPr>
+      <w:r>
+        <w:t>uploading new qualitative evidence</w:t>
+      </w:r>
+    </w:p>
+    <w:p/>
+    <w:p>
+      <w:r>
+        <w:t>Typical workflow:</w:t>
+      </w:r>
+    </w:p>
+    <w:p/>
+    <w:p>
+      <w:pPr>
+        <w:pStyle w:val="ManualNumber"/>
+      </w:pPr>
+      <w:r>
+        <w:t>Filter first to avoid duplicates.</w:t>
+      </w:r>
+    </w:p>
+    <w:p>
+      <w:pPr>
+        <w:pStyle w:val="ManualNumber"/>
+      </w:pPr>
+      <w:r>
+        <w:t>Review existing entries.</w:t>
+      </w:r>
+    </w:p>
+    <w:p>
+      <w:pPr>
+        <w:pStyle w:val="ManualNumber"/>
+      </w:pPr>
+      <w:r>
+        <w:t>Add a clear title, date, region, and story text when uploading.</w:t>
+      </w:r>
+    </w:p>
+    <w:p/>
+    <w:p>
+      <w:pPr>
+        <w:pStyle w:val="Heading2"/>
+      </w:pPr>
+      <w:r>
+        <w:t>4.7 Data Request Form</w:t>
+      </w:r>
+    </w:p>
+    <w:p>
+      <w:r>
+        <w:t xml:space="preserve">Use </w:t>
+      </w:r>
+      <w:r>
+        <w:rPr>
+          <w:rFonts w:ascii="Consolas" w:hAnsi="Consolas"/>
+        </w:rPr>
+        <w:t>Data Request Form</w:t>
+      </w:r>
+      <w:r>
+        <w:t xml:space="preserve"> for formal data access requests.</w:t>
+      </w:r>
+    </w:p>
+    <w:p/>
+    <w:p>
+      <w:r>
+        <w:t>All fields are required:</w:t>
+      </w:r>
+    </w:p>
+    <w:p/>
+    <w:p>
+      <w:pPr>
+        <w:pStyle w:val="ManualBullet"/>
+      </w:pPr>
+      <w:r>
+        <w:rPr>
+          <w:rFonts w:ascii="Consolas" w:hAnsi="Consolas"/>
+        </w:rPr>
+        <w:t>Name</w:t>
+      </w:r>
+    </w:p>
+    <w:p>
+      <w:pPr>
+        <w:pStyle w:val="ManualBullet"/>
+      </w:pPr>
+      <w:r>
+        <w:rPr>
+          <w:rFonts w:ascii="Consolas" w:hAnsi="Consolas"/>
+        </w:rPr>
+        <w:t>Email</w:t>
+      </w:r>
+    </w:p>
+    <w:p>
+      <w:pPr>
+        <w:pStyle w:val="ManualBullet"/>
+      </w:pPr>
+      <w:r>
+        <w:rPr>
+          <w:rFonts w:ascii="Consolas" w:hAnsi="Consolas"/>
+        </w:rPr>
+        <w:t>Date</w:t>
+      </w:r>
+    </w:p>
+    <w:p>
+      <w:pPr>
+        <w:pStyle w:val="ManualBullet"/>
+      </w:pPr>
+      <w:r>
+        <w:rPr>
+          <w:rFonts w:ascii="Consolas" w:hAnsi="Consolas"/>
+        </w:rPr>
+        <w:t>Time</w:t>
+      </w:r>
+    </w:p>
+    <w:p>
+      <w:pPr>
+        <w:pStyle w:val="ManualBullet"/>
+      </w:pPr>
+      <w:r>
+        <w:rPr>
+          <w:rFonts w:ascii="Consolas" w:hAnsi="Consolas"/>
+        </w:rPr>
+        <w:t>Reason for data request</w:t>
+      </w:r>
+    </w:p>
+    <w:p/>
+    <w:p>
+      <w:r>
+        <w:t xml:space="preserve">When a request is submitted, </w:t>
+      </w:r>
+      <w:r>
+        <w:rPr>
+          <w:rFonts w:ascii="Consolas" w:hAnsi="Consolas"/>
+        </w:rPr>
+        <w:t>Admin</w:t>
+      </w:r>
+      <w:r>
+        <w:t xml:space="preserve"> and </w:t>
+      </w:r>
+      <w:r>
+        <w:rPr>
+          <w:rFonts w:ascii="Consolas" w:hAnsi="Consolas"/>
+        </w:rPr>
+        <w:t>Manager</w:t>
+      </w:r>
+      <w:r>
+        <w:t xml:space="preserve"> users are notified in the dashboard.</w:t>
+      </w:r>
+    </w:p>
+    <w:p/>
+    <w:p>
+      <w:r>
+        <w:t>Admins can also use the same page to grant temporary access permissions to a single user with an expiry date and time.</w:t>
+      </w:r>
+    </w:p>
+    <w:p/>
+    <w:p>
       <w:pPr>
         <w:pStyle w:val="Heading1"/>
       </w:pPr>
       <w:r>
-        <w:t>6. Role-by-role summary</w:t>
+        <w:t>5. Role-by-role guide</w:t>
       </w:r>
     </w:p>
     <w:p>
@@ -1042,12 +1879,12 @@
         <w:pStyle w:val="Heading2"/>
       </w:pPr>
       <w:r>
-        <w:t>RPL</w:t>
-      </w:r>
-    </w:p>
-    <w:p>
-      <w:r>
-        <w:t>Use RPL access for:</w:t>
+        <w:t>5.1 RPL</w:t>
+      </w:r>
+    </w:p>
+    <w:p>
+      <w:r>
+        <w:t>RPL users mainly work with:</w:t>
       </w:r>
     </w:p>
     <w:p/>
@@ -1055,308 +1892,460 @@
       <w:pPr>
         <w:pStyle w:val="ManualBullet"/>
       </w:pPr>
-      <w:r>
-        <w:t>KPI monitoring</w:t>
-      </w:r>
-    </w:p>
-    <w:p>
-      <w:pPr>
-        <w:pStyle w:val="ManualBullet"/>
-      </w:pPr>
-      <w:r>
-        <w:t>custom reporting</w:t>
-      </w:r>
-    </w:p>
-    <w:p>
-      <w:pPr>
-        <w:pStyle w:val="ManualBullet"/>
-      </w:pPr>
-      <w:r>
-        <w:t>CSV export</w:t>
-      </w:r>
-    </w:p>
-    <w:p>
-      <w:pPr>
-        <w:pStyle w:val="ManualBullet"/>
-      </w:pPr>
-      <w:r>
-        <w:t>case study uploads</w:t>
-      </w:r>
-    </w:p>
-    <w:p/>
-    <w:p>
-      <w:r>
-        <w:t>RPL users can view summary figures but should not expect personal data anywhere in the dashboard.</w:t>
-      </w:r>
-    </w:p>
-    <w:p/>
-    <w:p>
-      <w:pPr>
-        <w:pStyle w:val="Heading2"/>
-      </w:pPr>
-      <w:r>
-        <w:t>Manager</w:t>
-      </w:r>
-    </w:p>
-    <w:p>
-      <w:r>
-        <w:t>Use Manager access for:</w:t>
-      </w:r>
-    </w:p>
-    <w:p/>
-    <w:p>
-      <w:pPr>
-        <w:pStyle w:val="ManualBullet"/>
-      </w:pPr>
-      <w:r>
-        <w:t>operational analysis</w:t>
-      </w:r>
-    </w:p>
-    <w:p>
-      <w:pPr>
-        <w:pStyle w:val="ManualBullet"/>
-      </w:pPr>
-      <w:r>
-        <w:t>KPI validation</w:t>
-      </w:r>
-    </w:p>
-    <w:p>
-      <w:pPr>
-        <w:pStyle w:val="ManualBullet"/>
-      </w:pPr>
-      <w:r>
-        <w:t>event review</w:t>
-      </w:r>
-    </w:p>
-    <w:p>
-      <w:pPr>
-        <w:pStyle w:val="ManualBullet"/>
-      </w:pPr>
-      <w:r>
-        <w:t>funder conversations</w:t>
-      </w:r>
-    </w:p>
-    <w:p>
-      <w:pPr>
-        <w:pStyle w:val="ManualBullet"/>
-      </w:pPr>
-      <w:r>
-        <w:t>cross-checking delivery detail</w:t>
-      </w:r>
-    </w:p>
-    <w:p/>
-    <w:p>
-      <w:pPr>
-        <w:pStyle w:val="Heading2"/>
-      </w:pPr>
-      <w:r>
-        <w:t>ML</w:t>
-      </w:r>
-    </w:p>
-    <w:p>
-      <w:r>
-        <w:t>Use ML access for:</w:t>
-      </w:r>
-    </w:p>
-    <w:p/>
-    <w:p>
-      <w:pPr>
-        <w:pStyle w:val="ManualBullet"/>
-      </w:pPr>
-      <w:r>
-        <w:t>reviewing one event at a time</w:t>
-      </w:r>
-    </w:p>
-    <w:p>
-      <w:pPr>
-        <w:pStyle w:val="ManualBullet"/>
-      </w:pPr>
-      <w:r>
-        <w:t>checking operational details before or after delivery</w:t>
-      </w:r>
-    </w:p>
-    <w:p>
-      <w:pPr>
-        <w:pStyle w:val="ManualBullet"/>
-      </w:pPr>
-      <w:r>
-        <w:t>reading and uploading case studies</w:t>
-      </w:r>
-    </w:p>
-    <w:p/>
-    <w:p>
-      <w:pPr>
-        <w:pStyle w:val="Heading2"/>
-      </w:pPr>
-      <w:r>
-        <w:t>Admin</w:t>
-      </w:r>
-    </w:p>
-    <w:p>
-      <w:r>
-        <w:t>Use Admin access for:</w:t>
-      </w:r>
-    </w:p>
-    <w:p/>
-    <w:p>
-      <w:pPr>
-        <w:pStyle w:val="ManualBullet"/>
-      </w:pPr>
-      <w:r>
-        <w:t>managing users</w:t>
-      </w:r>
-    </w:p>
-    <w:p>
-      <w:pPr>
-        <w:pStyle w:val="ManualBullet"/>
-      </w:pPr>
-      <w:r>
-        <w:t>resetting passwords</w:t>
-      </w:r>
-    </w:p>
-    <w:p>
-      <w:pPr>
-        <w:pStyle w:val="ManualBullet"/>
-      </w:pPr>
-      <w:r>
-        <w:t>monitoring sync health</w:t>
-      </w:r>
-    </w:p>
-    <w:p>
-      <w:pPr>
-        <w:pStyle w:val="ManualBullet"/>
-      </w:pPr>
-      <w:r>
-        <w:t>running manual sync actions</w:t>
-      </w:r>
-    </w:p>
-    <w:p>
-      <w:pPr>
-        <w:pStyle w:val="ManualBullet"/>
-      </w:pPr>
-      <w:r>
-        <w:t>reviewing audit history</w:t>
-      </w:r>
-    </w:p>
-    <w:p/>
-    <w:p>
-      <w:pPr>
-        <w:pStyle w:val="Heading2"/>
-      </w:pPr>
-      <w:r>
-        <w:t>Funder</w:t>
-      </w:r>
-    </w:p>
-    <w:p>
-      <w:r>
-        <w:t>Use Funder access for:</w:t>
-      </w:r>
-    </w:p>
-    <w:p/>
-    <w:p>
-      <w:pPr>
-        <w:pStyle w:val="ManualBullet"/>
-      </w:pPr>
-      <w:r>
-        <w:t>sponsor reporting</w:t>
-      </w:r>
-    </w:p>
-    <w:p>
-      <w:pPr>
-        <w:pStyle w:val="ManualBullet"/>
-      </w:pPr>
-      <w:r>
-        <w:t>high-level funding review</w:t>
-      </w:r>
-    </w:p>
-    <w:p>
-      <w:pPr>
-        <w:pStyle w:val="ManualBullet"/>
-      </w:pPr>
-      <w:r>
-        <w:t>safe aggregated summaries</w:t>
-      </w:r>
-    </w:p>
-    <w:p/>
-    <w:p>
-      <w:pPr>
-        <w:pStyle w:val="Heading1"/>
-      </w:pPr>
-      <w:r>
-        <w:t>7. Common tasks</w:t>
-      </w:r>
-    </w:p>
-    <w:p>
-      <w:pPr>
-        <w:pStyle w:val="Heading2"/>
-      </w:pPr>
-      <w:r>
-        <w:t>Check a KPI</w:t>
-      </w:r>
-    </w:p>
-    <w:p>
-      <w:pPr>
-        <w:pStyle w:val="ManualNumber"/>
-      </w:pPr>
-      <w:r>
-        <w:t xml:space="preserve">Open </w:t>
-      </w:r>
       <w:r>
         <w:rPr>
           <w:rFonts w:ascii="Consolas" w:hAnsi="Consolas"/>
         </w:rPr>
         <w:t>KPI Dashboard</w:t>
       </w:r>
-      <w:r>
-        <w:t>.</w:t>
-      </w:r>
-    </w:p>
-    <w:p>
-      <w:pPr>
-        <w:pStyle w:val="ManualNumber"/>
-      </w:pPr>
-      <w:r>
-        <w:t>Set region and timeframe.</w:t>
-      </w:r>
-    </w:p>
-    <w:p>
-      <w:pPr>
-        <w:pStyle w:val="ManualNumber"/>
-      </w:pPr>
-      <w:r>
-        <w:t>Choose the KPI section you need.</w:t>
-      </w:r>
-    </w:p>
-    <w:p>
-      <w:pPr>
-        <w:pStyle w:val="ManualNumber"/>
-      </w:pPr>
-      <w:r>
-        <w:t>Click the KPI card to see the supporting records.</w:t>
-      </w:r>
-    </w:p>
-    <w:p/>
-    <w:p>
-      <w:pPr>
-        <w:pStyle w:val="Heading2"/>
-      </w:pPr>
-      <w:r>
-        <w:t>Run a report</w:t>
-      </w:r>
-    </w:p>
-    <w:p>
-      <w:pPr>
-        <w:pStyle w:val="ManualNumber"/>
-      </w:pPr>
-      <w:r>
-        <w:t xml:space="preserve">Open </w:t>
-      </w:r>
+    </w:p>
+    <w:p>
+      <w:pPr>
+        <w:pStyle w:val="ManualBullet"/>
+      </w:pPr>
       <w:r>
         <w:rPr>
           <w:rFonts w:ascii="Consolas" w:hAnsi="Consolas"/>
         </w:rPr>
         <w:t>Custom Reports Dashboard</w:t>
       </w:r>
+    </w:p>
+    <w:p>
+      <w:pPr>
+        <w:pStyle w:val="ManualBullet"/>
+      </w:pPr>
+      <w:r>
+        <w:rPr>
+          <w:rFonts w:ascii="Consolas" w:hAnsi="Consolas"/>
+        </w:rPr>
+        <w:t>Case Studies</w:t>
+      </w:r>
+    </w:p>
+    <w:p>
+      <w:pPr>
+        <w:pStyle w:val="ManualBullet"/>
+      </w:pPr>
+      <w:r>
+        <w:rPr>
+          <w:rFonts w:ascii="Consolas" w:hAnsi="Consolas"/>
+        </w:rPr>
+        <w:t>Data Request Form</w:t>
+      </w:r>
+    </w:p>
+    <w:p/>
+    <w:p>
+      <w:r>
+        <w:t>Best for:</w:t>
+      </w:r>
+    </w:p>
+    <w:p/>
+    <w:p>
+      <w:pPr>
+        <w:pStyle w:val="ManualBullet"/>
+      </w:pPr>
+      <w:r>
+        <w:t>summary monitoring</w:t>
+      </w:r>
+    </w:p>
+    <w:p>
+      <w:pPr>
+        <w:pStyle w:val="ManualBullet"/>
+      </w:pPr>
+      <w:r>
+        <w:t>regional reporting</w:t>
+      </w:r>
+    </w:p>
+    <w:p>
+      <w:pPr>
+        <w:pStyle w:val="ManualBullet"/>
+      </w:pPr>
+      <w:r>
+        <w:t>structured exports</w:t>
+      </w:r>
+    </w:p>
+    <w:p>
+      <w:pPr>
+        <w:pStyle w:val="ManualBullet"/>
+      </w:pPr>
+      <w:r>
+        <w:t>narrative evidence</w:t>
+      </w:r>
+    </w:p>
+    <w:p/>
+    <w:p>
+      <w:r>
+        <w:t>Important limit:</w:t>
+      </w:r>
+    </w:p>
+    <w:p/>
+    <w:p>
+      <w:pPr>
+        <w:pStyle w:val="ManualBullet"/>
+      </w:pPr>
+      <w:r>
+        <w:t>RPL users should not see personal data</w:t>
+      </w:r>
+    </w:p>
+    <w:p/>
+    <w:p>
+      <w:pPr>
+        <w:pStyle w:val="Heading2"/>
+      </w:pPr>
+      <w:r>
+        <w:t>5.2 Manager</w:t>
+      </w:r>
+    </w:p>
+    <w:p>
+      <w:r>
+        <w:t>Managers mainly work with:</w:t>
+      </w:r>
+    </w:p>
+    <w:p/>
+    <w:p>
+      <w:pPr>
+        <w:pStyle w:val="ManualBullet"/>
+      </w:pPr>
+      <w:r>
+        <w:rPr>
+          <w:rFonts w:ascii="Consolas" w:hAnsi="Consolas"/>
+        </w:rPr>
+        <w:t>KPI Dashboard</w:t>
+      </w:r>
+    </w:p>
+    <w:p>
+      <w:pPr>
+        <w:pStyle w:val="ManualBullet"/>
+      </w:pPr>
+      <w:r>
+        <w:rPr>
+          <w:rFonts w:ascii="Consolas" w:hAnsi="Consolas"/>
+        </w:rPr>
+        <w:t>Custom Reports Dashboard</w:t>
+      </w:r>
+    </w:p>
+    <w:p>
+      <w:pPr>
+        <w:pStyle w:val="ManualBullet"/>
+      </w:pPr>
+      <w:r>
+        <w:rPr>
+          <w:rFonts w:ascii="Consolas" w:hAnsi="Consolas"/>
+        </w:rPr>
+        <w:t>Case Studies</w:t>
+      </w:r>
+    </w:p>
+    <w:p>
+      <w:pPr>
+        <w:pStyle w:val="ManualBullet"/>
+      </w:pPr>
+      <w:r>
+        <w:rPr>
+          <w:rFonts w:ascii="Consolas" w:hAnsi="Consolas"/>
+        </w:rPr>
+        <w:t>Data Request Form</w:t>
+      </w:r>
+    </w:p>
+    <w:p>
+      <w:pPr>
+        <w:pStyle w:val="ManualBullet"/>
+      </w:pPr>
+      <w:r>
+        <w:rPr>
+          <w:rFonts w:ascii="Consolas" w:hAnsi="Consolas"/>
+        </w:rPr>
+        <w:t>ML Dashboard</w:t>
+      </w:r>
+    </w:p>
+    <w:p>
+      <w:pPr>
+        <w:pStyle w:val="ManualBullet"/>
+      </w:pPr>
+      <w:r>
+        <w:rPr>
+          <w:rFonts w:ascii="Consolas" w:hAnsi="Consolas"/>
+        </w:rPr>
+        <w:t>Funder Dashboard</w:t>
+      </w:r>
+    </w:p>
+    <w:p/>
+    <w:p>
+      <w:r>
+        <w:t>Best for:</w:t>
+      </w:r>
+    </w:p>
+    <w:p/>
+    <w:p>
+      <w:pPr>
+        <w:pStyle w:val="ManualBullet"/>
+      </w:pPr>
+      <w:r>
+        <w:t>KPI validation</w:t>
+      </w:r>
+    </w:p>
+    <w:p>
+      <w:pPr>
+        <w:pStyle w:val="ManualBullet"/>
+      </w:pPr>
+      <w:r>
+        <w:t>operational review</w:t>
+      </w:r>
+    </w:p>
+    <w:p>
+      <w:pPr>
+        <w:pStyle w:val="ManualBullet"/>
+      </w:pPr>
+      <w:r>
+        <w:t>event-level checking</w:t>
+      </w:r>
+    </w:p>
+    <w:p>
+      <w:pPr>
+        <w:pStyle w:val="ManualBullet"/>
+      </w:pPr>
+      <w:r>
+        <w:t>leadership reporting</w:t>
+      </w:r>
+    </w:p>
+    <w:p>
+      <w:pPr>
+        <w:pStyle w:val="ManualBullet"/>
+      </w:pPr>
+      <w:r>
+        <w:t>sponsor-facing quality assurance</w:t>
+      </w:r>
+    </w:p>
+    <w:p/>
+    <w:p>
+      <w:pPr>
+        <w:pStyle w:val="Heading2"/>
+      </w:pPr>
+      <w:r>
+        <w:t>5.3 ML</w:t>
+      </w:r>
+    </w:p>
+    <w:p>
+      <w:r>
+        <w:t>ML users mainly work with:</w:t>
+      </w:r>
+    </w:p>
+    <w:p/>
+    <w:p>
+      <w:pPr>
+        <w:pStyle w:val="ManualBullet"/>
+      </w:pPr>
+      <w:r>
+        <w:rPr>
+          <w:rFonts w:ascii="Consolas" w:hAnsi="Consolas"/>
+        </w:rPr>
+        <w:t>ML Dashboard</w:t>
+      </w:r>
+    </w:p>
+    <w:p>
+      <w:pPr>
+        <w:pStyle w:val="ManualBullet"/>
+      </w:pPr>
+      <w:r>
+        <w:rPr>
+          <w:rFonts w:ascii="Consolas" w:hAnsi="Consolas"/>
+        </w:rPr>
+        <w:t>Case Studies</w:t>
+      </w:r>
+    </w:p>
+    <w:p>
+      <w:pPr>
+        <w:pStyle w:val="ManualBullet"/>
+      </w:pPr>
+      <w:r>
+        <w:rPr>
+          <w:rFonts w:ascii="Consolas" w:hAnsi="Consolas"/>
+        </w:rPr>
+        <w:t>Data Request Form</w:t>
+      </w:r>
+    </w:p>
+    <w:p/>
+    <w:p>
+      <w:r>
+        <w:t>Best for:</w:t>
+      </w:r>
+    </w:p>
+    <w:p/>
+    <w:p>
+      <w:pPr>
+        <w:pStyle w:val="ManualBullet"/>
+      </w:pPr>
+      <w:r>
+        <w:t>checking one event at a time</w:t>
+      </w:r>
+    </w:p>
+    <w:p>
+      <w:pPr>
+        <w:pStyle w:val="ManualBullet"/>
+      </w:pPr>
+      <w:r>
+        <w:t>confirming operational details</w:t>
+      </w:r>
+    </w:p>
+    <w:p>
+      <w:pPr>
+        <w:pStyle w:val="ManualBullet"/>
+      </w:pPr>
+      <w:r>
+        <w:t>reviewing participant information where available</w:t>
+      </w:r>
+    </w:p>
+    <w:p/>
+    <w:p>
+      <w:pPr>
+        <w:pStyle w:val="Heading2"/>
+      </w:pPr>
+      <w:r>
+        <w:t>5.4 Admin</w:t>
+      </w:r>
+    </w:p>
+    <w:p>
+      <w:r>
+        <w:t>Admins can use every view and are responsible for:</w:t>
+      </w:r>
+    </w:p>
+    <w:p/>
+    <w:p>
+      <w:pPr>
+        <w:pStyle w:val="ManualBullet"/>
+      </w:pPr>
+      <w:r>
+        <w:t>user management</w:t>
+      </w:r>
+    </w:p>
+    <w:p>
+      <w:pPr>
+        <w:pStyle w:val="ManualBullet"/>
+      </w:pPr>
+      <w:r>
+        <w:t>password resets</w:t>
+      </w:r>
+    </w:p>
+    <w:p>
+      <w:pPr>
+        <w:pStyle w:val="ManualBullet"/>
+      </w:pPr>
+      <w:r>
+        <w:t>sync review</w:t>
+      </w:r>
+    </w:p>
+    <w:p>
+      <w:pPr>
+        <w:pStyle w:val="ManualBullet"/>
+      </w:pPr>
+      <w:r>
+        <w:t>manual refresh actions</w:t>
+      </w:r>
+    </w:p>
+    <w:p>
+      <w:pPr>
+        <w:pStyle w:val="ManualBullet"/>
+      </w:pPr>
+      <w:r>
+        <w:t>audit and support work</w:t>
+      </w:r>
+    </w:p>
+    <w:p>
+      <w:pPr>
+        <w:pStyle w:val="ManualBullet"/>
+      </w:pPr>
+      <w:r>
+        <w:t>temporary access review and granting</w:t>
+      </w:r>
+    </w:p>
+    <w:p/>
+    <w:p>
+      <w:pPr>
+        <w:pStyle w:val="Heading2"/>
+      </w:pPr>
+      <w:r>
+        <w:t>5.5 Funder</w:t>
+      </w:r>
+    </w:p>
+    <w:p>
+      <w:r>
+        <w:t>Funder users mainly work with:</w:t>
+      </w:r>
+    </w:p>
+    <w:p/>
+    <w:p>
+      <w:pPr>
+        <w:pStyle w:val="ManualBullet"/>
+      </w:pPr>
+      <w:r>
+        <w:rPr>
+          <w:rFonts w:ascii="Consolas" w:hAnsi="Consolas"/>
+        </w:rPr>
+        <w:t>Funder Dashboard</w:t>
+      </w:r>
+    </w:p>
+    <w:p>
+      <w:pPr>
+        <w:pStyle w:val="ManualBullet"/>
+      </w:pPr>
+      <w:r>
+        <w:rPr>
+          <w:rFonts w:ascii="Consolas" w:hAnsi="Consolas"/>
+        </w:rPr>
+        <w:t>Data Request Form</w:t>
+      </w:r>
+    </w:p>
+    <w:p/>
+    <w:p>
+      <w:r>
+        <w:t>Best for:</w:t>
+      </w:r>
+    </w:p>
+    <w:p/>
+    <w:p>
+      <w:pPr>
+        <w:pStyle w:val="ManualBullet"/>
+      </w:pPr>
+      <w:r>
+        <w:t>high-level funding review</w:t>
+      </w:r>
+    </w:p>
+    <w:p>
+      <w:pPr>
+        <w:pStyle w:val="ManualBullet"/>
+      </w:pPr>
+      <w:r>
+        <w:t>restricted summary reporting</w:t>
+      </w:r>
+    </w:p>
+    <w:p/>
+    <w:p>
+      <w:pPr>
+        <w:pStyle w:val="Heading1"/>
+      </w:pPr>
+      <w:r>
+        <w:t>6. Common tasks</w:t>
+      </w:r>
+    </w:p>
+    <w:p>
+      <w:pPr>
+        <w:pStyle w:val="Heading2"/>
+      </w:pPr>
+      <w:r>
+        <w:t>6.1 Check a KPI</w:t>
+      </w:r>
+    </w:p>
+    <w:p>
+      <w:pPr>
+        <w:pStyle w:val="ManualNumber"/>
+      </w:pPr>
+      <w:r>
+        <w:t xml:space="preserve">Open </w:t>
+      </w:r>
+      <w:r>
+        <w:rPr>
+          <w:rFonts w:ascii="Consolas" w:hAnsi="Consolas"/>
+        </w:rPr>
+        <w:t>KPI Dashboard</w:t>
+      </w:r>
       <w:r>
         <w:t>.</w:t>
       </w:r>
@@ -1366,7 +2355,7 @@
         <w:pStyle w:val="ManualNumber"/>
       </w:pPr>
       <w:r>
-        <w:t>Choose the dataset or datasets you need.</w:t>
+        <w:t>Set region and timeframe.</w:t>
       </w:r>
     </w:p>
     <w:p>
@@ -1374,7 +2363,7 @@
         <w:pStyle w:val="ManualNumber"/>
       </w:pPr>
       <w:r>
-        <w:t>Choose the output type.</w:t>
+        <w:t>Choose the KPI section.</w:t>
       </w:r>
     </w:p>
     <w:p>
@@ -1382,7 +2371,647 @@
         <w:pStyle w:val="ManualNumber"/>
       </w:pPr>
       <w:r>
+        <w:t>Review the headline card.</w:t>
+      </w:r>
+    </w:p>
+    <w:p>
+      <w:pPr>
+        <w:pStyle w:val="ManualNumber"/>
+      </w:pPr>
+      <w:r>
+        <w:t>Open the drill-down if needed.</w:t>
+      </w:r>
+    </w:p>
+    <w:p/>
+    <w:p>
+      <w:pPr>
+        <w:pStyle w:val="Heading2"/>
+      </w:pPr>
+      <w:r>
+        <w:t>6.2 Build a report</w:t>
+      </w:r>
+    </w:p>
+    <w:p>
+      <w:pPr>
+        <w:pStyle w:val="ManualNumber"/>
+      </w:pPr>
+      <w:r>
+        <w:t xml:space="preserve">Open </w:t>
+      </w:r>
+      <w:r>
+        <w:rPr>
+          <w:rFonts w:ascii="Consolas" w:hAnsi="Consolas"/>
+        </w:rPr>
+        <w:t>Custom Reports Dashboard</w:t>
+      </w:r>
+      <w:r>
+        <w:t>.</w:t>
+      </w:r>
+    </w:p>
+    <w:p>
+      <w:pPr>
+        <w:pStyle w:val="ManualNumber"/>
+      </w:pPr>
+      <w:r>
+        <w:t>Choose the datasets.</w:t>
+      </w:r>
+    </w:p>
+    <w:p>
+      <w:pPr>
+        <w:pStyle w:val="ManualNumber"/>
+      </w:pPr>
+      <w:r>
+        <w:t>Choose an output type.</w:t>
+      </w:r>
+    </w:p>
+    <w:p>
+      <w:pPr>
+        <w:pStyle w:val="ManualNumber"/>
+      </w:pPr>
+      <w:r>
+        <w:t>Apply the main filters.</w:t>
+      </w:r>
+    </w:p>
+    <w:p>
+      <w:pPr>
+        <w:pStyle w:val="ManualNumber"/>
+      </w:pPr>
+      <w:r>
+        <w:t>Apply advanced filters if required.</w:t>
+      </w:r>
+    </w:p>
+    <w:p>
+      <w:pPr>
+        <w:pStyle w:val="ManualNumber"/>
+      </w:pPr>
+      <w:r>
+        <w:t>Review the result.</w:t>
+      </w:r>
+    </w:p>
+    <w:p>
+      <w:pPr>
+        <w:pStyle w:val="ManualNumber"/>
+      </w:pPr>
+      <w:r>
+        <w:t>Export CSV if needed.</w:t>
+      </w:r>
+    </w:p>
+    <w:p/>
+    <w:p>
+      <w:pPr>
+        <w:pStyle w:val="Heading2"/>
+      </w:pPr>
+      <w:r>
+        <w:t>6.3 Review participant travel</w:t>
+      </w:r>
+    </w:p>
+    <w:p>
+      <w:pPr>
+        <w:pStyle w:val="ManualNumber"/>
+      </w:pPr>
+      <w:r>
+        <w:t xml:space="preserve">Open </w:t>
+      </w:r>
+      <w:r>
+        <w:rPr>
+          <w:rFonts w:ascii="Consolas" w:hAnsi="Consolas"/>
+        </w:rPr>
+        <w:t>Custom Reports Dashboard</w:t>
+      </w:r>
+      <w:r>
+        <w:t>.</w:t>
+      </w:r>
+    </w:p>
+    <w:p>
+      <w:pPr>
+        <w:pStyle w:val="ManualNumber"/>
+      </w:pPr>
+      <w:r>
+        <w:t xml:space="preserve">Choose </w:t>
+      </w:r>
+      <w:r>
+        <w:rPr>
+          <w:rFonts w:ascii="Consolas" w:hAnsi="Consolas"/>
+        </w:rPr>
+        <w:t>Distance Analysis</w:t>
+      </w:r>
+      <w:r>
+        <w:t>.</w:t>
+      </w:r>
+    </w:p>
+    <w:p>
+      <w:pPr>
+        <w:pStyle w:val="ManualNumber"/>
+      </w:pPr>
+      <w:r>
+        <w:t>Apply the main filters.</w:t>
+      </w:r>
+    </w:p>
+    <w:p>
+      <w:pPr>
+        <w:pStyle w:val="ManualNumber"/>
+      </w:pPr>
+      <w:r>
+        <w:t>Review the summary metrics.</w:t>
+      </w:r>
+    </w:p>
+    <w:p>
+      <w:pPr>
+        <w:pStyle w:val="ManualNumber"/>
+      </w:pPr>
+      <w:r>
+        <w:t>Drill into a single event if needed.</w:t>
+      </w:r>
+    </w:p>
+    <w:p>
+      <w:pPr>
+        <w:pStyle w:val="ManualNumber"/>
+      </w:pPr>
+      <w:r>
+        <w:t>Export the results if needed.</w:t>
+      </w:r>
+    </w:p>
+    <w:p/>
+    <w:p>
+      <w:pPr>
+        <w:pStyle w:val="Heading2"/>
+      </w:pPr>
+      <w:r>
+        <w:t>6.4 Review a single event</w:t>
+      </w:r>
+    </w:p>
+    <w:p>
+      <w:pPr>
+        <w:pStyle w:val="ManualNumber"/>
+      </w:pPr>
+      <w:r>
+        <w:t xml:space="preserve">Open </w:t>
+      </w:r>
+      <w:r>
+        <w:rPr>
+          <w:rFonts w:ascii="Consolas" w:hAnsi="Consolas"/>
+        </w:rPr>
+        <w:t>ML Dashboard</w:t>
+      </w:r>
+      <w:r>
+        <w:t>.</w:t>
+      </w:r>
+    </w:p>
+    <w:p>
+      <w:pPr>
+        <w:pStyle w:val="ManualNumber"/>
+      </w:pPr>
+      <w:r>
         <w:t>Set region and timeframe.</w:t>
+      </w:r>
+    </w:p>
+    <w:p>
+      <w:pPr>
+        <w:pStyle w:val="ManualNumber"/>
+      </w:pPr>
+      <w:r>
+        <w:t>Choose the event.</w:t>
+      </w:r>
+    </w:p>
+    <w:p>
+      <w:pPr>
+        <w:pStyle w:val="ManualNumber"/>
+      </w:pPr>
+      <w:r>
+        <w:t>Review event details.</w:t>
+      </w:r>
+    </w:p>
+    <w:p>
+      <w:pPr>
+        <w:pStyle w:val="ManualNumber"/>
+      </w:pPr>
+      <w:r>
+        <w:t>Review participant or operational information as needed.</w:t>
+      </w:r>
+    </w:p>
+    <w:p/>
+    <w:p>
+      <w:pPr>
+        <w:pStyle w:val="Heading2"/>
+      </w:pPr>
+      <w:r>
+        <w:t>6.5 Handle a password reset</w:t>
+      </w:r>
+    </w:p>
+    <w:p>
+      <w:pPr>
+        <w:pStyle w:val="ManualNumber"/>
+      </w:pPr>
+      <w:r>
+        <w:t xml:space="preserve">Open </w:t>
+      </w:r>
+      <w:r>
+        <w:rPr>
+          <w:rFonts w:ascii="Consolas" w:hAnsi="Consolas"/>
+        </w:rPr>
+        <w:t>Admin Dashboard</w:t>
+      </w:r>
+      <w:r>
+        <w:t>.</w:t>
+      </w:r>
+    </w:p>
+    <w:p>
+      <w:pPr>
+        <w:pStyle w:val="ManualNumber"/>
+      </w:pPr>
+      <w:r>
+        <w:t xml:space="preserve">Open </w:t>
+      </w:r>
+      <w:r>
+        <w:rPr>
+          <w:rFonts w:ascii="Consolas" w:hAnsi="Consolas"/>
+        </w:rPr>
+        <w:t>Password Reset Requests</w:t>
+      </w:r>
+      <w:r>
+        <w:t>.</w:t>
+      </w:r>
+    </w:p>
+    <w:p>
+      <w:pPr>
+        <w:pStyle w:val="ManualNumber"/>
+      </w:pPr>
+      <w:r>
+        <w:t>Set a temporary password.</w:t>
+      </w:r>
+    </w:p>
+    <w:p>
+      <w:pPr>
+        <w:pStyle w:val="ManualNumber"/>
+      </w:pPr>
+      <w:r>
+        <w:t>Ask the user to change it after sign-in.</w:t>
+      </w:r>
+    </w:p>
+    <w:p/>
+    <w:p>
+      <w:pPr>
+        <w:pStyle w:val="Heading2"/>
+      </w:pPr>
+      <w:r>
+        <w:t>6.6 Submit or review a data request</w:t>
+      </w:r>
+    </w:p>
+    <w:p>
+      <w:pPr>
+        <w:pStyle w:val="ManualNumber"/>
+      </w:pPr>
+      <w:r>
+        <w:t xml:space="preserve">Open </w:t>
+      </w:r>
+      <w:r>
+        <w:rPr>
+          <w:rFonts w:ascii="Consolas" w:hAnsi="Consolas"/>
+        </w:rPr>
+        <w:t>Data Request Form</w:t>
+      </w:r>
+      <w:r>
+        <w:t>.</w:t>
+      </w:r>
+    </w:p>
+    <w:p>
+      <w:pPr>
+        <w:pStyle w:val="ManualNumber"/>
+      </w:pPr>
+      <w:r>
+        <w:t>Complete the required fields.</w:t>
+      </w:r>
+    </w:p>
+    <w:p>
+      <w:pPr>
+        <w:pStyle w:val="ManualNumber"/>
+      </w:pPr>
+      <w:r>
+        <w:t>Submit the request.</w:t>
+      </w:r>
+    </w:p>
+    <w:p>
+      <w:pPr>
+        <w:pStyle w:val="ManualNumber"/>
+      </w:pPr>
+      <w:r>
+        <w:t xml:space="preserve">If you are an </w:t>
+      </w:r>
+      <w:r>
+        <w:rPr>
+          <w:rFonts w:ascii="Consolas" w:hAnsi="Consolas"/>
+        </w:rPr>
+        <w:t>Admin</w:t>
+      </w:r>
+      <w:r>
+        <w:t xml:space="preserve"> or </w:t>
+      </w:r>
+      <w:r>
+        <w:rPr>
+          <w:rFonts w:ascii="Consolas" w:hAnsi="Consolas"/>
+        </w:rPr>
+        <w:t>Manager</w:t>
+      </w:r>
+      <w:r>
+        <w:t>, review the submitted request list and update its status.</w:t>
+      </w:r>
+    </w:p>
+    <w:p>
+      <w:pPr>
+        <w:pStyle w:val="ManualNumber"/>
+      </w:pPr>
+      <w:r>
+        <w:t xml:space="preserve">If you are an </w:t>
+      </w:r>
+      <w:r>
+        <w:rPr>
+          <w:rFonts w:ascii="Consolas" w:hAnsi="Consolas"/>
+        </w:rPr>
+        <w:t>Admin</w:t>
+      </w:r>
+      <w:r>
+        <w:t>, grant temporary access only where justified and with an expiry time.</w:t>
+      </w:r>
+    </w:p>
+    <w:p/>
+    <w:p>
+      <w:pPr>
+        <w:pStyle w:val="Heading1"/>
+      </w:pPr>
+      <w:r>
+        <w:t>7. How to read the main outputs</w:t>
+      </w:r>
+    </w:p>
+    <w:p>
+      <w:pPr>
+        <w:pStyle w:val="Heading2"/>
+      </w:pPr>
+      <w:r>
+        <w:t>7.1 Headline cards</w:t>
+      </w:r>
+    </w:p>
+    <w:p>
+      <w:r>
+        <w:t>Best for:</w:t>
+      </w:r>
+    </w:p>
+    <w:p/>
+    <w:p>
+      <w:pPr>
+        <w:pStyle w:val="ManualBullet"/>
+      </w:pPr>
+      <w:r>
+        <w:t>quick checks</w:t>
+      </w:r>
+    </w:p>
+    <w:p>
+      <w:pPr>
+        <w:pStyle w:val="ManualBullet"/>
+      </w:pPr>
+      <w:r>
+        <w:t>status updates</w:t>
+      </w:r>
+    </w:p>
+    <w:p>
+      <w:pPr>
+        <w:pStyle w:val="ManualBullet"/>
+      </w:pPr>
+      <w:r>
+        <w:t>meeting preparation</w:t>
+      </w:r>
+    </w:p>
+    <w:p/>
+    <w:p>
+      <w:pPr>
+        <w:pStyle w:val="Heading2"/>
+      </w:pPr>
+      <w:r>
+        <w:t>7.2 Drill-downs</w:t>
+      </w:r>
+    </w:p>
+    <w:p>
+      <w:r>
+        <w:t>Best for:</w:t>
+      </w:r>
+    </w:p>
+    <w:p/>
+    <w:p>
+      <w:pPr>
+        <w:pStyle w:val="ManualBullet"/>
+      </w:pPr>
+      <w:r>
+        <w:t>understanding what sits behind a number</w:t>
+      </w:r>
+    </w:p>
+    <w:p>
+      <w:pPr>
+        <w:pStyle w:val="ManualBullet"/>
+      </w:pPr>
+      <w:r>
+        <w:t>checking whether records look reasonable</w:t>
+      </w:r>
+    </w:p>
+    <w:p>
+      <w:pPr>
+        <w:pStyle w:val="ManualBullet"/>
+      </w:pPr>
+      <w:r>
+        <w:t>validating unusual totals</w:t>
+      </w:r>
+    </w:p>
+    <w:p/>
+    <w:p>
+      <w:pPr>
+        <w:pStyle w:val="Heading2"/>
+      </w:pPr>
+      <w:r>
+        <w:t>7.3 Reports</w:t>
+      </w:r>
+    </w:p>
+    <w:p>
+      <w:r>
+        <w:t>Best for:</w:t>
+      </w:r>
+    </w:p>
+    <w:p/>
+    <w:p>
+      <w:pPr>
+        <w:pStyle w:val="ManualBullet"/>
+      </w:pPr>
+      <w:r>
+        <w:t>structured analysis</w:t>
+      </w:r>
+    </w:p>
+    <w:p>
+      <w:pPr>
+        <w:pStyle w:val="ManualBullet"/>
+      </w:pPr>
+      <w:r>
+        <w:t>exports</w:t>
+      </w:r>
+    </w:p>
+    <w:p>
+      <w:pPr>
+        <w:pStyle w:val="ManualBullet"/>
+      </w:pPr>
+      <w:r>
+        <w:t>comparison across regions, dates, statuses, or categories</w:t>
+      </w:r>
+    </w:p>
+    <w:p/>
+    <w:p>
+      <w:pPr>
+        <w:pStyle w:val="Heading2"/>
+      </w:pPr>
+      <w:r>
+        <w:t>7.4 Case studies</w:t>
+      </w:r>
+    </w:p>
+    <w:p>
+      <w:r>
+        <w:t>Best for:</w:t>
+      </w:r>
+    </w:p>
+    <w:p/>
+    <w:p>
+      <w:pPr>
+        <w:pStyle w:val="ManualBullet"/>
+      </w:pPr>
+      <w:r>
+        <w:t>adding context to a number</w:t>
+      </w:r>
+    </w:p>
+    <w:p>
+      <w:pPr>
+        <w:pStyle w:val="ManualBullet"/>
+      </w:pPr>
+      <w:r>
+        <w:t>giving a real-life example</w:t>
+      </w:r>
+    </w:p>
+    <w:p>
+      <w:pPr>
+        <w:pStyle w:val="ManualBullet"/>
+      </w:pPr>
+      <w:r>
+        <w:t>supporting reports with narrative evidence</w:t>
+      </w:r>
+    </w:p>
+    <w:p/>
+    <w:p>
+      <w:pPr>
+        <w:pStyle w:val="Heading1"/>
+      </w:pPr>
+      <w:r>
+        <w:t>8. Good working practice</w:t>
+      </w:r>
+    </w:p>
+    <w:p>
+      <w:pPr>
+        <w:pStyle w:val="ManualBullet"/>
+      </w:pPr>
+      <w:r>
+        <w:t xml:space="preserve">check </w:t>
+      </w:r>
+      <w:r>
+        <w:rPr>
+          <w:rFonts w:ascii="Consolas" w:hAnsi="Consolas"/>
+        </w:rPr>
+        <w:t>Last Data Refresh</w:t>
+      </w:r>
+      <w:r>
+        <w:t xml:space="preserve"> before using figures</w:t>
+      </w:r>
+    </w:p>
+    <w:p>
+      <w:pPr>
+        <w:pStyle w:val="ManualBullet"/>
+      </w:pPr>
+      <w:r>
+        <w:t>widen filters first if something appears to be missing</w:t>
+      </w:r>
+    </w:p>
+    <w:p>
+      <w:pPr>
+        <w:pStyle w:val="ManualBullet"/>
+      </w:pPr>
+      <w:r>
+        <w:t>use the correct screen for the task</w:t>
+      </w:r>
+    </w:p>
+    <w:p>
+      <w:pPr>
+        <w:pStyle w:val="ManualBullet"/>
+      </w:pPr>
+      <w:r>
+        <w:t>validate unusual numbers before circulating them</w:t>
+      </w:r>
+    </w:p>
+    <w:p>
+      <w:pPr>
+        <w:pStyle w:val="ManualBullet"/>
+      </w:pPr>
+      <w:r>
+        <w:t>handle personal data carefully and only where the role allows it</w:t>
+      </w:r>
+    </w:p>
+    <w:p/>
+    <w:p>
+      <w:pPr>
+        <w:pStyle w:val="Heading1"/>
+      </w:pPr>
+      <w:r>
+        <w:t>9. Troubleshooting</w:t>
+      </w:r>
+    </w:p>
+    <w:p>
+      <w:pPr>
+        <w:pStyle w:val="Heading2"/>
+      </w:pPr>
+      <w:r>
+        <w:t>No data is showing</w:t>
+      </w:r>
+    </w:p>
+    <w:p>
+      <w:pPr>
+        <w:pStyle w:val="ManualNumber"/>
+      </w:pPr>
+      <w:r>
+        <w:t>Widen the timeframe.</w:t>
+      </w:r>
+    </w:p>
+    <w:p>
+      <w:pPr>
+        <w:pStyle w:val="ManualNumber"/>
+      </w:pPr>
+      <w:r>
+        <w:t xml:space="preserve">Try </w:t>
+      </w:r>
+      <w:r>
+        <w:rPr>
+          <w:rFonts w:ascii="Consolas" w:hAnsi="Consolas"/>
+        </w:rPr>
+        <w:t>All Regions</w:t>
+      </w:r>
+      <w:r>
+        <w:t xml:space="preserve"> where available.</w:t>
+      </w:r>
+    </w:p>
+    <w:p>
+      <w:pPr>
+        <w:pStyle w:val="ManualNumber"/>
+      </w:pPr>
+      <w:r>
+        <w:t>Confirm that you are in the correct screen.</w:t>
+      </w:r>
+    </w:p>
+    <w:p/>
+    <w:p>
+      <w:pPr>
+        <w:pStyle w:val="Heading2"/>
+      </w:pPr>
+      <w:r>
+        <w:t>A report is not updating</w:t>
       </w:r>
     </w:p>
     <w:p>
@@ -1407,289 +3036,7 @@
         <w:pStyle w:val="ManualNumber"/>
       </w:pPr>
       <w:r>
-        <w:t>Use advanced filters if needed.</w:t>
-      </w:r>
-    </w:p>
-    <w:p>
-      <w:pPr>
-        <w:pStyle w:val="ManualNumber"/>
-      </w:pPr>
-      <w:r>
-        <w:t>Export the result if required.</w:t>
-      </w:r>
-    </w:p>
-    <w:p/>
-    <w:p>
-      <w:pPr>
-        <w:pStyle w:val="Heading2"/>
-      </w:pPr>
-      <w:r>
-        <w:t>Review participant travel</w:t>
-      </w:r>
-    </w:p>
-    <w:p>
-      <w:pPr>
-        <w:pStyle w:val="ManualNumber"/>
-      </w:pPr>
-      <w:r>
-        <w:t xml:space="preserve">Open </w:t>
-      </w:r>
-      <w:r>
-        <w:rPr>
-          <w:rFonts w:ascii="Consolas" w:hAnsi="Consolas"/>
-        </w:rPr>
-        <w:t>Custom Reports Dashboard</w:t>
-      </w:r>
-      <w:r>
-        <w:t>.</w:t>
-      </w:r>
-    </w:p>
-    <w:p>
-      <w:pPr>
-        <w:pStyle w:val="ManualNumber"/>
-      </w:pPr>
-      <w:r>
-        <w:t xml:space="preserve">Set </w:t>
-      </w:r>
-      <w:r>
-        <w:rPr>
-          <w:rFonts w:ascii="Consolas" w:hAnsi="Consolas"/>
-        </w:rPr>
-        <w:t>Output Type</w:t>
-      </w:r>
-      <w:r>
-        <w:t xml:space="preserve"> to </w:t>
-      </w:r>
-      <w:r>
-        <w:rPr>
-          <w:rFonts w:ascii="Consolas" w:hAnsi="Consolas"/>
-        </w:rPr>
-        <w:t>Distance Analysis</w:t>
-      </w:r>
-      <w:r>
-        <w:t>.</w:t>
-      </w:r>
-    </w:p>
-    <w:p>
-      <w:pPr>
-        <w:pStyle w:val="ManualNumber"/>
-      </w:pPr>
-      <w:r>
-        <w:t>Apply your filters.</w:t>
-      </w:r>
-    </w:p>
-    <w:p>
-      <w:pPr>
-        <w:pStyle w:val="ManualNumber"/>
-      </w:pPr>
-      <w:r>
-        <w:t>Review the summary figures.</w:t>
-      </w:r>
-    </w:p>
-    <w:p>
-      <w:pPr>
-        <w:pStyle w:val="ManualNumber"/>
-      </w:pPr>
-      <w:r>
-        <w:t>Drill into a single event if needed.</w:t>
-      </w:r>
-    </w:p>
-    <w:p>
-      <w:pPr>
-        <w:pStyle w:val="ManualNumber"/>
-      </w:pPr>
-      <w:r>
-        <w:t>Export the result if needed.</w:t>
-      </w:r>
-    </w:p>
-    <w:p/>
-    <w:p>
-      <w:pPr>
-        <w:pStyle w:val="Heading2"/>
-      </w:pPr>
-      <w:r>
-        <w:t>Review a specific event</w:t>
-      </w:r>
-    </w:p>
-    <w:p>
-      <w:pPr>
-        <w:pStyle w:val="ManualNumber"/>
-      </w:pPr>
-      <w:r>
-        <w:t xml:space="preserve">Open </w:t>
-      </w:r>
-      <w:r>
-        <w:rPr>
-          <w:rFonts w:ascii="Consolas" w:hAnsi="Consolas"/>
-        </w:rPr>
-        <w:t>ML Dashboard</w:t>
-      </w:r>
-      <w:r>
-        <w:t>.</w:t>
-      </w:r>
-    </w:p>
-    <w:p>
-      <w:pPr>
-        <w:pStyle w:val="ManualNumber"/>
-      </w:pPr>
-      <w:r>
-        <w:t>Set region and timeframe.</w:t>
-      </w:r>
-    </w:p>
-    <w:p>
-      <w:pPr>
-        <w:pStyle w:val="ManualNumber"/>
-      </w:pPr>
-      <w:r>
-        <w:t>Select the event.</w:t>
-      </w:r>
-    </w:p>
-    <w:p>
-      <w:pPr>
-        <w:pStyle w:val="ManualNumber"/>
-      </w:pPr>
-      <w:r>
-        <w:t>Review the event details and any participant information available to your role.</w:t>
-      </w:r>
-    </w:p>
-    <w:p/>
-    <w:p>
-      <w:pPr>
-        <w:pStyle w:val="Heading2"/>
-      </w:pPr>
-      <w:r>
-        <w:t>Handle a password reset</w:t>
-      </w:r>
-    </w:p>
-    <w:p>
-      <w:pPr>
-        <w:pStyle w:val="ManualNumber"/>
-      </w:pPr>
-      <w:r>
-        <w:t xml:space="preserve">Open </w:t>
-      </w:r>
-      <w:r>
-        <w:rPr>
-          <w:rFonts w:ascii="Consolas" w:hAnsi="Consolas"/>
-        </w:rPr>
-        <w:t>Admin Dashboard</w:t>
-      </w:r>
-      <w:r>
-        <w:t>.</w:t>
-      </w:r>
-    </w:p>
-    <w:p>
-      <w:pPr>
-        <w:pStyle w:val="ManualNumber"/>
-      </w:pPr>
-      <w:r>
-        <w:t xml:space="preserve">Open </w:t>
-      </w:r>
-      <w:r>
-        <w:rPr>
-          <w:rFonts w:ascii="Consolas" w:hAnsi="Consolas"/>
-        </w:rPr>
-        <w:t>Password Reset Requests</w:t>
-      </w:r>
-      <w:r>
-        <w:t>.</w:t>
-      </w:r>
-    </w:p>
-    <w:p>
-      <w:pPr>
-        <w:pStyle w:val="ManualNumber"/>
-      </w:pPr>
-      <w:r>
-        <w:t>Set a temporary password.</w:t>
-      </w:r>
-    </w:p>
-    <w:p>
-      <w:pPr>
-        <w:pStyle w:val="ManualNumber"/>
-      </w:pPr>
-      <w:r>
-        <w:t>Tell the user to change it after signing in.</w:t>
-      </w:r>
-    </w:p>
-    <w:p/>
-    <w:p>
-      <w:pPr>
-        <w:pStyle w:val="Heading1"/>
-      </w:pPr>
-      <w:r>
-        <w:t>8. Troubleshooting</w:t>
-      </w:r>
-    </w:p>
-    <w:p>
-      <w:pPr>
-        <w:pStyle w:val="Heading2"/>
-      </w:pPr>
-      <w:r>
-        <w:t>No data is showing</w:t>
-      </w:r>
-    </w:p>
-    <w:p>
-      <w:pPr>
-        <w:pStyle w:val="ManualBullet"/>
-      </w:pPr>
-      <w:r>
-        <w:t>widen the timeframe</w:t>
-      </w:r>
-    </w:p>
-    <w:p>
-      <w:pPr>
-        <w:pStyle w:val="ManualBullet"/>
-      </w:pPr>
-      <w:r>
-        <w:t xml:space="preserve">try </w:t>
-      </w:r>
-      <w:r>
-        <w:rPr>
-          <w:rFonts w:ascii="Consolas" w:hAnsi="Consolas"/>
-        </w:rPr>
-        <w:t>All Regions</w:t>
-      </w:r>
-      <w:r>
-        <w:t xml:space="preserve"> where available</w:t>
-      </w:r>
-    </w:p>
-    <w:p>
-      <w:pPr>
-        <w:pStyle w:val="ManualBullet"/>
-      </w:pPr>
-      <w:r>
-        <w:t>check that you are in the right screen</w:t>
-      </w:r>
-    </w:p>
-    <w:p/>
-    <w:p>
-      <w:pPr>
-        <w:pStyle w:val="Heading2"/>
-      </w:pPr>
-      <w:r>
-        <w:t>A report is not updating</w:t>
-      </w:r>
-    </w:p>
-    <w:p>
-      <w:pPr>
-        <w:pStyle w:val="ManualBullet"/>
-      </w:pPr>
-      <w:r>
-        <w:t xml:space="preserve">click </w:t>
-      </w:r>
-      <w:r>
-        <w:rPr>
-          <w:rFonts w:ascii="Consolas" w:hAnsi="Consolas"/>
-        </w:rPr>
-        <w:t>Apply Report Filters</w:t>
-      </w:r>
-    </w:p>
-    <w:p>
-      <w:pPr>
-        <w:pStyle w:val="ManualBullet"/>
-      </w:pPr>
-      <w:r>
-        <w:t xml:space="preserve">click </w:t>
+        <w:t xml:space="preserve">Click </w:t>
       </w:r>
       <w:r>
         <w:rPr>
@@ -1698,7 +3045,7 @@
         <w:t>Apply Advanced Filters</w:t>
       </w:r>
       <w:r>
-        <w:t xml:space="preserve"> if you changed advanced controls</w:t>
+        <w:t xml:space="preserve"> if you changed advanced options.</w:t>
       </w:r>
     </w:p>
     <w:p/>
@@ -1715,7 +3062,7 @@
         <w:pStyle w:val="ManualBullet"/>
       </w:pPr>
       <w:r>
-        <w:t>not all events include names in the source data</w:t>
+        <w:t>not all source records include names</w:t>
       </w:r>
     </w:p>
     <w:p>
@@ -1723,7 +3070,7 @@
         <w:pStyle w:val="ManualBullet"/>
       </w:pPr>
       <w:r>
-        <w:t>some roles do not have permission to view personal data</w:t>
+        <w:t>some roles are not permitted to see personal data</w:t>
       </w:r>
     </w:p>
     <w:p/>
@@ -1737,10 +3084,10 @@
     </w:p>
     <w:p>
       <w:pPr>
-        <w:pStyle w:val="ManualBullet"/>
-      </w:pPr>
-      <w:r>
-        <w:t xml:space="preserve">check </w:t>
+        <w:pStyle w:val="ManualNumber"/>
+      </w:pPr>
+      <w:r>
+        <w:t xml:space="preserve">Check </w:t>
       </w:r>
       <w:r>
         <w:rPr>
@@ -1748,13 +3095,25 @@
         </w:rPr>
         <w:t>Last Data Refresh</w:t>
       </w:r>
-    </w:p>
-    <w:p>
-      <w:pPr>
-        <w:pStyle w:val="ManualBullet"/>
-      </w:pPr>
-      <w:r>
-        <w:t>ask an Admin to review sync status if needed</w:t>
+      <w:r>
+        <w:t>.</w:t>
+      </w:r>
+    </w:p>
+    <w:p>
+      <w:pPr>
+        <w:pStyle w:val="ManualNumber"/>
+      </w:pPr>
+      <w:r>
+        <w:t xml:space="preserve">Ask an </w:t>
+      </w:r>
+      <w:r>
+        <w:rPr>
+          <w:rFonts w:ascii="Consolas" w:hAnsi="Consolas"/>
+        </w:rPr>
+        <w:t>Admin</w:t>
+      </w:r>
+      <w:r>
+        <w:t xml:space="preserve"> to review sync health if needed.</w:t>
       </w:r>
     </w:p>
     <w:p/>
@@ -1763,23 +3122,40 @@
         <w:pStyle w:val="Heading2"/>
       </w:pPr>
       <w:r>
-        <w:t>Funder figures look empty</w:t>
-      </w:r>
-    </w:p>
-    <w:p>
-      <w:pPr>
-        <w:pStyle w:val="ManualBullet"/>
-      </w:pPr>
-      <w:r>
-        <w:t>widen the timeframe</w:t>
-      </w:r>
-    </w:p>
-    <w:p>
-      <w:pPr>
-        <w:pStyle w:val="ManualBullet"/>
-      </w:pPr>
-      <w:r>
-        <w:t>confirm the correct funder is selected or assigned</w:t>
+        <w:t>A user cannot do something they expect to do</w:t>
+      </w:r>
+    </w:p>
+    <w:p>
+      <w:pPr>
+        <w:pStyle w:val="ManualNumber"/>
+      </w:pPr>
+      <w:r>
+        <w:t>Check the user's role first.</w:t>
+      </w:r>
+    </w:p>
+    <w:p>
+      <w:pPr>
+        <w:pStyle w:val="ManualNumber"/>
+      </w:pPr>
+      <w:r>
+        <w:t>Confirm whether the task belongs in another view.</w:t>
+      </w:r>
+    </w:p>
+    <w:p>
+      <w:pPr>
+        <w:pStyle w:val="ManualNumber"/>
+      </w:pPr>
+      <w:r>
+        <w:t xml:space="preserve">Ask an </w:t>
+      </w:r>
+      <w:r>
+        <w:rPr>
+          <w:rFonts w:ascii="Consolas" w:hAnsi="Consolas"/>
+        </w:rPr>
+        <w:t>Admin</w:t>
+      </w:r>
+      <w:r>
+        <w:t xml:space="preserve"> if access may need to change.</w:t>
       </w:r>
     </w:p>
     <w:sectPr>

--- a/docs/manuals/docx/FULL-DASHBOARD-MANUAL.docx
+++ b/docs/manuals/docx/FULL-DASHBOARD-MANUAL.docx
@@ -2,11 +2,2953 @@
 <file path=word/document.xml><?xml version="1.0" encoding="utf-8"?>
 <w:document xmlns:wpc="http://schemas.microsoft.com/office/word/2010/wordprocessingCanvas" xmlns:cx="http://schemas.microsoft.com/office/drawing/2014/chartex" xmlns:cx1="http://schemas.microsoft.com/office/drawing/2015/9/8/chartex" xmlns:cx2="http://schemas.microsoft.com/office/drawing/2015/10/21/chartex" xmlns:cx3="http://schemas.microsoft.com/office/drawing/2016/5/9/chartex" xmlns:cx4="http://schemas.microsoft.com/office/drawing/2016/5/10/chartex" xmlns:cx5="http://schemas.microsoft.com/office/drawing/2016/5/11/chartex" xmlns:cx6="http://schemas.microsoft.com/office/drawing/2016/5/12/chartex" xmlns:cx7="http://schemas.microsoft.com/office/drawing/2016/5/13/chartex" xmlns:cx8="http://schemas.microsoft.com/office/drawing/2016/5/14/chartex" xmlns:mc="http://schemas.openxmlformats.org/markup-compatibility/2006" xmlns:aink="http://schemas.microsoft.com/office/drawing/2016/ink" xmlns:am3d="http://schemas.microsoft.com/office/drawing/2017/model3d" xmlns:o="urn:schemas-microsoft-com:office:office" xmlns:oel="http://schemas.microsoft.com/office/2019/extlst" xmlns:r="http://schemas.openxmlformats.org/officeDocument/2006/relationships" xmlns:m="http://schemas.openxmlformats.org/officeDocument/2006/math" xmlns:v="urn:schemas-microsoft-com:vml" xmlns:wp14="http://schemas.microsoft.com/office/word/2010/wordprocessingDrawing" xmlns:wp="http://schemas.openxmlformats.org/drawingml/2006/wordprocessingDrawing" xmlns:w10="urn:schemas-microsoft-com:office:word" xmlns:w="http://schemas.openxmlformats.org/wordprocessingml/2006/main" xmlns:w14="http://schemas.microsoft.com/office/word/2010/wordml" xmlns:w15="http://schemas.microsoft.com/office/word/2012/wordml" xmlns:w16cex="http://schemas.microsoft.com/office/word/2018/wordml/cex" xmlns:w16cid="http://schemas.microsoft.com/office/word/2016/wordml/cid" xmlns:w16="http://schemas.microsoft.com/office/word/2018/wordml" xmlns:w16du="http://schemas.microsoft.com/office/word/2023/wordml/word16du" xmlns:w16sdtdh="http://schemas.microsoft.com/office/word/2020/wordml/sdtdatahash" xmlns:w16sdtfl="http://schemas.microsoft.com/office/word/2024/wordml/sdtformatlock" xmlns:w16se="http://schemas.microsoft.com/office/word/2015/wordml/symex" xmlns:wpg="http://schemas.microsoft.com/office/word/2010/wordprocessingGroup" xmlns:wpi="http://schemas.microsoft.com/office/word/2010/wordprocessingInk" xmlns:wne="http://schemas.microsoft.com/office/word/2006/wordml" xmlns:wps="http://schemas.microsoft.com/office/word/2010/wordprocessingShape" mc:Ignorable="w14 w15 w16se w16cid w16 w16cex w16sdtdh w16sdtfl w16du wp14">
   <w:body>
+    <w:p/>
+    <w:p/>
+    <w:p>
+      <w:pPr>
+        <w:jc w:val="center"/>
+      </w:pPr>
+      <w:r>
+        <w:rPr>
+          <w:b/>
+          <w:sz w:val="48"/>
+        </w:rPr>
+        <w:t>Full Regional KPI Dashboard Manual</w:t>
+      </w:r>
+    </w:p>
+    <w:p>
+      <w:pPr>
+        <w:jc w:val="center"/>
+      </w:pPr>
+      <w:r>
+        <w:rPr>
+          <w:sz w:val="24"/>
+        </w:rPr>
+        <w:t>Combined guide for `RPL`, `Manager`, `ML`, `Admin`, and `Funder` users</w:t>
+      </w:r>
+    </w:p>
+    <w:p>
+      <w:pPr>
+        <w:jc w:val="center"/>
+      </w:pPr>
+      <w:r>
+        <w:t>Generated: RPL-KPIs</w:t>
+      </w:r>
+    </w:p>
+    <w:p>
+      <w:pPr>
+        <w:jc w:val="center"/>
+      </w:pPr>
+      <w:r>
+        <w:t>Mind Over Mountains Dashboard Guide</w:t>
+      </w:r>
+    </w:p>
+    <w:p>
+      <w:r>
+        <w:br w:type="page"/>
+      </w:r>
+    </w:p>
+    <w:p>
+      <w:pPr>
+        <w:pStyle w:val="Heading1"/>
+      </w:pPr>
+      <w:bookmarkStart w:id="0" w:name="_Toc226493552"/>
+      <w:r>
+        <w:lastRenderedPageBreak/>
+        <w:t>Contents</w:t>
+      </w:r>
+      <w:bookmarkEnd w:id="0"/>
+    </w:p>
+    <w:p>
+      <w:pPr>
+        <w:pStyle w:val="TOC1"/>
+        <w:tabs>
+          <w:tab w:val="right" w:leader="dot" w:pos="9595"/>
+        </w:tabs>
+        <w:rPr>
+          <w:noProof/>
+        </w:rPr>
+      </w:pPr>
+      <w:r>
+        <w:fldChar w:fldCharType="begin"/>
+      </w:r>
+      <w:r>
+        <w:instrText xml:space="preserve"> TOC \o "1-3" \h \z \u </w:instrText>
+      </w:r>
+      <w:r>
+        <w:fldChar w:fldCharType="separate"/>
+      </w:r>
+      <w:hyperlink w:anchor="_Toc226493552" w:history="1">
+        <w:r>
+          <w:rPr>
+            <w:rStyle w:val="Hyperlink"/>
+            <w:noProof/>
+          </w:rPr>
+          <w:t>Contents</w:t>
+        </w:r>
+        <w:r>
+          <w:rPr>
+            <w:noProof/>
+            <w:webHidden/>
+          </w:rPr>
+          <w:tab/>
+        </w:r>
+        <w:r>
+          <w:rPr>
+            <w:noProof/>
+            <w:webHidden/>
+          </w:rPr>
+          <w:fldChar w:fldCharType="begin"/>
+        </w:r>
+        <w:r>
+          <w:rPr>
+            <w:noProof/>
+            <w:webHidden/>
+          </w:rPr>
+          <w:instrText xml:space="preserve"> PAGEREF _Toc226493552 \h </w:instrText>
+        </w:r>
+        <w:r>
+          <w:rPr>
+            <w:noProof/>
+            <w:webHidden/>
+          </w:rPr>
+        </w:r>
+        <w:r>
+          <w:rPr>
+            <w:noProof/>
+            <w:webHidden/>
+          </w:rPr>
+          <w:fldChar w:fldCharType="separate"/>
+        </w:r>
+        <w:r>
+          <w:rPr>
+            <w:noProof/>
+            <w:webHidden/>
+          </w:rPr>
+          <w:t>2</w:t>
+        </w:r>
+        <w:r>
+          <w:rPr>
+            <w:noProof/>
+            <w:webHidden/>
+          </w:rPr>
+          <w:fldChar w:fldCharType="end"/>
+        </w:r>
+      </w:hyperlink>
+    </w:p>
+    <w:p>
+      <w:pPr>
+        <w:pStyle w:val="TOC1"/>
+        <w:tabs>
+          <w:tab w:val="right" w:leader="dot" w:pos="9595"/>
+        </w:tabs>
+        <w:rPr>
+          <w:noProof/>
+        </w:rPr>
+      </w:pPr>
+      <w:hyperlink w:anchor="_Toc226493553" w:history="1">
+        <w:r>
+          <w:rPr>
+            <w:rStyle w:val="Hyperlink"/>
+            <w:noProof/>
+          </w:rPr>
+          <w:t>1. Introduction</w:t>
+        </w:r>
+        <w:r>
+          <w:rPr>
+            <w:noProof/>
+            <w:webHidden/>
+          </w:rPr>
+          <w:tab/>
+        </w:r>
+        <w:r>
+          <w:rPr>
+            <w:noProof/>
+            <w:webHidden/>
+          </w:rPr>
+          <w:fldChar w:fldCharType="begin"/>
+        </w:r>
+        <w:r>
+          <w:rPr>
+            <w:noProof/>
+            <w:webHidden/>
+          </w:rPr>
+          <w:instrText xml:space="preserve"> PAGEREF _Toc226493553 \h </w:instrText>
+        </w:r>
+        <w:r>
+          <w:rPr>
+            <w:noProof/>
+            <w:webHidden/>
+          </w:rPr>
+        </w:r>
+        <w:r>
+          <w:rPr>
+            <w:noProof/>
+            <w:webHidden/>
+          </w:rPr>
+          <w:fldChar w:fldCharType="separate"/>
+        </w:r>
+        <w:r>
+          <w:rPr>
+            <w:noProof/>
+            <w:webHidden/>
+          </w:rPr>
+          <w:t>4</w:t>
+        </w:r>
+        <w:r>
+          <w:rPr>
+            <w:noProof/>
+            <w:webHidden/>
+          </w:rPr>
+          <w:fldChar w:fldCharType="end"/>
+        </w:r>
+      </w:hyperlink>
+    </w:p>
+    <w:p>
+      <w:pPr>
+        <w:pStyle w:val="TOC1"/>
+        <w:tabs>
+          <w:tab w:val="right" w:leader="dot" w:pos="9595"/>
+        </w:tabs>
+        <w:rPr>
+          <w:noProof/>
+        </w:rPr>
+      </w:pPr>
+      <w:hyperlink w:anchor="_Toc226493554" w:history="1">
+        <w:r>
+          <w:rPr>
+            <w:rStyle w:val="Hyperlink"/>
+            <w:noProof/>
+          </w:rPr>
+          <w:t>2. Core ideas shared across the dashboard</w:t>
+        </w:r>
+        <w:r>
+          <w:rPr>
+            <w:noProof/>
+            <w:webHidden/>
+          </w:rPr>
+          <w:tab/>
+        </w:r>
+        <w:r>
+          <w:rPr>
+            <w:noProof/>
+            <w:webHidden/>
+          </w:rPr>
+          <w:fldChar w:fldCharType="begin"/>
+        </w:r>
+        <w:r>
+          <w:rPr>
+            <w:noProof/>
+            <w:webHidden/>
+          </w:rPr>
+          <w:instrText xml:space="preserve"> PAGEREF _Toc226493554 \h </w:instrText>
+        </w:r>
+        <w:r>
+          <w:rPr>
+            <w:noProof/>
+            <w:webHidden/>
+          </w:rPr>
+        </w:r>
+        <w:r>
+          <w:rPr>
+            <w:noProof/>
+            <w:webHidden/>
+          </w:rPr>
+          <w:fldChar w:fldCharType="separate"/>
+        </w:r>
+        <w:r>
+          <w:rPr>
+            <w:noProof/>
+            <w:webHidden/>
+          </w:rPr>
+          <w:t>5</w:t>
+        </w:r>
+        <w:r>
+          <w:rPr>
+            <w:noProof/>
+            <w:webHidden/>
+          </w:rPr>
+          <w:fldChar w:fldCharType="end"/>
+        </w:r>
+      </w:hyperlink>
+    </w:p>
+    <w:p>
+      <w:pPr>
+        <w:pStyle w:val="TOC2"/>
+        <w:tabs>
+          <w:tab w:val="right" w:leader="dot" w:pos="9595"/>
+        </w:tabs>
+        <w:rPr>
+          <w:noProof/>
+        </w:rPr>
+      </w:pPr>
+      <w:hyperlink w:anchor="_Toc226493555" w:history="1">
+        <w:r>
+          <w:rPr>
+            <w:rStyle w:val="Hyperlink"/>
+            <w:noProof/>
+          </w:rPr>
+          <w:t>2.1 View Mode</w:t>
+        </w:r>
+        <w:r>
+          <w:rPr>
+            <w:noProof/>
+            <w:webHidden/>
+          </w:rPr>
+          <w:tab/>
+        </w:r>
+        <w:r>
+          <w:rPr>
+            <w:noProof/>
+            <w:webHidden/>
+          </w:rPr>
+          <w:fldChar w:fldCharType="begin"/>
+        </w:r>
+        <w:r>
+          <w:rPr>
+            <w:noProof/>
+            <w:webHidden/>
+          </w:rPr>
+          <w:instrText xml:space="preserve"> PAGEREF _Toc226493555 \h </w:instrText>
+        </w:r>
+        <w:r>
+          <w:rPr>
+            <w:noProof/>
+            <w:webHidden/>
+          </w:rPr>
+        </w:r>
+        <w:r>
+          <w:rPr>
+            <w:noProof/>
+            <w:webHidden/>
+          </w:rPr>
+          <w:fldChar w:fldCharType="separate"/>
+        </w:r>
+        <w:r>
+          <w:rPr>
+            <w:noProof/>
+            <w:webHidden/>
+          </w:rPr>
+          <w:t>5</w:t>
+        </w:r>
+        <w:r>
+          <w:rPr>
+            <w:noProof/>
+            <w:webHidden/>
+          </w:rPr>
+          <w:fldChar w:fldCharType="end"/>
+        </w:r>
+      </w:hyperlink>
+    </w:p>
+    <w:p>
+      <w:pPr>
+        <w:pStyle w:val="TOC2"/>
+        <w:tabs>
+          <w:tab w:val="right" w:leader="dot" w:pos="9595"/>
+        </w:tabs>
+        <w:rPr>
+          <w:noProof/>
+        </w:rPr>
+      </w:pPr>
+      <w:hyperlink w:anchor="_Toc226493556" w:history="1">
+        <w:r>
+          <w:rPr>
+            <w:rStyle w:val="Hyperlink"/>
+            <w:noProof/>
+          </w:rPr>
+          <w:t>2.2 Region and timeframe</w:t>
+        </w:r>
+        <w:r>
+          <w:rPr>
+            <w:noProof/>
+            <w:webHidden/>
+          </w:rPr>
+          <w:tab/>
+        </w:r>
+        <w:r>
+          <w:rPr>
+            <w:noProof/>
+            <w:webHidden/>
+          </w:rPr>
+          <w:fldChar w:fldCharType="begin"/>
+        </w:r>
+        <w:r>
+          <w:rPr>
+            <w:noProof/>
+            <w:webHidden/>
+          </w:rPr>
+          <w:instrText xml:space="preserve"> PAGEREF _Toc226493556 \h </w:instrText>
+        </w:r>
+        <w:r>
+          <w:rPr>
+            <w:noProof/>
+            <w:webHidden/>
+          </w:rPr>
+        </w:r>
+        <w:r>
+          <w:rPr>
+            <w:noProof/>
+            <w:webHidden/>
+          </w:rPr>
+          <w:fldChar w:fldCharType="separate"/>
+        </w:r>
+        <w:r>
+          <w:rPr>
+            <w:noProof/>
+            <w:webHidden/>
+          </w:rPr>
+          <w:t>5</w:t>
+        </w:r>
+        <w:r>
+          <w:rPr>
+            <w:noProof/>
+            <w:webHidden/>
+          </w:rPr>
+          <w:fldChar w:fldCharType="end"/>
+        </w:r>
+      </w:hyperlink>
+    </w:p>
+    <w:p>
+      <w:pPr>
+        <w:pStyle w:val="TOC2"/>
+        <w:tabs>
+          <w:tab w:val="right" w:leader="dot" w:pos="9595"/>
+        </w:tabs>
+        <w:rPr>
+          <w:noProof/>
+        </w:rPr>
+      </w:pPr>
+      <w:hyperlink w:anchor="_Toc226493557" w:history="1">
+        <w:r>
+          <w:rPr>
+            <w:rStyle w:val="Hyperlink"/>
+            <w:noProof/>
+          </w:rPr>
+          <w:t>2.3 Last Data Refresh</w:t>
+        </w:r>
+        <w:r>
+          <w:rPr>
+            <w:noProof/>
+            <w:webHidden/>
+          </w:rPr>
+          <w:tab/>
+        </w:r>
+        <w:r>
+          <w:rPr>
+            <w:noProof/>
+            <w:webHidden/>
+          </w:rPr>
+          <w:fldChar w:fldCharType="begin"/>
+        </w:r>
+        <w:r>
+          <w:rPr>
+            <w:noProof/>
+            <w:webHidden/>
+          </w:rPr>
+          <w:instrText xml:space="preserve"> PAGEREF _Toc226493557 \h </w:instrText>
+        </w:r>
+        <w:r>
+          <w:rPr>
+            <w:noProof/>
+            <w:webHidden/>
+          </w:rPr>
+        </w:r>
+        <w:r>
+          <w:rPr>
+            <w:noProof/>
+            <w:webHidden/>
+          </w:rPr>
+          <w:fldChar w:fldCharType="separate"/>
+        </w:r>
+        <w:r>
+          <w:rPr>
+            <w:noProof/>
+            <w:webHidden/>
+          </w:rPr>
+          <w:t>6</w:t>
+        </w:r>
+        <w:r>
+          <w:rPr>
+            <w:noProof/>
+            <w:webHidden/>
+          </w:rPr>
+          <w:fldChar w:fldCharType="end"/>
+        </w:r>
+      </w:hyperlink>
+    </w:p>
+    <w:p>
+      <w:pPr>
+        <w:pStyle w:val="TOC2"/>
+        <w:tabs>
+          <w:tab w:val="right" w:leader="dot" w:pos="9595"/>
+        </w:tabs>
+        <w:rPr>
+          <w:noProof/>
+        </w:rPr>
+      </w:pPr>
+      <w:hyperlink w:anchor="_Toc226493558" w:history="1">
+        <w:r>
+          <w:rPr>
+            <w:rStyle w:val="Hyperlink"/>
+            <w:noProof/>
+          </w:rPr>
+          <w:t>2.4 Drill-down</w:t>
+        </w:r>
+        <w:r>
+          <w:rPr>
+            <w:noProof/>
+            <w:webHidden/>
+          </w:rPr>
+          <w:tab/>
+        </w:r>
+        <w:r>
+          <w:rPr>
+            <w:noProof/>
+            <w:webHidden/>
+          </w:rPr>
+          <w:fldChar w:fldCharType="begin"/>
+        </w:r>
+        <w:r>
+          <w:rPr>
+            <w:noProof/>
+            <w:webHidden/>
+          </w:rPr>
+          <w:instrText xml:space="preserve"> PAGEREF _Toc226493558 \h </w:instrText>
+        </w:r>
+        <w:r>
+          <w:rPr>
+            <w:noProof/>
+            <w:webHidden/>
+          </w:rPr>
+        </w:r>
+        <w:r>
+          <w:rPr>
+            <w:noProof/>
+            <w:webHidden/>
+          </w:rPr>
+          <w:fldChar w:fldCharType="separate"/>
+        </w:r>
+        <w:r>
+          <w:rPr>
+            <w:noProof/>
+            <w:webHidden/>
+          </w:rPr>
+          <w:t>6</w:t>
+        </w:r>
+        <w:r>
+          <w:rPr>
+            <w:noProof/>
+            <w:webHidden/>
+          </w:rPr>
+          <w:fldChar w:fldCharType="end"/>
+        </w:r>
+      </w:hyperlink>
+    </w:p>
+    <w:p>
+      <w:pPr>
+        <w:pStyle w:val="TOC2"/>
+        <w:tabs>
+          <w:tab w:val="right" w:leader="dot" w:pos="9595"/>
+        </w:tabs>
+        <w:rPr>
+          <w:noProof/>
+        </w:rPr>
+      </w:pPr>
+      <w:hyperlink w:anchor="_Toc226493559" w:history="1">
+        <w:r>
+          <w:rPr>
+            <w:rStyle w:val="Hyperlink"/>
+            <w:noProof/>
+          </w:rPr>
+          <w:t>2.5 Role-based access</w:t>
+        </w:r>
+        <w:r>
+          <w:rPr>
+            <w:noProof/>
+            <w:webHidden/>
+          </w:rPr>
+          <w:tab/>
+        </w:r>
+        <w:r>
+          <w:rPr>
+            <w:noProof/>
+            <w:webHidden/>
+          </w:rPr>
+          <w:fldChar w:fldCharType="begin"/>
+        </w:r>
+        <w:r>
+          <w:rPr>
+            <w:noProof/>
+            <w:webHidden/>
+          </w:rPr>
+          <w:instrText xml:space="preserve"> PAGEREF _Toc226493559 \h </w:instrText>
+        </w:r>
+        <w:r>
+          <w:rPr>
+            <w:noProof/>
+            <w:webHidden/>
+          </w:rPr>
+        </w:r>
+        <w:r>
+          <w:rPr>
+            <w:noProof/>
+            <w:webHidden/>
+          </w:rPr>
+          <w:fldChar w:fldCharType="separate"/>
+        </w:r>
+        <w:r>
+          <w:rPr>
+            <w:noProof/>
+            <w:webHidden/>
+          </w:rPr>
+          <w:t>6</w:t>
+        </w:r>
+        <w:r>
+          <w:rPr>
+            <w:noProof/>
+            <w:webHidden/>
+          </w:rPr>
+          <w:fldChar w:fldCharType="end"/>
+        </w:r>
+      </w:hyperlink>
+    </w:p>
+    <w:p>
+      <w:pPr>
+        <w:pStyle w:val="TOC1"/>
+        <w:tabs>
+          <w:tab w:val="right" w:leader="dot" w:pos="9595"/>
+        </w:tabs>
+        <w:rPr>
+          <w:noProof/>
+        </w:rPr>
+      </w:pPr>
+      <w:hyperlink w:anchor="_Toc226493560" w:history="1">
+        <w:r>
+          <w:rPr>
+            <w:rStyle w:val="Hyperlink"/>
+            <w:noProof/>
+          </w:rPr>
+          <w:t>3. Role overview</w:t>
+        </w:r>
+        <w:r>
+          <w:rPr>
+            <w:noProof/>
+            <w:webHidden/>
+          </w:rPr>
+          <w:tab/>
+        </w:r>
+        <w:r>
+          <w:rPr>
+            <w:noProof/>
+            <w:webHidden/>
+          </w:rPr>
+          <w:fldChar w:fldCharType="begin"/>
+        </w:r>
+        <w:r>
+          <w:rPr>
+            <w:noProof/>
+            <w:webHidden/>
+          </w:rPr>
+          <w:instrText xml:space="preserve"> PAGEREF _Toc226493560 \h </w:instrText>
+        </w:r>
+        <w:r>
+          <w:rPr>
+            <w:noProof/>
+            <w:webHidden/>
+          </w:rPr>
+        </w:r>
+        <w:r>
+          <w:rPr>
+            <w:noProof/>
+            <w:webHidden/>
+          </w:rPr>
+          <w:fldChar w:fldCharType="separate"/>
+        </w:r>
+        <w:r>
+          <w:rPr>
+            <w:noProof/>
+            <w:webHidden/>
+          </w:rPr>
+          <w:t>6</w:t>
+        </w:r>
+        <w:r>
+          <w:rPr>
+            <w:noProof/>
+            <w:webHidden/>
+          </w:rPr>
+          <w:fldChar w:fldCharType="end"/>
+        </w:r>
+      </w:hyperlink>
+    </w:p>
+    <w:p>
+      <w:pPr>
+        <w:pStyle w:val="TOC1"/>
+        <w:tabs>
+          <w:tab w:val="right" w:leader="dot" w:pos="9595"/>
+        </w:tabs>
+        <w:rPr>
+          <w:noProof/>
+        </w:rPr>
+      </w:pPr>
+      <w:hyperlink w:anchor="_Toc226493561" w:history="1">
+        <w:r>
+          <w:rPr>
+            <w:rStyle w:val="Hyperlink"/>
+            <w:noProof/>
+          </w:rPr>
+          <w:t>4. Screen-by-screen guide</w:t>
+        </w:r>
+        <w:r>
+          <w:rPr>
+            <w:noProof/>
+            <w:webHidden/>
+          </w:rPr>
+          <w:tab/>
+        </w:r>
+        <w:r>
+          <w:rPr>
+            <w:noProof/>
+            <w:webHidden/>
+          </w:rPr>
+          <w:fldChar w:fldCharType="begin"/>
+        </w:r>
+        <w:r>
+          <w:rPr>
+            <w:noProof/>
+            <w:webHidden/>
+          </w:rPr>
+          <w:instrText xml:space="preserve"> PAGEREF _Toc226493561 \h </w:instrText>
+        </w:r>
+        <w:r>
+          <w:rPr>
+            <w:noProof/>
+            <w:webHidden/>
+          </w:rPr>
+        </w:r>
+        <w:r>
+          <w:rPr>
+            <w:noProof/>
+            <w:webHidden/>
+          </w:rPr>
+          <w:fldChar w:fldCharType="separate"/>
+        </w:r>
+        <w:r>
+          <w:rPr>
+            <w:noProof/>
+            <w:webHidden/>
+          </w:rPr>
+          <w:t>7</w:t>
+        </w:r>
+        <w:r>
+          <w:rPr>
+            <w:noProof/>
+            <w:webHidden/>
+          </w:rPr>
+          <w:fldChar w:fldCharType="end"/>
+        </w:r>
+      </w:hyperlink>
+    </w:p>
+    <w:p>
+      <w:pPr>
+        <w:pStyle w:val="TOC2"/>
+        <w:tabs>
+          <w:tab w:val="right" w:leader="dot" w:pos="9595"/>
+        </w:tabs>
+        <w:rPr>
+          <w:noProof/>
+        </w:rPr>
+      </w:pPr>
+      <w:hyperlink w:anchor="_Toc226493562" w:history="1">
+        <w:r>
+          <w:rPr>
+            <w:rStyle w:val="Hyperlink"/>
+            <w:noProof/>
+          </w:rPr>
+          <w:t>4.1 KPI Dashboard</w:t>
+        </w:r>
+        <w:r>
+          <w:rPr>
+            <w:noProof/>
+            <w:webHidden/>
+          </w:rPr>
+          <w:tab/>
+        </w:r>
+        <w:r>
+          <w:rPr>
+            <w:noProof/>
+            <w:webHidden/>
+          </w:rPr>
+          <w:fldChar w:fldCharType="begin"/>
+        </w:r>
+        <w:r>
+          <w:rPr>
+            <w:noProof/>
+            <w:webHidden/>
+          </w:rPr>
+          <w:instrText xml:space="preserve"> PAGEREF _Toc226493562 \h </w:instrText>
+        </w:r>
+        <w:r>
+          <w:rPr>
+            <w:noProof/>
+            <w:webHidden/>
+          </w:rPr>
+        </w:r>
+        <w:r>
+          <w:rPr>
+            <w:noProof/>
+            <w:webHidden/>
+          </w:rPr>
+          <w:fldChar w:fldCharType="separate"/>
+        </w:r>
+        <w:r>
+          <w:rPr>
+            <w:noProof/>
+            <w:webHidden/>
+          </w:rPr>
+          <w:t>7</w:t>
+        </w:r>
+        <w:r>
+          <w:rPr>
+            <w:noProof/>
+            <w:webHidden/>
+          </w:rPr>
+          <w:fldChar w:fldCharType="end"/>
+        </w:r>
+      </w:hyperlink>
+    </w:p>
+    <w:p>
+      <w:pPr>
+        <w:pStyle w:val="TOC2"/>
+        <w:tabs>
+          <w:tab w:val="right" w:leader="dot" w:pos="9595"/>
+        </w:tabs>
+        <w:rPr>
+          <w:noProof/>
+        </w:rPr>
+      </w:pPr>
+      <w:hyperlink w:anchor="_Toc226493563" w:history="1">
+        <w:r>
+          <w:rPr>
+            <w:rStyle w:val="Hyperlink"/>
+            <w:noProof/>
+          </w:rPr>
+          <w:t>4.2 Custom Reports Dashboard</w:t>
+        </w:r>
+        <w:r>
+          <w:rPr>
+            <w:noProof/>
+            <w:webHidden/>
+          </w:rPr>
+          <w:tab/>
+        </w:r>
+        <w:r>
+          <w:rPr>
+            <w:noProof/>
+            <w:webHidden/>
+          </w:rPr>
+          <w:fldChar w:fldCharType="begin"/>
+        </w:r>
+        <w:r>
+          <w:rPr>
+            <w:noProof/>
+            <w:webHidden/>
+          </w:rPr>
+          <w:instrText xml:space="preserve"> PAGEREF _Toc226493563 \h </w:instrText>
+        </w:r>
+        <w:r>
+          <w:rPr>
+            <w:noProof/>
+            <w:webHidden/>
+          </w:rPr>
+        </w:r>
+        <w:r>
+          <w:rPr>
+            <w:noProof/>
+            <w:webHidden/>
+          </w:rPr>
+          <w:fldChar w:fldCharType="separate"/>
+        </w:r>
+        <w:r>
+          <w:rPr>
+            <w:noProof/>
+            <w:webHidden/>
+          </w:rPr>
+          <w:t>8</w:t>
+        </w:r>
+        <w:r>
+          <w:rPr>
+            <w:noProof/>
+            <w:webHidden/>
+          </w:rPr>
+          <w:fldChar w:fldCharType="end"/>
+        </w:r>
+      </w:hyperlink>
+    </w:p>
+    <w:p>
+      <w:pPr>
+        <w:pStyle w:val="TOC2"/>
+        <w:tabs>
+          <w:tab w:val="right" w:leader="dot" w:pos="9595"/>
+        </w:tabs>
+        <w:rPr>
+          <w:noProof/>
+        </w:rPr>
+      </w:pPr>
+      <w:hyperlink w:anchor="_Toc226493564" w:history="1">
+        <w:r>
+          <w:rPr>
+            <w:rStyle w:val="Hyperlink"/>
+            <w:noProof/>
+          </w:rPr>
+          <w:t>4.3 ML Dashboard</w:t>
+        </w:r>
+        <w:r>
+          <w:rPr>
+            <w:noProof/>
+            <w:webHidden/>
+          </w:rPr>
+          <w:tab/>
+        </w:r>
+        <w:r>
+          <w:rPr>
+            <w:noProof/>
+            <w:webHidden/>
+          </w:rPr>
+          <w:fldChar w:fldCharType="begin"/>
+        </w:r>
+        <w:r>
+          <w:rPr>
+            <w:noProof/>
+            <w:webHidden/>
+          </w:rPr>
+          <w:instrText xml:space="preserve"> PAGEREF _Toc226493564 \h </w:instrText>
+        </w:r>
+        <w:r>
+          <w:rPr>
+            <w:noProof/>
+            <w:webHidden/>
+          </w:rPr>
+        </w:r>
+        <w:r>
+          <w:rPr>
+            <w:noProof/>
+            <w:webHidden/>
+          </w:rPr>
+          <w:fldChar w:fldCharType="separate"/>
+        </w:r>
+        <w:r>
+          <w:rPr>
+            <w:noProof/>
+            <w:webHidden/>
+          </w:rPr>
+          <w:t>10</w:t>
+        </w:r>
+        <w:r>
+          <w:rPr>
+            <w:noProof/>
+            <w:webHidden/>
+          </w:rPr>
+          <w:fldChar w:fldCharType="end"/>
+        </w:r>
+      </w:hyperlink>
+    </w:p>
+    <w:p>
+      <w:pPr>
+        <w:pStyle w:val="TOC2"/>
+        <w:tabs>
+          <w:tab w:val="right" w:leader="dot" w:pos="9595"/>
+        </w:tabs>
+        <w:rPr>
+          <w:noProof/>
+        </w:rPr>
+      </w:pPr>
+      <w:hyperlink w:anchor="_Toc226493565" w:history="1">
+        <w:r>
+          <w:rPr>
+            <w:rStyle w:val="Hyperlink"/>
+            <w:noProof/>
+          </w:rPr>
+          <w:t>4.4 Funder Dashboard</w:t>
+        </w:r>
+        <w:r>
+          <w:rPr>
+            <w:noProof/>
+            <w:webHidden/>
+          </w:rPr>
+          <w:tab/>
+        </w:r>
+        <w:r>
+          <w:rPr>
+            <w:noProof/>
+            <w:webHidden/>
+          </w:rPr>
+          <w:fldChar w:fldCharType="begin"/>
+        </w:r>
+        <w:r>
+          <w:rPr>
+            <w:noProof/>
+            <w:webHidden/>
+          </w:rPr>
+          <w:instrText xml:space="preserve"> PAGEREF _Toc226493565 \h </w:instrText>
+        </w:r>
+        <w:r>
+          <w:rPr>
+            <w:noProof/>
+            <w:webHidden/>
+          </w:rPr>
+        </w:r>
+        <w:r>
+          <w:rPr>
+            <w:noProof/>
+            <w:webHidden/>
+          </w:rPr>
+          <w:fldChar w:fldCharType="separate"/>
+        </w:r>
+        <w:r>
+          <w:rPr>
+            <w:noProof/>
+            <w:webHidden/>
+          </w:rPr>
+          <w:t>11</w:t>
+        </w:r>
+        <w:r>
+          <w:rPr>
+            <w:noProof/>
+            <w:webHidden/>
+          </w:rPr>
+          <w:fldChar w:fldCharType="end"/>
+        </w:r>
+      </w:hyperlink>
+    </w:p>
+    <w:p>
+      <w:pPr>
+        <w:pStyle w:val="TOC2"/>
+        <w:tabs>
+          <w:tab w:val="right" w:leader="dot" w:pos="9595"/>
+        </w:tabs>
+        <w:rPr>
+          <w:noProof/>
+        </w:rPr>
+      </w:pPr>
+      <w:hyperlink w:anchor="_Toc226493566" w:history="1">
+        <w:r>
+          <w:rPr>
+            <w:rStyle w:val="Hyperlink"/>
+            <w:noProof/>
+          </w:rPr>
+          <w:t>4.5 Admin Dashboard</w:t>
+        </w:r>
+        <w:r>
+          <w:rPr>
+            <w:noProof/>
+            <w:webHidden/>
+          </w:rPr>
+          <w:tab/>
+        </w:r>
+        <w:r>
+          <w:rPr>
+            <w:noProof/>
+            <w:webHidden/>
+          </w:rPr>
+          <w:fldChar w:fldCharType="begin"/>
+        </w:r>
+        <w:r>
+          <w:rPr>
+            <w:noProof/>
+            <w:webHidden/>
+          </w:rPr>
+          <w:instrText xml:space="preserve"> PAGEREF _Toc226493566 \h </w:instrText>
+        </w:r>
+        <w:r>
+          <w:rPr>
+            <w:noProof/>
+            <w:webHidden/>
+          </w:rPr>
+        </w:r>
+        <w:r>
+          <w:rPr>
+            <w:noProof/>
+            <w:webHidden/>
+          </w:rPr>
+          <w:fldChar w:fldCharType="separate"/>
+        </w:r>
+        <w:r>
+          <w:rPr>
+            <w:noProof/>
+            <w:webHidden/>
+          </w:rPr>
+          <w:t>12</w:t>
+        </w:r>
+        <w:r>
+          <w:rPr>
+            <w:noProof/>
+            <w:webHidden/>
+          </w:rPr>
+          <w:fldChar w:fldCharType="end"/>
+        </w:r>
+      </w:hyperlink>
+    </w:p>
+    <w:p>
+      <w:pPr>
+        <w:pStyle w:val="TOC2"/>
+        <w:tabs>
+          <w:tab w:val="right" w:leader="dot" w:pos="9595"/>
+        </w:tabs>
+        <w:rPr>
+          <w:noProof/>
+        </w:rPr>
+      </w:pPr>
+      <w:hyperlink w:anchor="_Toc226493567" w:history="1">
+        <w:r>
+          <w:rPr>
+            <w:rStyle w:val="Hyperlink"/>
+            <w:noProof/>
+          </w:rPr>
+          <w:t>4.6 Case Studies</w:t>
+        </w:r>
+        <w:r>
+          <w:rPr>
+            <w:noProof/>
+            <w:webHidden/>
+          </w:rPr>
+          <w:tab/>
+        </w:r>
+        <w:r>
+          <w:rPr>
+            <w:noProof/>
+            <w:webHidden/>
+          </w:rPr>
+          <w:fldChar w:fldCharType="begin"/>
+        </w:r>
+        <w:r>
+          <w:rPr>
+            <w:noProof/>
+            <w:webHidden/>
+          </w:rPr>
+          <w:instrText xml:space="preserve"> PAGEREF _Toc226493567 \h </w:instrText>
+        </w:r>
+        <w:r>
+          <w:rPr>
+            <w:noProof/>
+            <w:webHidden/>
+          </w:rPr>
+        </w:r>
+        <w:r>
+          <w:rPr>
+            <w:noProof/>
+            <w:webHidden/>
+          </w:rPr>
+          <w:fldChar w:fldCharType="separate"/>
+        </w:r>
+        <w:r>
+          <w:rPr>
+            <w:noProof/>
+            <w:webHidden/>
+          </w:rPr>
+          <w:t>12</w:t>
+        </w:r>
+        <w:r>
+          <w:rPr>
+            <w:noProof/>
+            <w:webHidden/>
+          </w:rPr>
+          <w:fldChar w:fldCharType="end"/>
+        </w:r>
+      </w:hyperlink>
+    </w:p>
+    <w:p>
+      <w:pPr>
+        <w:pStyle w:val="TOC2"/>
+        <w:tabs>
+          <w:tab w:val="right" w:leader="dot" w:pos="9595"/>
+        </w:tabs>
+        <w:rPr>
+          <w:noProof/>
+        </w:rPr>
+      </w:pPr>
+      <w:hyperlink w:anchor="_Toc226493568" w:history="1">
+        <w:r>
+          <w:rPr>
+            <w:rStyle w:val="Hyperlink"/>
+            <w:noProof/>
+          </w:rPr>
+          <w:t>4.7 Data Request Form</w:t>
+        </w:r>
+        <w:r>
+          <w:rPr>
+            <w:noProof/>
+            <w:webHidden/>
+          </w:rPr>
+          <w:tab/>
+        </w:r>
+        <w:r>
+          <w:rPr>
+            <w:noProof/>
+            <w:webHidden/>
+          </w:rPr>
+          <w:fldChar w:fldCharType="begin"/>
+        </w:r>
+        <w:r>
+          <w:rPr>
+            <w:noProof/>
+            <w:webHidden/>
+          </w:rPr>
+          <w:instrText xml:space="preserve"> PAGEREF _Toc226493568 \h </w:instrText>
+        </w:r>
+        <w:r>
+          <w:rPr>
+            <w:noProof/>
+            <w:webHidden/>
+          </w:rPr>
+        </w:r>
+        <w:r>
+          <w:rPr>
+            <w:noProof/>
+            <w:webHidden/>
+          </w:rPr>
+          <w:fldChar w:fldCharType="separate"/>
+        </w:r>
+        <w:r>
+          <w:rPr>
+            <w:noProof/>
+            <w:webHidden/>
+          </w:rPr>
+          <w:t>13</w:t>
+        </w:r>
+        <w:r>
+          <w:rPr>
+            <w:noProof/>
+            <w:webHidden/>
+          </w:rPr>
+          <w:fldChar w:fldCharType="end"/>
+        </w:r>
+      </w:hyperlink>
+    </w:p>
+    <w:p>
+      <w:pPr>
+        <w:pStyle w:val="TOC1"/>
+        <w:tabs>
+          <w:tab w:val="right" w:leader="dot" w:pos="9595"/>
+        </w:tabs>
+        <w:rPr>
+          <w:noProof/>
+        </w:rPr>
+      </w:pPr>
+      <w:hyperlink w:anchor="_Toc226493569" w:history="1">
+        <w:r>
+          <w:rPr>
+            <w:rStyle w:val="Hyperlink"/>
+            <w:noProof/>
+          </w:rPr>
+          <w:t>5. Role-by-role guide</w:t>
+        </w:r>
+        <w:r>
+          <w:rPr>
+            <w:noProof/>
+            <w:webHidden/>
+          </w:rPr>
+          <w:tab/>
+        </w:r>
+        <w:r>
+          <w:rPr>
+            <w:noProof/>
+            <w:webHidden/>
+          </w:rPr>
+          <w:fldChar w:fldCharType="begin"/>
+        </w:r>
+        <w:r>
+          <w:rPr>
+            <w:noProof/>
+            <w:webHidden/>
+          </w:rPr>
+          <w:instrText xml:space="preserve"> PAGEREF _Toc226493569 \h </w:instrText>
+        </w:r>
+        <w:r>
+          <w:rPr>
+            <w:noProof/>
+            <w:webHidden/>
+          </w:rPr>
+        </w:r>
+        <w:r>
+          <w:rPr>
+            <w:noProof/>
+            <w:webHidden/>
+          </w:rPr>
+          <w:fldChar w:fldCharType="separate"/>
+        </w:r>
+        <w:r>
+          <w:rPr>
+            <w:noProof/>
+            <w:webHidden/>
+          </w:rPr>
+          <w:t>13</w:t>
+        </w:r>
+        <w:r>
+          <w:rPr>
+            <w:noProof/>
+            <w:webHidden/>
+          </w:rPr>
+          <w:fldChar w:fldCharType="end"/>
+        </w:r>
+      </w:hyperlink>
+    </w:p>
+    <w:p>
+      <w:pPr>
+        <w:pStyle w:val="TOC2"/>
+        <w:tabs>
+          <w:tab w:val="right" w:leader="dot" w:pos="9595"/>
+        </w:tabs>
+        <w:rPr>
+          <w:noProof/>
+        </w:rPr>
+      </w:pPr>
+      <w:hyperlink w:anchor="_Toc226493570" w:history="1">
+        <w:r>
+          <w:rPr>
+            <w:rStyle w:val="Hyperlink"/>
+            <w:noProof/>
+          </w:rPr>
+          <w:t>5.1 RPL</w:t>
+        </w:r>
+        <w:r>
+          <w:rPr>
+            <w:noProof/>
+            <w:webHidden/>
+          </w:rPr>
+          <w:tab/>
+        </w:r>
+        <w:r>
+          <w:rPr>
+            <w:noProof/>
+            <w:webHidden/>
+          </w:rPr>
+          <w:fldChar w:fldCharType="begin"/>
+        </w:r>
+        <w:r>
+          <w:rPr>
+            <w:noProof/>
+            <w:webHidden/>
+          </w:rPr>
+          <w:instrText xml:space="preserve"> PAGEREF _Toc226493570 \h </w:instrText>
+        </w:r>
+        <w:r>
+          <w:rPr>
+            <w:noProof/>
+            <w:webHidden/>
+          </w:rPr>
+        </w:r>
+        <w:r>
+          <w:rPr>
+            <w:noProof/>
+            <w:webHidden/>
+          </w:rPr>
+          <w:fldChar w:fldCharType="separate"/>
+        </w:r>
+        <w:r>
+          <w:rPr>
+            <w:noProof/>
+            <w:webHidden/>
+          </w:rPr>
+          <w:t>13</w:t>
+        </w:r>
+        <w:r>
+          <w:rPr>
+            <w:noProof/>
+            <w:webHidden/>
+          </w:rPr>
+          <w:fldChar w:fldCharType="end"/>
+        </w:r>
+      </w:hyperlink>
+    </w:p>
+    <w:p>
+      <w:pPr>
+        <w:pStyle w:val="TOC2"/>
+        <w:tabs>
+          <w:tab w:val="right" w:leader="dot" w:pos="9595"/>
+        </w:tabs>
+        <w:rPr>
+          <w:noProof/>
+        </w:rPr>
+      </w:pPr>
+      <w:hyperlink w:anchor="_Toc226493571" w:history="1">
+        <w:r>
+          <w:rPr>
+            <w:rStyle w:val="Hyperlink"/>
+            <w:noProof/>
+          </w:rPr>
+          <w:t>5.2 Manager</w:t>
+        </w:r>
+        <w:r>
+          <w:rPr>
+            <w:noProof/>
+            <w:webHidden/>
+          </w:rPr>
+          <w:tab/>
+        </w:r>
+        <w:r>
+          <w:rPr>
+            <w:noProof/>
+            <w:webHidden/>
+          </w:rPr>
+          <w:fldChar w:fldCharType="begin"/>
+        </w:r>
+        <w:r>
+          <w:rPr>
+            <w:noProof/>
+            <w:webHidden/>
+          </w:rPr>
+          <w:instrText xml:space="preserve"> PAGEREF _Toc226493571 \h </w:instrText>
+        </w:r>
+        <w:r>
+          <w:rPr>
+            <w:noProof/>
+            <w:webHidden/>
+          </w:rPr>
+        </w:r>
+        <w:r>
+          <w:rPr>
+            <w:noProof/>
+            <w:webHidden/>
+          </w:rPr>
+          <w:fldChar w:fldCharType="separate"/>
+        </w:r>
+        <w:r>
+          <w:rPr>
+            <w:noProof/>
+            <w:webHidden/>
+          </w:rPr>
+          <w:t>14</w:t>
+        </w:r>
+        <w:r>
+          <w:rPr>
+            <w:noProof/>
+            <w:webHidden/>
+          </w:rPr>
+          <w:fldChar w:fldCharType="end"/>
+        </w:r>
+      </w:hyperlink>
+    </w:p>
+    <w:p>
+      <w:pPr>
+        <w:pStyle w:val="TOC2"/>
+        <w:tabs>
+          <w:tab w:val="right" w:leader="dot" w:pos="9595"/>
+        </w:tabs>
+        <w:rPr>
+          <w:noProof/>
+        </w:rPr>
+      </w:pPr>
+      <w:hyperlink w:anchor="_Toc226493572" w:history="1">
+        <w:r>
+          <w:rPr>
+            <w:rStyle w:val="Hyperlink"/>
+            <w:noProof/>
+          </w:rPr>
+          <w:t>5.3 ML</w:t>
+        </w:r>
+        <w:r>
+          <w:rPr>
+            <w:noProof/>
+            <w:webHidden/>
+          </w:rPr>
+          <w:tab/>
+        </w:r>
+        <w:r>
+          <w:rPr>
+            <w:noProof/>
+            <w:webHidden/>
+          </w:rPr>
+          <w:fldChar w:fldCharType="begin"/>
+        </w:r>
+        <w:r>
+          <w:rPr>
+            <w:noProof/>
+            <w:webHidden/>
+          </w:rPr>
+          <w:instrText xml:space="preserve"> PAGEREF _Toc226493572 \h </w:instrText>
+        </w:r>
+        <w:r>
+          <w:rPr>
+            <w:noProof/>
+            <w:webHidden/>
+          </w:rPr>
+        </w:r>
+        <w:r>
+          <w:rPr>
+            <w:noProof/>
+            <w:webHidden/>
+          </w:rPr>
+          <w:fldChar w:fldCharType="separate"/>
+        </w:r>
+        <w:r>
+          <w:rPr>
+            <w:noProof/>
+            <w:webHidden/>
+          </w:rPr>
+          <w:t>14</w:t>
+        </w:r>
+        <w:r>
+          <w:rPr>
+            <w:noProof/>
+            <w:webHidden/>
+          </w:rPr>
+          <w:fldChar w:fldCharType="end"/>
+        </w:r>
+      </w:hyperlink>
+    </w:p>
+    <w:p>
+      <w:pPr>
+        <w:pStyle w:val="TOC2"/>
+        <w:tabs>
+          <w:tab w:val="right" w:leader="dot" w:pos="9595"/>
+        </w:tabs>
+        <w:rPr>
+          <w:noProof/>
+        </w:rPr>
+      </w:pPr>
+      <w:hyperlink w:anchor="_Toc226493573" w:history="1">
+        <w:r>
+          <w:rPr>
+            <w:rStyle w:val="Hyperlink"/>
+            <w:noProof/>
+          </w:rPr>
+          <w:t>5.4 Admin</w:t>
+        </w:r>
+        <w:r>
+          <w:rPr>
+            <w:noProof/>
+            <w:webHidden/>
+          </w:rPr>
+          <w:tab/>
+        </w:r>
+        <w:r>
+          <w:rPr>
+            <w:noProof/>
+            <w:webHidden/>
+          </w:rPr>
+          <w:fldChar w:fldCharType="begin"/>
+        </w:r>
+        <w:r>
+          <w:rPr>
+            <w:noProof/>
+            <w:webHidden/>
+          </w:rPr>
+          <w:instrText xml:space="preserve"> PAGEREF _Toc226493573 \h </w:instrText>
+        </w:r>
+        <w:r>
+          <w:rPr>
+            <w:noProof/>
+            <w:webHidden/>
+          </w:rPr>
+        </w:r>
+        <w:r>
+          <w:rPr>
+            <w:noProof/>
+            <w:webHidden/>
+          </w:rPr>
+          <w:fldChar w:fldCharType="separate"/>
+        </w:r>
+        <w:r>
+          <w:rPr>
+            <w:noProof/>
+            <w:webHidden/>
+          </w:rPr>
+          <w:t>15</w:t>
+        </w:r>
+        <w:r>
+          <w:rPr>
+            <w:noProof/>
+            <w:webHidden/>
+          </w:rPr>
+          <w:fldChar w:fldCharType="end"/>
+        </w:r>
+      </w:hyperlink>
+    </w:p>
+    <w:p>
+      <w:pPr>
+        <w:pStyle w:val="TOC2"/>
+        <w:tabs>
+          <w:tab w:val="right" w:leader="dot" w:pos="9595"/>
+        </w:tabs>
+        <w:rPr>
+          <w:noProof/>
+        </w:rPr>
+      </w:pPr>
+      <w:hyperlink w:anchor="_Toc226493574" w:history="1">
+        <w:r>
+          <w:rPr>
+            <w:rStyle w:val="Hyperlink"/>
+            <w:noProof/>
+          </w:rPr>
+          <w:t>5.5 Funder</w:t>
+        </w:r>
+        <w:r>
+          <w:rPr>
+            <w:noProof/>
+            <w:webHidden/>
+          </w:rPr>
+          <w:tab/>
+        </w:r>
+        <w:r>
+          <w:rPr>
+            <w:noProof/>
+            <w:webHidden/>
+          </w:rPr>
+          <w:fldChar w:fldCharType="begin"/>
+        </w:r>
+        <w:r>
+          <w:rPr>
+            <w:noProof/>
+            <w:webHidden/>
+          </w:rPr>
+          <w:instrText xml:space="preserve"> PAGEREF _Toc226493574 \h </w:instrText>
+        </w:r>
+        <w:r>
+          <w:rPr>
+            <w:noProof/>
+            <w:webHidden/>
+          </w:rPr>
+        </w:r>
+        <w:r>
+          <w:rPr>
+            <w:noProof/>
+            <w:webHidden/>
+          </w:rPr>
+          <w:fldChar w:fldCharType="separate"/>
+        </w:r>
+        <w:r>
+          <w:rPr>
+            <w:noProof/>
+            <w:webHidden/>
+          </w:rPr>
+          <w:t>15</w:t>
+        </w:r>
+        <w:r>
+          <w:rPr>
+            <w:noProof/>
+            <w:webHidden/>
+          </w:rPr>
+          <w:fldChar w:fldCharType="end"/>
+        </w:r>
+      </w:hyperlink>
+    </w:p>
+    <w:p>
+      <w:pPr>
+        <w:pStyle w:val="TOC1"/>
+        <w:tabs>
+          <w:tab w:val="right" w:leader="dot" w:pos="9595"/>
+        </w:tabs>
+        <w:rPr>
+          <w:noProof/>
+        </w:rPr>
+      </w:pPr>
+      <w:hyperlink w:anchor="_Toc226493575" w:history="1">
+        <w:r>
+          <w:rPr>
+            <w:rStyle w:val="Hyperlink"/>
+            <w:noProof/>
+          </w:rPr>
+          <w:t>6. Common tasks</w:t>
+        </w:r>
+        <w:r>
+          <w:rPr>
+            <w:noProof/>
+            <w:webHidden/>
+          </w:rPr>
+          <w:tab/>
+        </w:r>
+        <w:r>
+          <w:rPr>
+            <w:noProof/>
+            <w:webHidden/>
+          </w:rPr>
+          <w:fldChar w:fldCharType="begin"/>
+        </w:r>
+        <w:r>
+          <w:rPr>
+            <w:noProof/>
+            <w:webHidden/>
+          </w:rPr>
+          <w:instrText xml:space="preserve"> PAGEREF _Toc226493575 \h </w:instrText>
+        </w:r>
+        <w:r>
+          <w:rPr>
+            <w:noProof/>
+            <w:webHidden/>
+          </w:rPr>
+        </w:r>
+        <w:r>
+          <w:rPr>
+            <w:noProof/>
+            <w:webHidden/>
+          </w:rPr>
+          <w:fldChar w:fldCharType="separate"/>
+        </w:r>
+        <w:r>
+          <w:rPr>
+            <w:noProof/>
+            <w:webHidden/>
+          </w:rPr>
+          <w:t>15</w:t>
+        </w:r>
+        <w:r>
+          <w:rPr>
+            <w:noProof/>
+            <w:webHidden/>
+          </w:rPr>
+          <w:fldChar w:fldCharType="end"/>
+        </w:r>
+      </w:hyperlink>
+    </w:p>
+    <w:p>
+      <w:pPr>
+        <w:pStyle w:val="TOC2"/>
+        <w:tabs>
+          <w:tab w:val="right" w:leader="dot" w:pos="9595"/>
+        </w:tabs>
+        <w:rPr>
+          <w:noProof/>
+        </w:rPr>
+      </w:pPr>
+      <w:hyperlink w:anchor="_Toc226493576" w:history="1">
+        <w:r>
+          <w:rPr>
+            <w:rStyle w:val="Hyperlink"/>
+            <w:noProof/>
+          </w:rPr>
+          <w:t>6.1 Check a KPI</w:t>
+        </w:r>
+        <w:r>
+          <w:rPr>
+            <w:noProof/>
+            <w:webHidden/>
+          </w:rPr>
+          <w:tab/>
+        </w:r>
+        <w:r>
+          <w:rPr>
+            <w:noProof/>
+            <w:webHidden/>
+          </w:rPr>
+          <w:fldChar w:fldCharType="begin"/>
+        </w:r>
+        <w:r>
+          <w:rPr>
+            <w:noProof/>
+            <w:webHidden/>
+          </w:rPr>
+          <w:instrText xml:space="preserve"> PAGEREF _Toc226493576 \h </w:instrText>
+        </w:r>
+        <w:r>
+          <w:rPr>
+            <w:noProof/>
+            <w:webHidden/>
+          </w:rPr>
+        </w:r>
+        <w:r>
+          <w:rPr>
+            <w:noProof/>
+            <w:webHidden/>
+          </w:rPr>
+          <w:fldChar w:fldCharType="separate"/>
+        </w:r>
+        <w:r>
+          <w:rPr>
+            <w:noProof/>
+            <w:webHidden/>
+          </w:rPr>
+          <w:t>15</w:t>
+        </w:r>
+        <w:r>
+          <w:rPr>
+            <w:noProof/>
+            <w:webHidden/>
+          </w:rPr>
+          <w:fldChar w:fldCharType="end"/>
+        </w:r>
+      </w:hyperlink>
+    </w:p>
+    <w:p>
+      <w:pPr>
+        <w:pStyle w:val="TOC2"/>
+        <w:tabs>
+          <w:tab w:val="right" w:leader="dot" w:pos="9595"/>
+        </w:tabs>
+        <w:rPr>
+          <w:noProof/>
+        </w:rPr>
+      </w:pPr>
+      <w:hyperlink w:anchor="_Toc226493577" w:history="1">
+        <w:r>
+          <w:rPr>
+            <w:rStyle w:val="Hyperlink"/>
+            <w:noProof/>
+          </w:rPr>
+          <w:t>6.2 Build a report</w:t>
+        </w:r>
+        <w:r>
+          <w:rPr>
+            <w:noProof/>
+            <w:webHidden/>
+          </w:rPr>
+          <w:tab/>
+        </w:r>
+        <w:r>
+          <w:rPr>
+            <w:noProof/>
+            <w:webHidden/>
+          </w:rPr>
+          <w:fldChar w:fldCharType="begin"/>
+        </w:r>
+        <w:r>
+          <w:rPr>
+            <w:noProof/>
+            <w:webHidden/>
+          </w:rPr>
+          <w:instrText xml:space="preserve"> PAGEREF _Toc226493577 \h </w:instrText>
+        </w:r>
+        <w:r>
+          <w:rPr>
+            <w:noProof/>
+            <w:webHidden/>
+          </w:rPr>
+        </w:r>
+        <w:r>
+          <w:rPr>
+            <w:noProof/>
+            <w:webHidden/>
+          </w:rPr>
+          <w:fldChar w:fldCharType="separate"/>
+        </w:r>
+        <w:r>
+          <w:rPr>
+            <w:noProof/>
+            <w:webHidden/>
+          </w:rPr>
+          <w:t>16</w:t>
+        </w:r>
+        <w:r>
+          <w:rPr>
+            <w:noProof/>
+            <w:webHidden/>
+          </w:rPr>
+          <w:fldChar w:fldCharType="end"/>
+        </w:r>
+      </w:hyperlink>
+    </w:p>
+    <w:p>
+      <w:pPr>
+        <w:pStyle w:val="TOC2"/>
+        <w:tabs>
+          <w:tab w:val="right" w:leader="dot" w:pos="9595"/>
+        </w:tabs>
+        <w:rPr>
+          <w:noProof/>
+        </w:rPr>
+      </w:pPr>
+      <w:hyperlink w:anchor="_Toc226493578" w:history="1">
+        <w:r>
+          <w:rPr>
+            <w:rStyle w:val="Hyperlink"/>
+            <w:noProof/>
+          </w:rPr>
+          <w:t>6.3 Review participant travel</w:t>
+        </w:r>
+        <w:r>
+          <w:rPr>
+            <w:noProof/>
+            <w:webHidden/>
+          </w:rPr>
+          <w:tab/>
+        </w:r>
+        <w:r>
+          <w:rPr>
+            <w:noProof/>
+            <w:webHidden/>
+          </w:rPr>
+          <w:fldChar w:fldCharType="begin"/>
+        </w:r>
+        <w:r>
+          <w:rPr>
+            <w:noProof/>
+            <w:webHidden/>
+          </w:rPr>
+          <w:instrText xml:space="preserve"> PAGEREF _Toc226493578 \h </w:instrText>
+        </w:r>
+        <w:r>
+          <w:rPr>
+            <w:noProof/>
+            <w:webHidden/>
+          </w:rPr>
+        </w:r>
+        <w:r>
+          <w:rPr>
+            <w:noProof/>
+            <w:webHidden/>
+          </w:rPr>
+          <w:fldChar w:fldCharType="separate"/>
+        </w:r>
+        <w:r>
+          <w:rPr>
+            <w:noProof/>
+            <w:webHidden/>
+          </w:rPr>
+          <w:t>16</w:t>
+        </w:r>
+        <w:r>
+          <w:rPr>
+            <w:noProof/>
+            <w:webHidden/>
+          </w:rPr>
+          <w:fldChar w:fldCharType="end"/>
+        </w:r>
+      </w:hyperlink>
+    </w:p>
+    <w:p>
+      <w:pPr>
+        <w:pStyle w:val="TOC2"/>
+        <w:tabs>
+          <w:tab w:val="right" w:leader="dot" w:pos="9595"/>
+        </w:tabs>
+        <w:rPr>
+          <w:noProof/>
+        </w:rPr>
+      </w:pPr>
+      <w:hyperlink w:anchor="_Toc226493579" w:history="1">
+        <w:r>
+          <w:rPr>
+            <w:rStyle w:val="Hyperlink"/>
+            <w:noProof/>
+          </w:rPr>
+          <w:t>6.4 Review a single event</w:t>
+        </w:r>
+        <w:r>
+          <w:rPr>
+            <w:noProof/>
+            <w:webHidden/>
+          </w:rPr>
+          <w:tab/>
+        </w:r>
+        <w:r>
+          <w:rPr>
+            <w:noProof/>
+            <w:webHidden/>
+          </w:rPr>
+          <w:fldChar w:fldCharType="begin"/>
+        </w:r>
+        <w:r>
+          <w:rPr>
+            <w:noProof/>
+            <w:webHidden/>
+          </w:rPr>
+          <w:instrText xml:space="preserve"> PAGEREF _Toc226493579 \h </w:instrText>
+        </w:r>
+        <w:r>
+          <w:rPr>
+            <w:noProof/>
+            <w:webHidden/>
+          </w:rPr>
+        </w:r>
+        <w:r>
+          <w:rPr>
+            <w:noProof/>
+            <w:webHidden/>
+          </w:rPr>
+          <w:fldChar w:fldCharType="separate"/>
+        </w:r>
+        <w:r>
+          <w:rPr>
+            <w:noProof/>
+            <w:webHidden/>
+          </w:rPr>
+          <w:t>16</w:t>
+        </w:r>
+        <w:r>
+          <w:rPr>
+            <w:noProof/>
+            <w:webHidden/>
+          </w:rPr>
+          <w:fldChar w:fldCharType="end"/>
+        </w:r>
+      </w:hyperlink>
+    </w:p>
+    <w:p>
+      <w:pPr>
+        <w:pStyle w:val="TOC2"/>
+        <w:tabs>
+          <w:tab w:val="right" w:leader="dot" w:pos="9595"/>
+        </w:tabs>
+        <w:rPr>
+          <w:noProof/>
+        </w:rPr>
+      </w:pPr>
+      <w:hyperlink w:anchor="_Toc226493580" w:history="1">
+        <w:r>
+          <w:rPr>
+            <w:rStyle w:val="Hyperlink"/>
+            <w:noProof/>
+          </w:rPr>
+          <w:t>6.5 Handle a password reset</w:t>
+        </w:r>
+        <w:r>
+          <w:rPr>
+            <w:noProof/>
+            <w:webHidden/>
+          </w:rPr>
+          <w:tab/>
+        </w:r>
+        <w:r>
+          <w:rPr>
+            <w:noProof/>
+            <w:webHidden/>
+          </w:rPr>
+          <w:fldChar w:fldCharType="begin"/>
+        </w:r>
+        <w:r>
+          <w:rPr>
+            <w:noProof/>
+            <w:webHidden/>
+          </w:rPr>
+          <w:instrText xml:space="preserve"> PAGEREF _Toc226493580 \h </w:instrText>
+        </w:r>
+        <w:r>
+          <w:rPr>
+            <w:noProof/>
+            <w:webHidden/>
+          </w:rPr>
+        </w:r>
+        <w:r>
+          <w:rPr>
+            <w:noProof/>
+            <w:webHidden/>
+          </w:rPr>
+          <w:fldChar w:fldCharType="separate"/>
+        </w:r>
+        <w:r>
+          <w:rPr>
+            <w:noProof/>
+            <w:webHidden/>
+          </w:rPr>
+          <w:t>16</w:t>
+        </w:r>
+        <w:r>
+          <w:rPr>
+            <w:noProof/>
+            <w:webHidden/>
+          </w:rPr>
+          <w:fldChar w:fldCharType="end"/>
+        </w:r>
+      </w:hyperlink>
+    </w:p>
+    <w:p>
+      <w:pPr>
+        <w:pStyle w:val="TOC2"/>
+        <w:tabs>
+          <w:tab w:val="right" w:leader="dot" w:pos="9595"/>
+        </w:tabs>
+        <w:rPr>
+          <w:noProof/>
+        </w:rPr>
+      </w:pPr>
+      <w:hyperlink w:anchor="_Toc226493581" w:history="1">
+        <w:r>
+          <w:rPr>
+            <w:rStyle w:val="Hyperlink"/>
+            <w:noProof/>
+          </w:rPr>
+          <w:t>6.6 Submit or review a data request</w:t>
+        </w:r>
+        <w:r>
+          <w:rPr>
+            <w:noProof/>
+            <w:webHidden/>
+          </w:rPr>
+          <w:tab/>
+        </w:r>
+        <w:r>
+          <w:rPr>
+            <w:noProof/>
+            <w:webHidden/>
+          </w:rPr>
+          <w:fldChar w:fldCharType="begin"/>
+        </w:r>
+        <w:r>
+          <w:rPr>
+            <w:noProof/>
+            <w:webHidden/>
+          </w:rPr>
+          <w:instrText xml:space="preserve"> PAGEREF _Toc226493581 \h </w:instrText>
+        </w:r>
+        <w:r>
+          <w:rPr>
+            <w:noProof/>
+            <w:webHidden/>
+          </w:rPr>
+        </w:r>
+        <w:r>
+          <w:rPr>
+            <w:noProof/>
+            <w:webHidden/>
+          </w:rPr>
+          <w:fldChar w:fldCharType="separate"/>
+        </w:r>
+        <w:r>
+          <w:rPr>
+            <w:noProof/>
+            <w:webHidden/>
+          </w:rPr>
+          <w:t>16</w:t>
+        </w:r>
+        <w:r>
+          <w:rPr>
+            <w:noProof/>
+            <w:webHidden/>
+          </w:rPr>
+          <w:fldChar w:fldCharType="end"/>
+        </w:r>
+      </w:hyperlink>
+    </w:p>
+    <w:p>
+      <w:pPr>
+        <w:pStyle w:val="TOC1"/>
+        <w:tabs>
+          <w:tab w:val="right" w:leader="dot" w:pos="9595"/>
+        </w:tabs>
+        <w:rPr>
+          <w:noProof/>
+        </w:rPr>
+      </w:pPr>
+      <w:hyperlink w:anchor="_Toc226493582" w:history="1">
+        <w:r>
+          <w:rPr>
+            <w:rStyle w:val="Hyperlink"/>
+            <w:noProof/>
+          </w:rPr>
+          <w:t>7. How to read the main outputs</w:t>
+        </w:r>
+        <w:r>
+          <w:rPr>
+            <w:noProof/>
+            <w:webHidden/>
+          </w:rPr>
+          <w:tab/>
+        </w:r>
+        <w:r>
+          <w:rPr>
+            <w:noProof/>
+            <w:webHidden/>
+          </w:rPr>
+          <w:fldChar w:fldCharType="begin"/>
+        </w:r>
+        <w:r>
+          <w:rPr>
+            <w:noProof/>
+            <w:webHidden/>
+          </w:rPr>
+          <w:instrText xml:space="preserve"> PAGEREF _Toc226493582 \h </w:instrText>
+        </w:r>
+        <w:r>
+          <w:rPr>
+            <w:noProof/>
+            <w:webHidden/>
+          </w:rPr>
+        </w:r>
+        <w:r>
+          <w:rPr>
+            <w:noProof/>
+            <w:webHidden/>
+          </w:rPr>
+          <w:fldChar w:fldCharType="separate"/>
+        </w:r>
+        <w:r>
+          <w:rPr>
+            <w:noProof/>
+            <w:webHidden/>
+          </w:rPr>
+          <w:t>17</w:t>
+        </w:r>
+        <w:r>
+          <w:rPr>
+            <w:noProof/>
+            <w:webHidden/>
+          </w:rPr>
+          <w:fldChar w:fldCharType="end"/>
+        </w:r>
+      </w:hyperlink>
+    </w:p>
+    <w:p>
+      <w:pPr>
+        <w:pStyle w:val="TOC2"/>
+        <w:tabs>
+          <w:tab w:val="right" w:leader="dot" w:pos="9595"/>
+        </w:tabs>
+        <w:rPr>
+          <w:noProof/>
+        </w:rPr>
+      </w:pPr>
+      <w:hyperlink w:anchor="_Toc226493583" w:history="1">
+        <w:r>
+          <w:rPr>
+            <w:rStyle w:val="Hyperlink"/>
+            <w:noProof/>
+          </w:rPr>
+          <w:t>7.1 Headline cards</w:t>
+        </w:r>
+        <w:r>
+          <w:rPr>
+            <w:noProof/>
+            <w:webHidden/>
+          </w:rPr>
+          <w:tab/>
+        </w:r>
+        <w:r>
+          <w:rPr>
+            <w:noProof/>
+            <w:webHidden/>
+          </w:rPr>
+          <w:fldChar w:fldCharType="begin"/>
+        </w:r>
+        <w:r>
+          <w:rPr>
+            <w:noProof/>
+            <w:webHidden/>
+          </w:rPr>
+          <w:instrText xml:space="preserve"> PAGEREF _Toc226493583 \h </w:instrText>
+        </w:r>
+        <w:r>
+          <w:rPr>
+            <w:noProof/>
+            <w:webHidden/>
+          </w:rPr>
+        </w:r>
+        <w:r>
+          <w:rPr>
+            <w:noProof/>
+            <w:webHidden/>
+          </w:rPr>
+          <w:fldChar w:fldCharType="separate"/>
+        </w:r>
+        <w:r>
+          <w:rPr>
+            <w:noProof/>
+            <w:webHidden/>
+          </w:rPr>
+          <w:t>17</w:t>
+        </w:r>
+        <w:r>
+          <w:rPr>
+            <w:noProof/>
+            <w:webHidden/>
+          </w:rPr>
+          <w:fldChar w:fldCharType="end"/>
+        </w:r>
+      </w:hyperlink>
+    </w:p>
+    <w:p>
+      <w:pPr>
+        <w:pStyle w:val="TOC2"/>
+        <w:tabs>
+          <w:tab w:val="right" w:leader="dot" w:pos="9595"/>
+        </w:tabs>
+        <w:rPr>
+          <w:noProof/>
+        </w:rPr>
+      </w:pPr>
+      <w:hyperlink w:anchor="_Toc226493584" w:history="1">
+        <w:r>
+          <w:rPr>
+            <w:rStyle w:val="Hyperlink"/>
+            <w:noProof/>
+          </w:rPr>
+          <w:t>7.2 Drill-downs</w:t>
+        </w:r>
+        <w:r>
+          <w:rPr>
+            <w:noProof/>
+            <w:webHidden/>
+          </w:rPr>
+          <w:tab/>
+        </w:r>
+        <w:r>
+          <w:rPr>
+            <w:noProof/>
+            <w:webHidden/>
+          </w:rPr>
+          <w:fldChar w:fldCharType="begin"/>
+        </w:r>
+        <w:r>
+          <w:rPr>
+            <w:noProof/>
+            <w:webHidden/>
+          </w:rPr>
+          <w:instrText xml:space="preserve"> PAGEREF _Toc226493584 \h </w:instrText>
+        </w:r>
+        <w:r>
+          <w:rPr>
+            <w:noProof/>
+            <w:webHidden/>
+          </w:rPr>
+        </w:r>
+        <w:r>
+          <w:rPr>
+            <w:noProof/>
+            <w:webHidden/>
+          </w:rPr>
+          <w:fldChar w:fldCharType="separate"/>
+        </w:r>
+        <w:r>
+          <w:rPr>
+            <w:noProof/>
+            <w:webHidden/>
+          </w:rPr>
+          <w:t>17</w:t>
+        </w:r>
+        <w:r>
+          <w:rPr>
+            <w:noProof/>
+            <w:webHidden/>
+          </w:rPr>
+          <w:fldChar w:fldCharType="end"/>
+        </w:r>
+      </w:hyperlink>
+    </w:p>
+    <w:p>
+      <w:pPr>
+        <w:pStyle w:val="TOC2"/>
+        <w:tabs>
+          <w:tab w:val="right" w:leader="dot" w:pos="9595"/>
+        </w:tabs>
+        <w:rPr>
+          <w:noProof/>
+        </w:rPr>
+      </w:pPr>
+      <w:hyperlink w:anchor="_Toc226493585" w:history="1">
+        <w:r>
+          <w:rPr>
+            <w:rStyle w:val="Hyperlink"/>
+            <w:noProof/>
+          </w:rPr>
+          <w:t>7.3 Reports</w:t>
+        </w:r>
+        <w:r>
+          <w:rPr>
+            <w:noProof/>
+            <w:webHidden/>
+          </w:rPr>
+          <w:tab/>
+        </w:r>
+        <w:r>
+          <w:rPr>
+            <w:noProof/>
+            <w:webHidden/>
+          </w:rPr>
+          <w:fldChar w:fldCharType="begin"/>
+        </w:r>
+        <w:r>
+          <w:rPr>
+            <w:noProof/>
+            <w:webHidden/>
+          </w:rPr>
+          <w:instrText xml:space="preserve"> PAGEREF _Toc226493585 \h </w:instrText>
+        </w:r>
+        <w:r>
+          <w:rPr>
+            <w:noProof/>
+            <w:webHidden/>
+          </w:rPr>
+        </w:r>
+        <w:r>
+          <w:rPr>
+            <w:noProof/>
+            <w:webHidden/>
+          </w:rPr>
+          <w:fldChar w:fldCharType="separate"/>
+        </w:r>
+        <w:r>
+          <w:rPr>
+            <w:noProof/>
+            <w:webHidden/>
+          </w:rPr>
+          <w:t>17</w:t>
+        </w:r>
+        <w:r>
+          <w:rPr>
+            <w:noProof/>
+            <w:webHidden/>
+          </w:rPr>
+          <w:fldChar w:fldCharType="end"/>
+        </w:r>
+      </w:hyperlink>
+    </w:p>
+    <w:p>
+      <w:pPr>
+        <w:pStyle w:val="TOC2"/>
+        <w:tabs>
+          <w:tab w:val="right" w:leader="dot" w:pos="9595"/>
+        </w:tabs>
+        <w:rPr>
+          <w:noProof/>
+        </w:rPr>
+      </w:pPr>
+      <w:hyperlink w:anchor="_Toc226493586" w:history="1">
+        <w:r>
+          <w:rPr>
+            <w:rStyle w:val="Hyperlink"/>
+            <w:noProof/>
+          </w:rPr>
+          <w:t>7.4 Case studies</w:t>
+        </w:r>
+        <w:r>
+          <w:rPr>
+            <w:noProof/>
+            <w:webHidden/>
+          </w:rPr>
+          <w:tab/>
+        </w:r>
+        <w:r>
+          <w:rPr>
+            <w:noProof/>
+            <w:webHidden/>
+          </w:rPr>
+          <w:fldChar w:fldCharType="begin"/>
+        </w:r>
+        <w:r>
+          <w:rPr>
+            <w:noProof/>
+            <w:webHidden/>
+          </w:rPr>
+          <w:instrText xml:space="preserve"> PAGEREF _Toc226493586 \h </w:instrText>
+        </w:r>
+        <w:r>
+          <w:rPr>
+            <w:noProof/>
+            <w:webHidden/>
+          </w:rPr>
+        </w:r>
+        <w:r>
+          <w:rPr>
+            <w:noProof/>
+            <w:webHidden/>
+          </w:rPr>
+          <w:fldChar w:fldCharType="separate"/>
+        </w:r>
+        <w:r>
+          <w:rPr>
+            <w:noProof/>
+            <w:webHidden/>
+          </w:rPr>
+          <w:t>17</w:t>
+        </w:r>
+        <w:r>
+          <w:rPr>
+            <w:noProof/>
+            <w:webHidden/>
+          </w:rPr>
+          <w:fldChar w:fldCharType="end"/>
+        </w:r>
+      </w:hyperlink>
+    </w:p>
+    <w:p>
+      <w:pPr>
+        <w:pStyle w:val="TOC1"/>
+        <w:tabs>
+          <w:tab w:val="right" w:leader="dot" w:pos="9595"/>
+        </w:tabs>
+        <w:rPr>
+          <w:noProof/>
+        </w:rPr>
+      </w:pPr>
+      <w:hyperlink w:anchor="_Toc226493587" w:history="1">
+        <w:r>
+          <w:rPr>
+            <w:rStyle w:val="Hyperlink"/>
+            <w:noProof/>
+          </w:rPr>
+          <w:t>8. Good working practice</w:t>
+        </w:r>
+        <w:r>
+          <w:rPr>
+            <w:noProof/>
+            <w:webHidden/>
+          </w:rPr>
+          <w:tab/>
+        </w:r>
+        <w:r>
+          <w:rPr>
+            <w:noProof/>
+            <w:webHidden/>
+          </w:rPr>
+          <w:fldChar w:fldCharType="begin"/>
+        </w:r>
+        <w:r>
+          <w:rPr>
+            <w:noProof/>
+            <w:webHidden/>
+          </w:rPr>
+          <w:instrText xml:space="preserve"> PAGEREF _Toc226493587 \h </w:instrText>
+        </w:r>
+        <w:r>
+          <w:rPr>
+            <w:noProof/>
+            <w:webHidden/>
+          </w:rPr>
+        </w:r>
+        <w:r>
+          <w:rPr>
+            <w:noProof/>
+            <w:webHidden/>
+          </w:rPr>
+          <w:fldChar w:fldCharType="separate"/>
+        </w:r>
+        <w:r>
+          <w:rPr>
+            <w:noProof/>
+            <w:webHidden/>
+          </w:rPr>
+          <w:t>17</w:t>
+        </w:r>
+        <w:r>
+          <w:rPr>
+            <w:noProof/>
+            <w:webHidden/>
+          </w:rPr>
+          <w:fldChar w:fldCharType="end"/>
+        </w:r>
+      </w:hyperlink>
+    </w:p>
+    <w:p>
+      <w:pPr>
+        <w:pStyle w:val="TOC1"/>
+        <w:tabs>
+          <w:tab w:val="right" w:leader="dot" w:pos="9595"/>
+        </w:tabs>
+        <w:rPr>
+          <w:noProof/>
+        </w:rPr>
+      </w:pPr>
+      <w:hyperlink w:anchor="_Toc226493588" w:history="1">
+        <w:r>
+          <w:rPr>
+            <w:rStyle w:val="Hyperlink"/>
+            <w:noProof/>
+          </w:rPr>
+          <w:t>9. Troubleshooting</w:t>
+        </w:r>
+        <w:r>
+          <w:rPr>
+            <w:noProof/>
+            <w:webHidden/>
+          </w:rPr>
+          <w:tab/>
+        </w:r>
+        <w:r>
+          <w:rPr>
+            <w:noProof/>
+            <w:webHidden/>
+          </w:rPr>
+          <w:fldChar w:fldCharType="begin"/>
+        </w:r>
+        <w:r>
+          <w:rPr>
+            <w:noProof/>
+            <w:webHidden/>
+          </w:rPr>
+          <w:instrText xml:space="preserve"> PAGEREF _Toc226493588 \h </w:instrText>
+        </w:r>
+        <w:r>
+          <w:rPr>
+            <w:noProof/>
+            <w:webHidden/>
+          </w:rPr>
+        </w:r>
+        <w:r>
+          <w:rPr>
+            <w:noProof/>
+            <w:webHidden/>
+          </w:rPr>
+          <w:fldChar w:fldCharType="separate"/>
+        </w:r>
+        <w:r>
+          <w:rPr>
+            <w:noProof/>
+            <w:webHidden/>
+          </w:rPr>
+          <w:t>18</w:t>
+        </w:r>
+        <w:r>
+          <w:rPr>
+            <w:noProof/>
+            <w:webHidden/>
+          </w:rPr>
+          <w:fldChar w:fldCharType="end"/>
+        </w:r>
+      </w:hyperlink>
+    </w:p>
+    <w:p>
+      <w:pPr>
+        <w:pStyle w:val="TOC2"/>
+        <w:tabs>
+          <w:tab w:val="right" w:leader="dot" w:pos="9595"/>
+        </w:tabs>
+        <w:rPr>
+          <w:noProof/>
+        </w:rPr>
+      </w:pPr>
+      <w:hyperlink w:anchor="_Toc226493589" w:history="1">
+        <w:r>
+          <w:rPr>
+            <w:rStyle w:val="Hyperlink"/>
+            <w:noProof/>
+          </w:rPr>
+          <w:t>No data is showing</w:t>
+        </w:r>
+        <w:r>
+          <w:rPr>
+            <w:noProof/>
+            <w:webHidden/>
+          </w:rPr>
+          <w:tab/>
+        </w:r>
+        <w:r>
+          <w:rPr>
+            <w:noProof/>
+            <w:webHidden/>
+          </w:rPr>
+          <w:fldChar w:fldCharType="begin"/>
+        </w:r>
+        <w:r>
+          <w:rPr>
+            <w:noProof/>
+            <w:webHidden/>
+          </w:rPr>
+          <w:instrText xml:space="preserve"> PAGEREF _Toc226493589 \h </w:instrText>
+        </w:r>
+        <w:r>
+          <w:rPr>
+            <w:noProof/>
+            <w:webHidden/>
+          </w:rPr>
+        </w:r>
+        <w:r>
+          <w:rPr>
+            <w:noProof/>
+            <w:webHidden/>
+          </w:rPr>
+          <w:fldChar w:fldCharType="separate"/>
+        </w:r>
+        <w:r>
+          <w:rPr>
+            <w:noProof/>
+            <w:webHidden/>
+          </w:rPr>
+          <w:t>18</w:t>
+        </w:r>
+        <w:r>
+          <w:rPr>
+            <w:noProof/>
+            <w:webHidden/>
+          </w:rPr>
+          <w:fldChar w:fldCharType="end"/>
+        </w:r>
+      </w:hyperlink>
+    </w:p>
+    <w:p>
+      <w:pPr>
+        <w:pStyle w:val="TOC2"/>
+        <w:tabs>
+          <w:tab w:val="right" w:leader="dot" w:pos="9595"/>
+        </w:tabs>
+        <w:rPr>
+          <w:noProof/>
+        </w:rPr>
+      </w:pPr>
+      <w:hyperlink w:anchor="_Toc226493590" w:history="1">
+        <w:r>
+          <w:rPr>
+            <w:rStyle w:val="Hyperlink"/>
+            <w:noProof/>
+          </w:rPr>
+          <w:t>A report is not updating</w:t>
+        </w:r>
+        <w:r>
+          <w:rPr>
+            <w:noProof/>
+            <w:webHidden/>
+          </w:rPr>
+          <w:tab/>
+        </w:r>
+        <w:r>
+          <w:rPr>
+            <w:noProof/>
+            <w:webHidden/>
+          </w:rPr>
+          <w:fldChar w:fldCharType="begin"/>
+        </w:r>
+        <w:r>
+          <w:rPr>
+            <w:noProof/>
+            <w:webHidden/>
+          </w:rPr>
+          <w:instrText xml:space="preserve"> PAGEREF _Toc226493590 \h </w:instrText>
+        </w:r>
+        <w:r>
+          <w:rPr>
+            <w:noProof/>
+            <w:webHidden/>
+          </w:rPr>
+        </w:r>
+        <w:r>
+          <w:rPr>
+            <w:noProof/>
+            <w:webHidden/>
+          </w:rPr>
+          <w:fldChar w:fldCharType="separate"/>
+        </w:r>
+        <w:r>
+          <w:rPr>
+            <w:noProof/>
+            <w:webHidden/>
+          </w:rPr>
+          <w:t>18</w:t>
+        </w:r>
+        <w:r>
+          <w:rPr>
+            <w:noProof/>
+            <w:webHidden/>
+          </w:rPr>
+          <w:fldChar w:fldCharType="end"/>
+        </w:r>
+      </w:hyperlink>
+    </w:p>
+    <w:p>
+      <w:pPr>
+        <w:pStyle w:val="TOC2"/>
+        <w:tabs>
+          <w:tab w:val="right" w:leader="dot" w:pos="9595"/>
+        </w:tabs>
+        <w:rPr>
+          <w:noProof/>
+        </w:rPr>
+      </w:pPr>
+      <w:hyperlink w:anchor="_Toc226493591" w:history="1">
+        <w:r>
+          <w:rPr>
+            <w:rStyle w:val="Hyperlink"/>
+            <w:noProof/>
+          </w:rPr>
+          <w:t>Participant names are missing</w:t>
+        </w:r>
+        <w:r>
+          <w:rPr>
+            <w:noProof/>
+            <w:webHidden/>
+          </w:rPr>
+          <w:tab/>
+        </w:r>
+        <w:r>
+          <w:rPr>
+            <w:noProof/>
+            <w:webHidden/>
+          </w:rPr>
+          <w:fldChar w:fldCharType="begin"/>
+        </w:r>
+        <w:r>
+          <w:rPr>
+            <w:noProof/>
+            <w:webHidden/>
+          </w:rPr>
+          <w:instrText xml:space="preserve"> PAGEREF _Toc226493591 \h </w:instrText>
+        </w:r>
+        <w:r>
+          <w:rPr>
+            <w:noProof/>
+            <w:webHidden/>
+          </w:rPr>
+        </w:r>
+        <w:r>
+          <w:rPr>
+            <w:noProof/>
+            <w:webHidden/>
+          </w:rPr>
+          <w:fldChar w:fldCharType="separate"/>
+        </w:r>
+        <w:r>
+          <w:rPr>
+            <w:noProof/>
+            <w:webHidden/>
+          </w:rPr>
+          <w:t>18</w:t>
+        </w:r>
+        <w:r>
+          <w:rPr>
+            <w:noProof/>
+            <w:webHidden/>
+          </w:rPr>
+          <w:fldChar w:fldCharType="end"/>
+        </w:r>
+      </w:hyperlink>
+    </w:p>
+    <w:p>
+      <w:pPr>
+        <w:pStyle w:val="TOC2"/>
+        <w:tabs>
+          <w:tab w:val="right" w:leader="dot" w:pos="9595"/>
+        </w:tabs>
+        <w:rPr>
+          <w:noProof/>
+        </w:rPr>
+      </w:pPr>
+      <w:hyperlink w:anchor="_Toc226493592" w:history="1">
+        <w:r>
+          <w:rPr>
+            <w:rStyle w:val="Hyperlink"/>
+            <w:noProof/>
+          </w:rPr>
+          <w:t>The dashboard looks out of date</w:t>
+        </w:r>
+        <w:r>
+          <w:rPr>
+            <w:noProof/>
+            <w:webHidden/>
+          </w:rPr>
+          <w:tab/>
+        </w:r>
+        <w:r>
+          <w:rPr>
+            <w:noProof/>
+            <w:webHidden/>
+          </w:rPr>
+          <w:fldChar w:fldCharType="begin"/>
+        </w:r>
+        <w:r>
+          <w:rPr>
+            <w:noProof/>
+            <w:webHidden/>
+          </w:rPr>
+          <w:instrText xml:space="preserve"> PAGEREF _Toc226493592 \h </w:instrText>
+        </w:r>
+        <w:r>
+          <w:rPr>
+            <w:noProof/>
+            <w:webHidden/>
+          </w:rPr>
+        </w:r>
+        <w:r>
+          <w:rPr>
+            <w:noProof/>
+            <w:webHidden/>
+          </w:rPr>
+          <w:fldChar w:fldCharType="separate"/>
+        </w:r>
+        <w:r>
+          <w:rPr>
+            <w:noProof/>
+            <w:webHidden/>
+          </w:rPr>
+          <w:t>18</w:t>
+        </w:r>
+        <w:r>
+          <w:rPr>
+            <w:noProof/>
+            <w:webHidden/>
+          </w:rPr>
+          <w:fldChar w:fldCharType="end"/>
+        </w:r>
+      </w:hyperlink>
+    </w:p>
+    <w:p>
+      <w:pPr>
+        <w:pStyle w:val="TOC2"/>
+        <w:tabs>
+          <w:tab w:val="right" w:leader="dot" w:pos="9595"/>
+        </w:tabs>
+        <w:rPr>
+          <w:noProof/>
+        </w:rPr>
+      </w:pPr>
+      <w:hyperlink w:anchor="_Toc226493593" w:history="1">
+        <w:r>
+          <w:rPr>
+            <w:rStyle w:val="Hyperlink"/>
+            <w:noProof/>
+          </w:rPr>
+          <w:t>A user cannot do something they expect to do</w:t>
+        </w:r>
+        <w:r>
+          <w:rPr>
+            <w:noProof/>
+            <w:webHidden/>
+          </w:rPr>
+          <w:tab/>
+        </w:r>
+        <w:r>
+          <w:rPr>
+            <w:noProof/>
+            <w:webHidden/>
+          </w:rPr>
+          <w:fldChar w:fldCharType="begin"/>
+        </w:r>
+        <w:r>
+          <w:rPr>
+            <w:noProof/>
+            <w:webHidden/>
+          </w:rPr>
+          <w:instrText xml:space="preserve"> PAGEREF _Toc226493593 \h </w:instrText>
+        </w:r>
+        <w:r>
+          <w:rPr>
+            <w:noProof/>
+            <w:webHidden/>
+          </w:rPr>
+        </w:r>
+        <w:r>
+          <w:rPr>
+            <w:noProof/>
+            <w:webHidden/>
+          </w:rPr>
+          <w:fldChar w:fldCharType="separate"/>
+        </w:r>
+        <w:r>
+          <w:rPr>
+            <w:noProof/>
+            <w:webHidden/>
+          </w:rPr>
+          <w:t>18</w:t>
+        </w:r>
+        <w:r>
+          <w:rPr>
+            <w:noProof/>
+            <w:webHidden/>
+          </w:rPr>
+          <w:fldChar w:fldCharType="end"/>
+        </w:r>
+      </w:hyperlink>
+    </w:p>
+    <w:p>
+      <w:r>
+        <w:fldChar w:fldCharType="end"/>
+      </w:r>
+    </w:p>
+    <w:p>
+      <w:r>
+        <w:rPr>
+          <w:i/>
+          <w:sz w:val="20"/>
+        </w:rPr>
+        <w:t>Update the table in Word if entries do not appear immediately.</w:t>
+      </w:r>
+    </w:p>
+    <w:p>
+      <w:r>
+        <w:br w:type="page"/>
+      </w:r>
+    </w:p>
     <w:p>
       <w:pPr>
         <w:pStyle w:val="Title"/>
       </w:pPr>
       <w:r>
+        <w:lastRenderedPageBreak/>
         <w:t>Full Regional KPI Dashboard Manual</w:t>
       </w:r>
     </w:p>
@@ -68,7 +3010,7 @@
           <w:noProof/>
         </w:rPr>
         <w:drawing>
-          <wp:inline distT="0" distB="0" distL="0" distR="0" wp14:anchorId="77A0BF64" wp14:editId="6CDB466D">
+          <wp:inline distT="0" distB="0" distL="0" distR="0" wp14:anchorId="0FFB1633" wp14:editId="2E8F63A4">
             <wp:extent cx="6217920" cy="3819579"/>
             <wp:effectExtent l="0" t="0" r="0" b="0"/>
             <wp:docPr id="1" name="Picture 1"/>
@@ -83,7 +3025,7 @@
                     <pic:cNvPicPr/>
                   </pic:nvPicPr>
                   <pic:blipFill>
-                    <a:blip r:embed="rId6"/>
+                    <a:blip r:embed="rId8"/>
                     <a:stretch>
                       <a:fillRect/>
                     </a:stretch>
@@ -109,9 +3051,11 @@
       <w:pPr>
         <w:pStyle w:val="Heading1"/>
       </w:pPr>
+      <w:bookmarkStart w:id="1" w:name="_Toc226493553"/>
       <w:r>
         <w:t>1. Introduction</w:t>
       </w:r>
+      <w:bookmarkEnd w:id="1"/>
     </w:p>
     <w:p>
       <w:r>
@@ -223,17 +3167,21 @@
       <w:pPr>
         <w:pStyle w:val="Heading1"/>
       </w:pPr>
+      <w:bookmarkStart w:id="2" w:name="_Toc226493554"/>
       <w:r>
         <w:t>2. Core ideas shared across the dashboard</w:t>
       </w:r>
+      <w:bookmarkEnd w:id="2"/>
     </w:p>
     <w:p>
       <w:pPr>
         <w:pStyle w:val="Heading2"/>
       </w:pPr>
+      <w:bookmarkStart w:id="3" w:name="_Toc226493555"/>
       <w:r>
         <w:t>2.1 View Mode</w:t>
       </w:r>
+      <w:bookmarkEnd w:id="3"/>
     </w:p>
     <w:p>
       <w:r>
@@ -338,9 +3286,11 @@
       <w:pPr>
         <w:pStyle w:val="Heading2"/>
       </w:pPr>
+      <w:bookmarkStart w:id="4" w:name="_Toc226493556"/>
       <w:r>
         <w:t>2.2 Region and timeframe</w:t>
       </w:r>
+      <w:bookmarkEnd w:id="4"/>
     </w:p>
     <w:p>
       <w:r>
@@ -375,10 +3325,12 @@
       <w:pPr>
         <w:pStyle w:val="Heading2"/>
       </w:pPr>
+      <w:bookmarkStart w:id="5" w:name="_Toc226493557"/>
       <w:r>
         <w:lastRenderedPageBreak/>
         <w:t>2.3 Last Data Refresh</w:t>
       </w:r>
+      <w:bookmarkEnd w:id="5"/>
     </w:p>
     <w:p>
       <w:r>
@@ -429,9 +3381,11 @@
       <w:pPr>
         <w:pStyle w:val="Heading2"/>
       </w:pPr>
+      <w:bookmarkStart w:id="6" w:name="_Toc226493558"/>
       <w:r>
         <w:t>2.4 Drill-down</w:t>
       </w:r>
+      <w:bookmarkEnd w:id="6"/>
     </w:p>
     <w:p>
       <w:r>
@@ -473,9 +3427,11 @@
       <w:pPr>
         <w:pStyle w:val="Heading2"/>
       </w:pPr>
+      <w:bookmarkStart w:id="7" w:name="_Toc226493559"/>
       <w:r>
         <w:t>2.5 Role-based access</w:t>
       </w:r>
+      <w:bookmarkEnd w:id="7"/>
     </w:p>
     <w:p>
       <w:r>
@@ -487,9 +3443,11 @@
       <w:pPr>
         <w:pStyle w:val="Heading1"/>
       </w:pPr>
+      <w:bookmarkStart w:id="8" w:name="_Toc226493560"/>
       <w:r>
         <w:t>3. Role overview</w:t>
       </w:r>
+      <w:bookmarkEnd w:id="8"/>
     </w:p>
     <w:tbl>
       <w:tblPr>
@@ -762,17 +3720,21 @@
       <w:pPr>
         <w:pStyle w:val="Heading1"/>
       </w:pPr>
+      <w:bookmarkStart w:id="9" w:name="_Toc226493561"/>
       <w:r>
         <w:t>4. Screen-by-screen guide</w:t>
       </w:r>
+      <w:bookmarkEnd w:id="9"/>
     </w:p>
     <w:p>
       <w:pPr>
         <w:pStyle w:val="Heading2"/>
       </w:pPr>
+      <w:bookmarkStart w:id="10" w:name="_Toc226493562"/>
       <w:r>
         <w:t>4.1 KPI Dashboard</w:t>
       </w:r>
+      <w:bookmarkEnd w:id="10"/>
     </w:p>
     <w:p>
       <w:r>
@@ -780,7 +3742,7 @@
           <w:noProof/>
         </w:rPr>
         <w:drawing>
-          <wp:inline distT="0" distB="0" distL="0" distR="0" wp14:anchorId="3329C167" wp14:editId="63ED655B">
+          <wp:inline distT="0" distB="0" distL="0" distR="0" wp14:anchorId="4DEE5E7F" wp14:editId="4CAC18C2">
             <wp:extent cx="6217920" cy="3819579"/>
             <wp:effectExtent l="0" t="0" r="0" b="0"/>
             <wp:docPr id="2" name="Picture 2"/>
@@ -792,550 +3754,6 @@
                 <pic:pic xmlns:pic="http://schemas.openxmlformats.org/drawingml/2006/picture">
                   <pic:nvPicPr>
                     <pic:cNvPr id="0" name="kpi-dashboard-guide.png"/>
-                    <pic:cNvPicPr/>
-                  </pic:nvPicPr>
-                  <pic:blipFill>
-                    <a:blip r:embed="rId7"/>
-                    <a:stretch>
-                      <a:fillRect/>
-                    </a:stretch>
-                  </pic:blipFill>
-                  <pic:spPr>
-                    <a:xfrm>
-                      <a:off x="0" y="0"/>
-                      <a:ext cx="6217920" cy="3819579"/>
-                    </a:xfrm>
-                    <a:prstGeom prst="rect">
-                      <a:avLst/>
-                    </a:prstGeom>
-                  </pic:spPr>
-                </pic:pic>
-              </a:graphicData>
-            </a:graphic>
-          </wp:inline>
-        </w:drawing>
-      </w:r>
-    </w:p>
-    <w:p/>
-    <w:p>
-      <w:r>
-        <w:t xml:space="preserve">Use </w:t>
-      </w:r>
-      <w:r>
-        <w:rPr>
-          <w:rFonts w:ascii="Consolas" w:hAnsi="Consolas"/>
-        </w:rPr>
-        <w:t>KPI Dashboard</w:t>
-      </w:r>
-      <w:r>
-        <w:t xml:space="preserve"> for:</w:t>
-      </w:r>
-    </w:p>
-    <w:p/>
-    <w:p>
-      <w:pPr>
-        <w:pStyle w:val="ManualBullet"/>
-      </w:pPr>
-      <w:r>
-        <w:t>headline KPI review</w:t>
-      </w:r>
-    </w:p>
-    <w:p>
-      <w:pPr>
-        <w:pStyle w:val="ManualBullet"/>
-      </w:pPr>
-      <w:r>
-        <w:t>checking delivery, governance, and partnerships</w:t>
-      </w:r>
-    </w:p>
-    <w:p>
-      <w:pPr>
-        <w:pStyle w:val="ManualBullet"/>
-      </w:pPr>
-      <w:r>
-        <w:t>opening drill-downs behind KPI cards</w:t>
-      </w:r>
-    </w:p>
-    <w:p/>
-    <w:p>
-      <w:r>
-        <w:t>Typical workflow:</w:t>
-      </w:r>
-    </w:p>
-    <w:p/>
-    <w:p>
-      <w:pPr>
-        <w:pStyle w:val="ManualNumber"/>
-      </w:pPr>
-      <w:r>
-        <w:t>Choose a region.</w:t>
-      </w:r>
-    </w:p>
-    <w:p>
-      <w:pPr>
-        <w:pStyle w:val="ManualNumber"/>
-      </w:pPr>
-      <w:r>
-        <w:t>Choose a timeframe.</w:t>
-      </w:r>
-    </w:p>
-    <w:p>
-      <w:pPr>
-        <w:pStyle w:val="ManualNumber"/>
-      </w:pPr>
-      <w:r>
-        <w:t>Choose a KPI section.</w:t>
-      </w:r>
-    </w:p>
-    <w:p>
-      <w:pPr>
-        <w:pStyle w:val="ManualNumber"/>
-      </w:pPr>
-      <w:r>
-        <w:lastRenderedPageBreak/>
-        <w:t>Review the cards.</w:t>
-      </w:r>
-    </w:p>
-    <w:p>
-      <w:pPr>
-        <w:pStyle w:val="ManualNumber"/>
-      </w:pPr>
-      <w:r>
-        <w:t>Open drill-downs where needed.</w:t>
-      </w:r>
-    </w:p>
-    <w:p/>
-    <w:p>
-      <w:r>
-        <w:t>Use this screen first when you want the fastest answer.</w:t>
-      </w:r>
-    </w:p>
-    <w:p/>
-    <w:p>
-      <w:pPr>
-        <w:pStyle w:val="Heading2"/>
-      </w:pPr>
-      <w:r>
-        <w:t>4.2 Custom Reports Dashboard</w:t>
-      </w:r>
-    </w:p>
-    <w:p>
-      <w:r>
-        <w:rPr>
-          <w:noProof/>
-        </w:rPr>
-        <w:drawing>
-          <wp:inline distT="0" distB="0" distL="0" distR="0" wp14:anchorId="25564534" wp14:editId="79A99A01">
-            <wp:extent cx="6217920" cy="3819579"/>
-            <wp:effectExtent l="0" t="0" r="0" b="0"/>
-            <wp:docPr id="3" name="Picture 3"/>
-            <wp:cNvGraphicFramePr>
-              <a:graphicFrameLocks xmlns:a="http://schemas.openxmlformats.org/drawingml/2006/main" noChangeAspect="1"/>
-            </wp:cNvGraphicFramePr>
-            <a:graphic xmlns:a="http://schemas.openxmlformats.org/drawingml/2006/main">
-              <a:graphicData uri="http://schemas.openxmlformats.org/drawingml/2006/picture">
-                <pic:pic xmlns:pic="http://schemas.openxmlformats.org/drawingml/2006/picture">
-                  <pic:nvPicPr>
-                    <pic:cNvPr id="0" name="custom-reports-guide.png"/>
-                    <pic:cNvPicPr/>
-                  </pic:nvPicPr>
-                  <pic:blipFill>
-                    <a:blip r:embed="rId8"/>
-                    <a:stretch>
-                      <a:fillRect/>
-                    </a:stretch>
-                  </pic:blipFill>
-                  <pic:spPr>
-                    <a:xfrm>
-                      <a:off x="0" y="0"/>
-                      <a:ext cx="6217920" cy="3819579"/>
-                    </a:xfrm>
-                    <a:prstGeom prst="rect">
-                      <a:avLst/>
-                    </a:prstGeom>
-                  </pic:spPr>
-                </pic:pic>
-              </a:graphicData>
-            </a:graphic>
-          </wp:inline>
-        </w:drawing>
-      </w:r>
-    </w:p>
-    <w:p/>
-    <w:p>
-      <w:r>
-        <w:t xml:space="preserve">Use </w:t>
-      </w:r>
-      <w:r>
-        <w:rPr>
-          <w:rFonts w:ascii="Consolas" w:hAnsi="Consolas"/>
-        </w:rPr>
-        <w:t>Custom Reports Dashboard</w:t>
-      </w:r>
-      <w:r>
-        <w:t xml:space="preserve"> for:</w:t>
-      </w:r>
-    </w:p>
-    <w:p/>
-    <w:p>
-      <w:pPr>
-        <w:pStyle w:val="ManualBullet"/>
-      </w:pPr>
-      <w:r>
-        <w:t>row-level tables</w:t>
-      </w:r>
-    </w:p>
-    <w:p>
-      <w:pPr>
-        <w:pStyle w:val="ManualBullet"/>
-      </w:pPr>
-      <w:r>
-        <w:t>charts</w:t>
-      </w:r>
-    </w:p>
-    <w:p>
-      <w:pPr>
-        <w:pStyle w:val="ManualBullet"/>
-      </w:pPr>
-      <w:r>
-        <w:t>filtered analysis</w:t>
-      </w:r>
-    </w:p>
-    <w:p>
-      <w:pPr>
-        <w:pStyle w:val="ManualBullet"/>
-      </w:pPr>
-      <w:r>
-        <w:t>exports</w:t>
-      </w:r>
-    </w:p>
-    <w:p>
-      <w:pPr>
-        <w:pStyle w:val="ManualBullet"/>
-      </w:pPr>
-      <w:r>
-        <w:t>comparison work</w:t>
-      </w:r>
-    </w:p>
-    <w:p>
-      <w:pPr>
-        <w:pStyle w:val="ManualBullet"/>
-      </w:pPr>
-      <w:r>
-        <w:t>distance analysis</w:t>
-      </w:r>
-    </w:p>
-    <w:p/>
-    <w:p>
-      <w:r>
-        <w:t>Typical workflow:</w:t>
-      </w:r>
-    </w:p>
-    <w:p/>
-    <w:p>
-      <w:pPr>
-        <w:pStyle w:val="ListNumber"/>
-        <w:numPr>
-          <w:ilvl w:val="0"/>
-          <w:numId w:val="10"/>
-        </w:numPr>
-      </w:pPr>
-      <w:r>
-        <w:t>Choose one or more datasets.</w:t>
-      </w:r>
-    </w:p>
-    <w:p>
-      <w:pPr>
-        <w:pStyle w:val="ManualNumber"/>
-      </w:pPr>
-      <w:r>
-        <w:lastRenderedPageBreak/>
-        <w:t>Choose an output type.</w:t>
-      </w:r>
-    </w:p>
-    <w:p>
-      <w:pPr>
-        <w:pStyle w:val="ManualNumber"/>
-      </w:pPr>
-      <w:r>
-        <w:t>Set region and timeframe.</w:t>
-      </w:r>
-    </w:p>
-    <w:p>
-      <w:pPr>
-        <w:pStyle w:val="ManualNumber"/>
-      </w:pPr>
-      <w:r>
-        <w:t xml:space="preserve">Click </w:t>
-      </w:r>
-      <w:r>
-        <w:rPr>
-          <w:rFonts w:ascii="Consolas" w:hAnsi="Consolas"/>
-        </w:rPr>
-        <w:t>Apply Report Filters</w:t>
-      </w:r>
-      <w:r>
-        <w:t>.</w:t>
-      </w:r>
-    </w:p>
-    <w:p>
-      <w:pPr>
-        <w:pStyle w:val="ManualNumber"/>
-      </w:pPr>
-      <w:r>
-        <w:t>Use advanced filters if needed.</w:t>
-      </w:r>
-    </w:p>
-    <w:p>
-      <w:pPr>
-        <w:pStyle w:val="ManualNumber"/>
-      </w:pPr>
-      <w:r>
-        <w:t>Review or export the result.</w:t>
-      </w:r>
-    </w:p>
-    <w:p/>
-    <w:p>
-      <w:r>
-        <w:t>This screen uses two levels of filtering:</w:t>
-      </w:r>
-    </w:p>
-    <w:p/>
-    <w:p>
-      <w:pPr>
-        <w:pStyle w:val="ManualBullet"/>
-      </w:pPr>
-      <w:r>
-        <w:t>the main report filters control datasets, output type, region, and timeframe</w:t>
-      </w:r>
-    </w:p>
-    <w:p>
-      <w:pPr>
-        <w:pStyle w:val="ManualBullet"/>
-      </w:pPr>
-      <w:r>
-        <w:t>the advanced filters refine the rows after the main report has loaded</w:t>
-      </w:r>
-    </w:p>
-    <w:p/>
-    <w:p>
-      <w:r>
-        <w:t>Available datasets can include:</w:t>
-      </w:r>
-    </w:p>
-    <w:p/>
-    <w:p>
-      <w:pPr>
-        <w:pStyle w:val="ManualBullet"/>
-      </w:pPr>
-      <w:r>
-        <w:rPr>
-          <w:rFonts w:ascii="Consolas" w:hAnsi="Consolas"/>
-        </w:rPr>
-        <w:t>People</w:t>
-      </w:r>
-      <w:r>
-        <w:t xml:space="preserve"> where the role allows it</w:t>
-      </w:r>
-    </w:p>
-    <w:p>
-      <w:pPr>
-        <w:pStyle w:val="ManualBullet"/>
-      </w:pPr>
-      <w:r>
-        <w:rPr>
-          <w:rFonts w:ascii="Consolas" w:hAnsi="Consolas"/>
-        </w:rPr>
-        <w:t>Organisations</w:t>
-      </w:r>
-    </w:p>
-    <w:p>
-      <w:pPr>
-        <w:pStyle w:val="ManualBullet"/>
-      </w:pPr>
-      <w:r>
-        <w:rPr>
-          <w:rFonts w:ascii="Consolas" w:hAnsi="Consolas"/>
-        </w:rPr>
-        <w:t>Events</w:t>
-      </w:r>
-    </w:p>
-    <w:p>
-      <w:pPr>
-        <w:pStyle w:val="ManualBullet"/>
-      </w:pPr>
-      <w:r>
-        <w:rPr>
-          <w:rFonts w:ascii="Consolas" w:hAnsi="Consolas"/>
-        </w:rPr>
-        <w:t>Payments</w:t>
-      </w:r>
-    </w:p>
-    <w:p>
-      <w:pPr>
-        <w:pStyle w:val="ManualBullet"/>
-      </w:pPr>
-      <w:r>
-        <w:rPr>
-          <w:rFonts w:ascii="Consolas" w:hAnsi="Consolas"/>
-        </w:rPr>
-        <w:t>Grants</w:t>
-      </w:r>
-    </w:p>
-    <w:p/>
-    <w:p>
-      <w:r>
-        <w:t>Available output types include:</w:t>
-      </w:r>
-    </w:p>
-    <w:p/>
-    <w:p>
-      <w:pPr>
-        <w:pStyle w:val="ManualBullet"/>
-      </w:pPr>
-      <w:r>
-        <w:rPr>
-          <w:rFonts w:ascii="Consolas" w:hAnsi="Consolas"/>
-        </w:rPr>
-        <w:t>Tabular</w:t>
-      </w:r>
-    </w:p>
-    <w:p>
-      <w:pPr>
-        <w:pStyle w:val="ManualBullet"/>
-      </w:pPr>
-      <w:r>
-        <w:rPr>
-          <w:rFonts w:ascii="Consolas" w:hAnsi="Consolas"/>
-        </w:rPr>
-        <w:t>Bar</w:t>
-      </w:r>
-    </w:p>
-    <w:p>
-      <w:pPr>
-        <w:pStyle w:val="ManualBullet"/>
-      </w:pPr>
-      <w:r>
-        <w:rPr>
-          <w:rFonts w:ascii="Consolas" w:hAnsi="Consolas"/>
-        </w:rPr>
-        <w:t>Line</w:t>
-      </w:r>
-    </w:p>
-    <w:p>
-      <w:pPr>
-        <w:pStyle w:val="ManualBullet"/>
-      </w:pPr>
-      <w:r>
-        <w:rPr>
-          <w:rFonts w:ascii="Consolas" w:hAnsi="Consolas"/>
-        </w:rPr>
-        <w:t>Pie</w:t>
-      </w:r>
-    </w:p>
-    <w:p>
-      <w:pPr>
-        <w:pStyle w:val="ManualBullet"/>
-      </w:pPr>
-      <w:r>
-        <w:rPr>
-          <w:rFonts w:ascii="Consolas" w:hAnsi="Consolas"/>
-        </w:rPr>
-        <w:t>UK Map</w:t>
-      </w:r>
-    </w:p>
-    <w:p>
-      <w:pPr>
-        <w:pStyle w:val="ManualBullet"/>
-      </w:pPr>
-      <w:r>
-        <w:rPr>
-          <w:rFonts w:ascii="Consolas" w:hAnsi="Consolas"/>
-        </w:rPr>
-        <w:t>Comparison Analysis</w:t>
-      </w:r>
-    </w:p>
-    <w:p>
-      <w:pPr>
-        <w:pStyle w:val="ManualBullet"/>
-      </w:pPr>
-      <w:r>
-        <w:rPr>
-          <w:rFonts w:ascii="Consolas" w:hAnsi="Consolas"/>
-        </w:rPr>
-        <w:t>Distance Analysis</w:t>
-      </w:r>
-    </w:p>
-    <w:p/>
-    <w:p>
-      <w:r>
-        <w:t xml:space="preserve">Use </w:t>
-      </w:r>
-      <w:r>
-        <w:rPr>
-          <w:rFonts w:ascii="Consolas" w:hAnsi="Consolas"/>
-        </w:rPr>
-        <w:t>Tabular</w:t>
-      </w:r>
-      <w:r>
-        <w:t xml:space="preserve"> for row checking and exports, </w:t>
-      </w:r>
-      <w:r>
-        <w:rPr>
-          <w:rFonts w:ascii="Consolas" w:hAnsi="Consolas"/>
-        </w:rPr>
-        <w:t>Line</w:t>
-      </w:r>
-      <w:r>
-        <w:t xml:space="preserve"> for time trends, </w:t>
-      </w:r>
-      <w:r>
-        <w:rPr>
-          <w:rFonts w:ascii="Consolas" w:hAnsi="Consolas"/>
-        </w:rPr>
-        <w:t>Comparison Analysis</w:t>
-      </w:r>
-      <w:r>
-        <w:t xml:space="preserve"> for direct group-versus-group comparison, and </w:t>
-      </w:r>
-      <w:r>
-        <w:rPr>
-          <w:rFonts w:ascii="Consolas" w:hAnsi="Consolas"/>
-        </w:rPr>
-        <w:t>Distance Analysis</w:t>
-      </w:r>
-      <w:r>
-        <w:t xml:space="preserve"> for participant travel summaries.</w:t>
-      </w:r>
-    </w:p>
-    <w:p/>
-    <w:p>
-      <w:pPr>
-        <w:pStyle w:val="Heading2"/>
-      </w:pPr>
-      <w:r>
-        <w:lastRenderedPageBreak/>
-        <w:t>4.3 ML Dashboard</w:t>
-      </w:r>
-    </w:p>
-    <w:p>
-      <w:r>
-        <w:rPr>
-          <w:noProof/>
-        </w:rPr>
-        <w:drawing>
-          <wp:inline distT="0" distB="0" distL="0" distR="0" wp14:anchorId="7A860874" wp14:editId="02FF4028">
-            <wp:extent cx="6217920" cy="3819579"/>
-            <wp:effectExtent l="0" t="0" r="0" b="0"/>
-            <wp:docPr id="4" name="Picture 4"/>
-            <wp:cNvGraphicFramePr>
-              <a:graphicFrameLocks xmlns:a="http://schemas.openxmlformats.org/drawingml/2006/main" noChangeAspect="1"/>
-            </wp:cNvGraphicFramePr>
-            <a:graphic xmlns:a="http://schemas.openxmlformats.org/drawingml/2006/main">
-              <a:graphicData uri="http://schemas.openxmlformats.org/drawingml/2006/picture">
-                <pic:pic xmlns:pic="http://schemas.openxmlformats.org/drawingml/2006/picture">
-                  <pic:nvPicPr>
-                    <pic:cNvPr id="0" name="ml-dashboard-guide.png"/>
                     <pic:cNvPicPr/>
                   </pic:nvPicPr>
                   <pic:blipFill>
@@ -1369,7 +3787,7 @@
         <w:rPr>
           <w:rFonts w:ascii="Consolas" w:hAnsi="Consolas"/>
         </w:rPr>
-        <w:t>ML Dashboard</w:t>
+        <w:t>KPI Dashboard</w:t>
       </w:r>
       <w:r>
         <w:t xml:space="preserve"> for:</w:t>
@@ -1381,7 +3799,7 @@
         <w:pStyle w:val="ManualBullet"/>
       </w:pPr>
       <w:r>
-        <w:t>reviewing one event at a time</w:t>
+        <w:t>headline KPI review</w:t>
       </w:r>
     </w:p>
     <w:p>
@@ -1389,7 +3807,7 @@
         <w:pStyle w:val="ManualBullet"/>
       </w:pPr>
       <w:r>
-        <w:t>checking event details</w:t>
+        <w:t>checking delivery, governance, and partnerships</w:t>
       </w:r>
     </w:p>
     <w:p>
@@ -1397,15 +3815,7 @@
         <w:pStyle w:val="ManualBullet"/>
       </w:pPr>
       <w:r>
-        <w:t>reviewing participant information where the role allows it</w:t>
-      </w:r>
-    </w:p>
-    <w:p>
-      <w:pPr>
-        <w:pStyle w:val="ManualBullet"/>
-      </w:pPr>
-      <w:r>
-        <w:t>reviewing medical and emergency information where available</w:t>
+        <w:t>opening drill-downs behind KPI cards</w:t>
       </w:r>
     </w:p>
     <w:p/>
@@ -1417,22 +3827,10 @@
     <w:p/>
     <w:p>
       <w:pPr>
-        <w:pStyle w:val="ListNumber"/>
-        <w:numPr>
-          <w:ilvl w:val="0"/>
-          <w:numId w:val="11"/>
-        </w:numPr>
-      </w:pPr>
-      <w:r>
-        <w:t>Set region and timeframe.</w:t>
-      </w:r>
-    </w:p>
-    <w:p>
-      <w:pPr>
         <w:pStyle w:val="ManualNumber"/>
       </w:pPr>
       <w:r>
-        <w:t>Choose the event.</w:t>
+        <w:t>Choose a region.</w:t>
       </w:r>
     </w:p>
     <w:p>
@@ -1440,16 +3838,7 @@
         <w:pStyle w:val="ManualNumber"/>
       </w:pPr>
       <w:r>
-        <w:t xml:space="preserve">Review </w:t>
-      </w:r>
-      <w:r>
-        <w:rPr>
-          <w:rFonts w:ascii="Consolas" w:hAnsi="Consolas"/>
-        </w:rPr>
-        <w:t>Event Details</w:t>
-      </w:r>
-      <w:r>
-        <w:t>.</w:t>
+        <w:t>Choose a timeframe.</w:t>
       </w:r>
     </w:p>
     <w:p>
@@ -1457,18 +3846,42 @@
         <w:pStyle w:val="ManualNumber"/>
       </w:pPr>
       <w:r>
-        <w:t>Review participant or additional event information.</w:t>
+        <w:t>Choose a KPI section.</w:t>
+      </w:r>
+    </w:p>
+    <w:p>
+      <w:pPr>
+        <w:pStyle w:val="ManualNumber"/>
+      </w:pPr>
+      <w:r>
+        <w:lastRenderedPageBreak/>
+        <w:t>Review the cards.</w:t>
+      </w:r>
+    </w:p>
+    <w:p>
+      <w:pPr>
+        <w:pStyle w:val="ManualNumber"/>
+      </w:pPr>
+      <w:r>
+        <w:t>Open drill-downs where needed.</w:t>
       </w:r>
     </w:p>
     <w:p/>
     <w:p>
+      <w:r>
+        <w:t>Use this screen first when you want the fastest answer.</w:t>
+      </w:r>
+    </w:p>
+    <w:p/>
+    <w:p>
       <w:pPr>
         <w:pStyle w:val="Heading2"/>
       </w:pPr>
-      <w:r>
-        <w:lastRenderedPageBreak/>
-        <w:t>4.4 Funder Dashboard</w:t>
-      </w:r>
+      <w:bookmarkStart w:id="11" w:name="_Toc226493563"/>
+      <w:r>
+        <w:t>4.2 Custom Reports Dashboard</w:t>
+      </w:r>
+      <w:bookmarkEnd w:id="11"/>
     </w:p>
     <w:p>
       <w:r>
@@ -1476,10 +3889,10 @@
           <w:noProof/>
         </w:rPr>
         <w:drawing>
-          <wp:inline distT="0" distB="0" distL="0" distR="0" wp14:anchorId="154CF54F" wp14:editId="446B82B6">
+          <wp:inline distT="0" distB="0" distL="0" distR="0" wp14:anchorId="013EB687" wp14:editId="5DED09AC">
             <wp:extent cx="6217920" cy="3819579"/>
             <wp:effectExtent l="0" t="0" r="0" b="0"/>
-            <wp:docPr id="5" name="Picture 5"/>
+            <wp:docPr id="3" name="Picture 3"/>
             <wp:cNvGraphicFramePr>
               <a:graphicFrameLocks xmlns:a="http://schemas.openxmlformats.org/drawingml/2006/main" noChangeAspect="1"/>
             </wp:cNvGraphicFramePr>
@@ -1487,7 +3900,7 @@
               <a:graphicData uri="http://schemas.openxmlformats.org/drawingml/2006/picture">
                 <pic:pic xmlns:pic="http://schemas.openxmlformats.org/drawingml/2006/picture">
                   <pic:nvPicPr>
-                    <pic:cNvPr id="0" name="funder-dashboard-guide.png"/>
+                    <pic:cNvPr id="0" name="custom-reports-guide.png"/>
                     <pic:cNvPicPr/>
                   </pic:nvPicPr>
                   <pic:blipFill>
@@ -1521,7 +3934,7 @@
         <w:rPr>
           <w:rFonts w:ascii="Consolas" w:hAnsi="Consolas"/>
         </w:rPr>
-        <w:t>Funder Dashboard</w:t>
+        <w:t>Custom Reports Dashboard</w:t>
       </w:r>
       <w:r>
         <w:t xml:space="preserve"> for:</w:t>
@@ -1533,7 +3946,7 @@
         <w:pStyle w:val="ManualBullet"/>
       </w:pPr>
       <w:r>
-        <w:t>safe external-style reporting</w:t>
+        <w:t>row-level tables</w:t>
       </w:r>
     </w:p>
     <w:p>
@@ -1541,7 +3954,7 @@
         <w:pStyle w:val="ManualBullet"/>
       </w:pPr>
       <w:r>
-        <w:t>bids submitted</w:t>
+        <w:t>charts</w:t>
       </w:r>
     </w:p>
     <w:p>
@@ -1549,7 +3962,7 @@
         <w:pStyle w:val="ManualBullet"/>
       </w:pPr>
       <w:r>
-        <w:t>funds raised</w:t>
+        <w:t>filtered analysis</w:t>
       </w:r>
     </w:p>
     <w:p>
@@ -1557,7 +3970,23 @@
         <w:pStyle w:val="ManualBullet"/>
       </w:pPr>
       <w:r>
-        <w:t>funding trends over time</w:t>
+        <w:t>exports</w:t>
+      </w:r>
+    </w:p>
+    <w:p>
+      <w:pPr>
+        <w:pStyle w:val="ManualBullet"/>
+      </w:pPr>
+      <w:r>
+        <w:t>comparison work</w:t>
+      </w:r>
+    </w:p>
+    <w:p>
+      <w:pPr>
+        <w:pStyle w:val="ManualBullet"/>
+      </w:pPr>
+      <w:r>
+        <w:t>distance analysis</w:t>
       </w:r>
     </w:p>
     <w:p/>
@@ -1569,22 +3998,10 @@
     <w:p/>
     <w:p>
       <w:pPr>
-        <w:pStyle w:val="ListNumber"/>
-        <w:numPr>
-          <w:ilvl w:val="0"/>
-          <w:numId w:val="12"/>
-        </w:numPr>
-      </w:pPr>
-      <w:r>
-        <w:t>Set the timeframe.</w:t>
-      </w:r>
-    </w:p>
-    <w:p>
-      <w:pPr>
         <w:pStyle w:val="ManualNumber"/>
       </w:pPr>
       <w:r>
-        <w:t>Review the headline cards.</w:t>
+        <w:t>Choose one or more datasets.</w:t>
       </w:r>
     </w:p>
     <w:p>
@@ -1592,7 +4009,8 @@
         <w:pStyle w:val="ManualNumber"/>
       </w:pPr>
       <w:r>
-        <w:t>Review the trend.</w:t>
+        <w:lastRenderedPageBreak/>
+        <w:t>Choose an output type.</w:t>
       </w:r>
     </w:p>
     <w:p>
@@ -1600,27 +4018,267 @@
         <w:pStyle w:val="ManualNumber"/>
       </w:pPr>
       <w:r>
-        <w:t xml:space="preserve">Check </w:t>
+        <w:t>Set region and timeframe.</w:t>
+      </w:r>
+    </w:p>
+    <w:p>
+      <w:pPr>
+        <w:pStyle w:val="ManualNumber"/>
+      </w:pPr>
+      <w:r>
+        <w:t xml:space="preserve">Click </w:t>
       </w:r>
       <w:r>
         <w:rPr>
           <w:rFonts w:ascii="Consolas" w:hAnsi="Consolas"/>
         </w:rPr>
-        <w:t>Last Data Refresh</w:t>
+        <w:t>Apply Report Filters</w:t>
       </w:r>
       <w:r>
         <w:t>.</w:t>
       </w:r>
     </w:p>
+    <w:p>
+      <w:pPr>
+        <w:pStyle w:val="ManualNumber"/>
+      </w:pPr>
+      <w:r>
+        <w:t>Use advanced filters if needed.</w:t>
+      </w:r>
+    </w:p>
+    <w:p>
+      <w:pPr>
+        <w:pStyle w:val="ManualNumber"/>
+      </w:pPr>
+      <w:r>
+        <w:t>Review or export the result.</w:t>
+      </w:r>
+    </w:p>
     <w:p/>
     <w:p>
+      <w:r>
+        <w:t>This screen uses two levels of filtering:</w:t>
+      </w:r>
+    </w:p>
+    <w:p/>
+    <w:p>
+      <w:pPr>
+        <w:pStyle w:val="ManualBullet"/>
+      </w:pPr>
+      <w:r>
+        <w:t>the main report filters control datasets, output type, region, and timeframe</w:t>
+      </w:r>
+    </w:p>
+    <w:p>
+      <w:pPr>
+        <w:pStyle w:val="ManualBullet"/>
+      </w:pPr>
+      <w:r>
+        <w:t>the advanced filters refine the rows after the main report has loaded</w:t>
+      </w:r>
+    </w:p>
+    <w:p/>
+    <w:p>
+      <w:r>
+        <w:t>Available datasets can include:</w:t>
+      </w:r>
+    </w:p>
+    <w:p/>
+    <w:p>
+      <w:pPr>
+        <w:pStyle w:val="ManualBullet"/>
+      </w:pPr>
+      <w:r>
+        <w:rPr>
+          <w:rFonts w:ascii="Consolas" w:hAnsi="Consolas"/>
+        </w:rPr>
+        <w:t>People</w:t>
+      </w:r>
+      <w:r>
+        <w:t xml:space="preserve"> where the role allows it</w:t>
+      </w:r>
+    </w:p>
+    <w:p>
+      <w:pPr>
+        <w:pStyle w:val="ManualBullet"/>
+      </w:pPr>
+      <w:r>
+        <w:rPr>
+          <w:rFonts w:ascii="Consolas" w:hAnsi="Consolas"/>
+        </w:rPr>
+        <w:t>Organisations</w:t>
+      </w:r>
+    </w:p>
+    <w:p>
+      <w:pPr>
+        <w:pStyle w:val="ManualBullet"/>
+      </w:pPr>
+      <w:r>
+        <w:rPr>
+          <w:rFonts w:ascii="Consolas" w:hAnsi="Consolas"/>
+        </w:rPr>
+        <w:t>Events</w:t>
+      </w:r>
+    </w:p>
+    <w:p>
+      <w:pPr>
+        <w:pStyle w:val="ManualBullet"/>
+      </w:pPr>
+      <w:r>
+        <w:rPr>
+          <w:rFonts w:ascii="Consolas" w:hAnsi="Consolas"/>
+        </w:rPr>
+        <w:t>Payments</w:t>
+      </w:r>
+    </w:p>
+    <w:p>
+      <w:pPr>
+        <w:pStyle w:val="ManualBullet"/>
+      </w:pPr>
+      <w:r>
+        <w:rPr>
+          <w:rFonts w:ascii="Consolas" w:hAnsi="Consolas"/>
+        </w:rPr>
+        <w:t>Grants</w:t>
+      </w:r>
+    </w:p>
+    <w:p/>
+    <w:p>
+      <w:r>
+        <w:t>Available output types include:</w:t>
+      </w:r>
+    </w:p>
+    <w:p/>
+    <w:p>
+      <w:pPr>
+        <w:pStyle w:val="ManualBullet"/>
+      </w:pPr>
+      <w:r>
+        <w:rPr>
+          <w:rFonts w:ascii="Consolas" w:hAnsi="Consolas"/>
+        </w:rPr>
+        <w:t>Tabular</w:t>
+      </w:r>
+    </w:p>
+    <w:p>
+      <w:pPr>
+        <w:pStyle w:val="ManualBullet"/>
+      </w:pPr>
+      <w:r>
+        <w:rPr>
+          <w:rFonts w:ascii="Consolas" w:hAnsi="Consolas"/>
+        </w:rPr>
+        <w:t>Bar</w:t>
+      </w:r>
+    </w:p>
+    <w:p>
+      <w:pPr>
+        <w:pStyle w:val="ManualBullet"/>
+      </w:pPr>
+      <w:r>
+        <w:rPr>
+          <w:rFonts w:ascii="Consolas" w:hAnsi="Consolas"/>
+        </w:rPr>
+        <w:t>Line</w:t>
+      </w:r>
+    </w:p>
+    <w:p>
+      <w:pPr>
+        <w:pStyle w:val="ManualBullet"/>
+      </w:pPr>
+      <w:r>
+        <w:rPr>
+          <w:rFonts w:ascii="Consolas" w:hAnsi="Consolas"/>
+        </w:rPr>
+        <w:t>Pie</w:t>
+      </w:r>
+    </w:p>
+    <w:p>
+      <w:pPr>
+        <w:pStyle w:val="ManualBullet"/>
+      </w:pPr>
+      <w:r>
+        <w:rPr>
+          <w:rFonts w:ascii="Consolas" w:hAnsi="Consolas"/>
+        </w:rPr>
+        <w:t>UK Map</w:t>
+      </w:r>
+    </w:p>
+    <w:p>
+      <w:pPr>
+        <w:pStyle w:val="ManualBullet"/>
+      </w:pPr>
+      <w:r>
+        <w:rPr>
+          <w:rFonts w:ascii="Consolas" w:hAnsi="Consolas"/>
+        </w:rPr>
+        <w:t>Comparison Analysis</w:t>
+      </w:r>
+    </w:p>
+    <w:p>
+      <w:pPr>
+        <w:pStyle w:val="ManualBullet"/>
+      </w:pPr>
+      <w:r>
+        <w:rPr>
+          <w:rFonts w:ascii="Consolas" w:hAnsi="Consolas"/>
+        </w:rPr>
+        <w:t>Distance Analysis</w:t>
+      </w:r>
+    </w:p>
+    <w:p/>
+    <w:p>
+      <w:r>
+        <w:t xml:space="preserve">Use </w:t>
+      </w:r>
+      <w:r>
+        <w:rPr>
+          <w:rFonts w:ascii="Consolas" w:hAnsi="Consolas"/>
+        </w:rPr>
+        <w:t>Tabular</w:t>
+      </w:r>
+      <w:r>
+        <w:t xml:space="preserve"> for row checking and exports, </w:t>
+      </w:r>
+      <w:r>
+        <w:rPr>
+          <w:rFonts w:ascii="Consolas" w:hAnsi="Consolas"/>
+        </w:rPr>
+        <w:t>Line</w:t>
+      </w:r>
+      <w:r>
+        <w:t xml:space="preserve"> for time trends, </w:t>
+      </w:r>
+      <w:r>
+        <w:rPr>
+          <w:rFonts w:ascii="Consolas" w:hAnsi="Consolas"/>
+        </w:rPr>
+        <w:t>Comparison Analysis</w:t>
+      </w:r>
+      <w:r>
+        <w:t xml:space="preserve"> for direct group-versus-group comparison, and </w:t>
+      </w:r>
+      <w:r>
+        <w:rPr>
+          <w:rFonts w:ascii="Consolas" w:hAnsi="Consolas"/>
+        </w:rPr>
+        <w:t>Distance Analysis</w:t>
+      </w:r>
+      <w:r>
+        <w:t xml:space="preserve"> for participant travel summaries.</w:t>
+      </w:r>
+    </w:p>
+    <w:p/>
+    <w:p>
       <w:pPr>
         <w:pStyle w:val="Heading2"/>
       </w:pPr>
+      <w:bookmarkStart w:id="12" w:name="_Toc226493564"/>
       <w:r>
         <w:lastRenderedPageBreak/>
-        <w:t>4.5 Admin Dashboard</w:t>
-      </w:r>
+        <w:t>4.3 ML Dashboard</w:t>
+      </w:r>
+      <w:bookmarkEnd w:id="12"/>
     </w:p>
     <w:p>
       <w:r>
@@ -1628,10 +4286,10 @@
           <w:noProof/>
         </w:rPr>
         <w:drawing>
-          <wp:inline distT="0" distB="0" distL="0" distR="0" wp14:anchorId="6B8254A2" wp14:editId="01F5C6DD">
+          <wp:inline distT="0" distB="0" distL="0" distR="0" wp14:anchorId="6998E0E7" wp14:editId="28F8E5EC">
             <wp:extent cx="6217920" cy="3819579"/>
             <wp:effectExtent l="0" t="0" r="0" b="0"/>
-            <wp:docPr id="6" name="Picture 6"/>
+            <wp:docPr id="4" name="Picture 4"/>
             <wp:cNvGraphicFramePr>
               <a:graphicFrameLocks xmlns:a="http://schemas.openxmlformats.org/drawingml/2006/main" noChangeAspect="1"/>
             </wp:cNvGraphicFramePr>
@@ -1639,7 +4297,7 @@
               <a:graphicData uri="http://schemas.openxmlformats.org/drawingml/2006/picture">
                 <pic:pic xmlns:pic="http://schemas.openxmlformats.org/drawingml/2006/picture">
                   <pic:nvPicPr>
-                    <pic:cNvPr id="0" name="admin-dashboard-guide.png"/>
+                    <pic:cNvPr id="0" name="ml-dashboard-guide.png"/>
                     <pic:cNvPicPr/>
                   </pic:nvPicPr>
                   <pic:blipFill>
@@ -1673,6 +4331,306 @@
         <w:rPr>
           <w:rFonts w:ascii="Consolas" w:hAnsi="Consolas"/>
         </w:rPr>
+        <w:t>ML Dashboard</w:t>
+      </w:r>
+      <w:r>
+        <w:t xml:space="preserve"> for:</w:t>
+      </w:r>
+    </w:p>
+    <w:p/>
+    <w:p>
+      <w:pPr>
+        <w:pStyle w:val="ManualBullet"/>
+      </w:pPr>
+      <w:r>
+        <w:t>reviewing one event at a time</w:t>
+      </w:r>
+    </w:p>
+    <w:p>
+      <w:pPr>
+        <w:pStyle w:val="ManualBullet"/>
+      </w:pPr>
+      <w:r>
+        <w:t>checking event details</w:t>
+      </w:r>
+    </w:p>
+    <w:p>
+      <w:pPr>
+        <w:pStyle w:val="ManualBullet"/>
+      </w:pPr>
+      <w:r>
+        <w:t>reviewing participant information where the role allows it</w:t>
+      </w:r>
+    </w:p>
+    <w:p>
+      <w:pPr>
+        <w:pStyle w:val="ManualBullet"/>
+      </w:pPr>
+      <w:r>
+        <w:t>reviewing medical and emergency information where available</w:t>
+      </w:r>
+    </w:p>
+    <w:p/>
+    <w:p>
+      <w:r>
+        <w:t>Typical workflow:</w:t>
+      </w:r>
+    </w:p>
+    <w:p/>
+    <w:p>
+      <w:pPr>
+        <w:pStyle w:val="ManualNumber"/>
+      </w:pPr>
+      <w:r>
+        <w:t>Set region and timeframe.</w:t>
+      </w:r>
+    </w:p>
+    <w:p>
+      <w:pPr>
+        <w:pStyle w:val="ManualNumber"/>
+      </w:pPr>
+      <w:r>
+        <w:t>Choose the event.</w:t>
+      </w:r>
+    </w:p>
+    <w:p>
+      <w:pPr>
+        <w:pStyle w:val="ManualNumber"/>
+      </w:pPr>
+      <w:r>
+        <w:t xml:space="preserve">Review </w:t>
+      </w:r>
+      <w:r>
+        <w:rPr>
+          <w:rFonts w:ascii="Consolas" w:hAnsi="Consolas"/>
+        </w:rPr>
+        <w:t>Event Details</w:t>
+      </w:r>
+      <w:r>
+        <w:t>.</w:t>
+      </w:r>
+    </w:p>
+    <w:p>
+      <w:pPr>
+        <w:pStyle w:val="ManualNumber"/>
+      </w:pPr>
+      <w:r>
+        <w:t>Review participant or additional event information.</w:t>
+      </w:r>
+    </w:p>
+    <w:p/>
+    <w:p>
+      <w:pPr>
+        <w:pStyle w:val="Heading2"/>
+      </w:pPr>
+      <w:bookmarkStart w:id="13" w:name="_Toc226493565"/>
+      <w:r>
+        <w:lastRenderedPageBreak/>
+        <w:t>4.4 Funder Dashboard</w:t>
+      </w:r>
+      <w:bookmarkEnd w:id="13"/>
+    </w:p>
+    <w:p>
+      <w:r>
+        <w:rPr>
+          <w:noProof/>
+        </w:rPr>
+        <w:drawing>
+          <wp:inline distT="0" distB="0" distL="0" distR="0" wp14:anchorId="6F9946B4" wp14:editId="663A5B87">
+            <wp:extent cx="6217920" cy="3819579"/>
+            <wp:effectExtent l="0" t="0" r="0" b="0"/>
+            <wp:docPr id="5" name="Picture 5"/>
+            <wp:cNvGraphicFramePr>
+              <a:graphicFrameLocks xmlns:a="http://schemas.openxmlformats.org/drawingml/2006/main" noChangeAspect="1"/>
+            </wp:cNvGraphicFramePr>
+            <a:graphic xmlns:a="http://schemas.openxmlformats.org/drawingml/2006/main">
+              <a:graphicData uri="http://schemas.openxmlformats.org/drawingml/2006/picture">
+                <pic:pic xmlns:pic="http://schemas.openxmlformats.org/drawingml/2006/picture">
+                  <pic:nvPicPr>
+                    <pic:cNvPr id="0" name="funder-dashboard-guide.png"/>
+                    <pic:cNvPicPr/>
+                  </pic:nvPicPr>
+                  <pic:blipFill>
+                    <a:blip r:embed="rId12"/>
+                    <a:stretch>
+                      <a:fillRect/>
+                    </a:stretch>
+                  </pic:blipFill>
+                  <pic:spPr>
+                    <a:xfrm>
+                      <a:off x="0" y="0"/>
+                      <a:ext cx="6217920" cy="3819579"/>
+                    </a:xfrm>
+                    <a:prstGeom prst="rect">
+                      <a:avLst/>
+                    </a:prstGeom>
+                  </pic:spPr>
+                </pic:pic>
+              </a:graphicData>
+            </a:graphic>
+          </wp:inline>
+        </w:drawing>
+      </w:r>
+    </w:p>
+    <w:p/>
+    <w:p>
+      <w:r>
+        <w:t xml:space="preserve">Use </w:t>
+      </w:r>
+      <w:r>
+        <w:rPr>
+          <w:rFonts w:ascii="Consolas" w:hAnsi="Consolas"/>
+        </w:rPr>
+        <w:t>Funder Dashboard</w:t>
+      </w:r>
+      <w:r>
+        <w:t xml:space="preserve"> for:</w:t>
+      </w:r>
+    </w:p>
+    <w:p/>
+    <w:p>
+      <w:pPr>
+        <w:pStyle w:val="ManualBullet"/>
+      </w:pPr>
+      <w:r>
+        <w:t>safe external-style reporting</w:t>
+      </w:r>
+    </w:p>
+    <w:p>
+      <w:pPr>
+        <w:pStyle w:val="ManualBullet"/>
+      </w:pPr>
+      <w:r>
+        <w:t>bids submitted</w:t>
+      </w:r>
+    </w:p>
+    <w:p>
+      <w:pPr>
+        <w:pStyle w:val="ManualBullet"/>
+      </w:pPr>
+      <w:r>
+        <w:t>funds raised</w:t>
+      </w:r>
+    </w:p>
+    <w:p>
+      <w:pPr>
+        <w:pStyle w:val="ManualBullet"/>
+      </w:pPr>
+      <w:r>
+        <w:t>funding trends over time</w:t>
+      </w:r>
+    </w:p>
+    <w:p/>
+    <w:p>
+      <w:r>
+        <w:t>Typical workflow:</w:t>
+      </w:r>
+    </w:p>
+    <w:p/>
+    <w:p>
+      <w:pPr>
+        <w:pStyle w:val="ManualNumber"/>
+      </w:pPr>
+      <w:r>
+        <w:t>Set the timeframe.</w:t>
+      </w:r>
+    </w:p>
+    <w:p>
+      <w:pPr>
+        <w:pStyle w:val="ManualNumber"/>
+      </w:pPr>
+      <w:r>
+        <w:t>Review the headline cards.</w:t>
+      </w:r>
+    </w:p>
+    <w:p>
+      <w:pPr>
+        <w:pStyle w:val="ManualNumber"/>
+      </w:pPr>
+      <w:r>
+        <w:t>Review the trend.</w:t>
+      </w:r>
+    </w:p>
+    <w:p>
+      <w:pPr>
+        <w:pStyle w:val="ManualNumber"/>
+      </w:pPr>
+      <w:r>
+        <w:t xml:space="preserve">Check </w:t>
+      </w:r>
+      <w:r>
+        <w:rPr>
+          <w:rFonts w:ascii="Consolas" w:hAnsi="Consolas"/>
+        </w:rPr>
+        <w:t>Last Data Refresh</w:t>
+      </w:r>
+      <w:r>
+        <w:t>.</w:t>
+      </w:r>
+    </w:p>
+    <w:p/>
+    <w:p>
+      <w:pPr>
+        <w:pStyle w:val="Heading2"/>
+      </w:pPr>
+      <w:bookmarkStart w:id="14" w:name="_Toc226493566"/>
+      <w:r>
+        <w:lastRenderedPageBreak/>
+        <w:t>4.5 Admin Dashboard</w:t>
+      </w:r>
+      <w:bookmarkEnd w:id="14"/>
+    </w:p>
+    <w:p>
+      <w:r>
+        <w:rPr>
+          <w:noProof/>
+        </w:rPr>
+        <w:drawing>
+          <wp:inline distT="0" distB="0" distL="0" distR="0" wp14:anchorId="67D638DC" wp14:editId="20504290">
+            <wp:extent cx="6217920" cy="3819579"/>
+            <wp:effectExtent l="0" t="0" r="0" b="0"/>
+            <wp:docPr id="6" name="Picture 6"/>
+            <wp:cNvGraphicFramePr>
+              <a:graphicFrameLocks xmlns:a="http://schemas.openxmlformats.org/drawingml/2006/main" noChangeAspect="1"/>
+            </wp:cNvGraphicFramePr>
+            <a:graphic xmlns:a="http://schemas.openxmlformats.org/drawingml/2006/main">
+              <a:graphicData uri="http://schemas.openxmlformats.org/drawingml/2006/picture">
+                <pic:pic xmlns:pic="http://schemas.openxmlformats.org/drawingml/2006/picture">
+                  <pic:nvPicPr>
+                    <pic:cNvPr id="0" name="admin-dashboard-guide.png"/>
+                    <pic:cNvPicPr/>
+                  </pic:nvPicPr>
+                  <pic:blipFill>
+                    <a:blip r:embed="rId13"/>
+                    <a:stretch>
+                      <a:fillRect/>
+                    </a:stretch>
+                  </pic:blipFill>
+                  <pic:spPr>
+                    <a:xfrm>
+                      <a:off x="0" y="0"/>
+                      <a:ext cx="6217920" cy="3819579"/>
+                    </a:xfrm>
+                    <a:prstGeom prst="rect">
+                      <a:avLst/>
+                    </a:prstGeom>
+                  </pic:spPr>
+                </pic:pic>
+              </a:graphicData>
+            </a:graphic>
+          </wp:inline>
+        </w:drawing>
+      </w:r>
+    </w:p>
+    <w:p/>
+    <w:p>
+      <w:r>
+        <w:t xml:space="preserve">Use </w:t>
+      </w:r>
+      <w:r>
+        <w:rPr>
+          <w:rFonts w:ascii="Consolas" w:hAnsi="Consolas"/>
+        </w:rPr>
         <w:t>Admin Dashboard</w:t>
       </w:r>
       <w:r>
@@ -1731,9 +4689,11 @@
       <w:pPr>
         <w:pStyle w:val="Heading2"/>
       </w:pPr>
+      <w:bookmarkStart w:id="15" w:name="_Toc226493567"/>
       <w:r>
         <w:t>4.6 Case Studies</w:t>
       </w:r>
+      <w:bookmarkEnd w:id="15"/>
     </w:p>
     <w:p>
       <w:r>
@@ -1784,11 +4744,7 @@
     <w:p/>
     <w:p>
       <w:pPr>
-        <w:pStyle w:val="ListNumber"/>
-        <w:numPr>
-          <w:ilvl w:val="0"/>
-          <w:numId w:val="13"/>
-        </w:numPr>
+        <w:pStyle w:val="ManualNumber"/>
       </w:pPr>
       <w:r>
         <w:t>Filter first to avoid duplicates.</w:t>
@@ -1815,9 +4771,11 @@
       <w:pPr>
         <w:pStyle w:val="Heading2"/>
       </w:pPr>
+      <w:bookmarkStart w:id="16" w:name="_Toc226493568"/>
       <w:r>
         <w:t>4.7 Data Request Form</w:t>
       </w:r>
+      <w:bookmarkEnd w:id="16"/>
     </w:p>
     <w:p>
       <w:r>
@@ -1930,17 +4888,21 @@
       <w:pPr>
         <w:pStyle w:val="Heading1"/>
       </w:pPr>
+      <w:bookmarkStart w:id="17" w:name="_Toc226493569"/>
       <w:r>
         <w:t>5. Role-by-role guide</w:t>
       </w:r>
+      <w:bookmarkEnd w:id="17"/>
     </w:p>
     <w:p>
       <w:pPr>
         <w:pStyle w:val="Heading2"/>
       </w:pPr>
+      <w:bookmarkStart w:id="18" w:name="_Toc226493570"/>
       <w:r>
         <w:t>5.1 RPL</w:t>
       </w:r>
+      <w:bookmarkEnd w:id="18"/>
     </w:p>
     <w:p>
       <w:r>
@@ -2051,9 +5013,11 @@
       <w:pPr>
         <w:pStyle w:val="Heading2"/>
       </w:pPr>
+      <w:bookmarkStart w:id="19" w:name="_Toc226493571"/>
       <w:r>
         <w:t>5.2 Manager</w:t>
       </w:r>
+      <w:bookmarkEnd w:id="19"/>
     </w:p>
     <w:p>
       <w:r>
@@ -2179,9 +5143,11 @@
       <w:pPr>
         <w:pStyle w:val="Heading2"/>
       </w:pPr>
+      <w:bookmarkStart w:id="20" w:name="_Toc226493572"/>
       <w:r>
         <w:t>5.3 ML</w:t>
       </w:r>
+      <w:bookmarkEnd w:id="20"/>
     </w:p>
     <w:p>
       <w:r>
@@ -2258,9 +5224,11 @@
       <w:pPr>
         <w:pStyle w:val="Heading2"/>
       </w:pPr>
+      <w:bookmarkStart w:id="21" w:name="_Toc226493573"/>
       <w:r>
         <w:t>5.4 Admin</w:t>
       </w:r>
+      <w:bookmarkEnd w:id="21"/>
     </w:p>
     <w:p>
       <w:r>
@@ -2321,9 +5289,11 @@
       <w:pPr>
         <w:pStyle w:val="Heading2"/>
       </w:pPr>
+      <w:bookmarkStart w:id="22" w:name="_Toc226493574"/>
       <w:r>
         <w:t>5.5 Funder</w:t>
       </w:r>
+      <w:bookmarkEnd w:id="22"/>
     </w:p>
     <w:p>
       <w:r>
@@ -2381,25 +5351,25 @@
       <w:pPr>
         <w:pStyle w:val="Heading1"/>
       </w:pPr>
+      <w:bookmarkStart w:id="23" w:name="_Toc226493575"/>
       <w:r>
         <w:t>6. Common tasks</w:t>
       </w:r>
+      <w:bookmarkEnd w:id="23"/>
     </w:p>
     <w:p>
       <w:pPr>
         <w:pStyle w:val="Heading2"/>
       </w:pPr>
+      <w:bookmarkStart w:id="24" w:name="_Toc226493576"/>
       <w:r>
         <w:t>6.1 Check a KPI</w:t>
       </w:r>
-    </w:p>
-    <w:p>
-      <w:pPr>
-        <w:pStyle w:val="ListNumber"/>
-        <w:numPr>
-          <w:ilvl w:val="0"/>
-          <w:numId w:val="14"/>
-        </w:numPr>
+      <w:bookmarkEnd w:id="24"/>
+    </w:p>
+    <w:p>
+      <w:pPr>
+        <w:pStyle w:val="ManualNumber"/>
       </w:pPr>
       <w:r>
         <w:t xml:space="preserve">Open </w:t>
@@ -2452,17 +5422,15 @@
       <w:pPr>
         <w:pStyle w:val="Heading2"/>
       </w:pPr>
+      <w:bookmarkStart w:id="25" w:name="_Toc226493577"/>
       <w:r>
         <w:t>6.2 Build a report</w:t>
       </w:r>
-    </w:p>
-    <w:p>
-      <w:pPr>
-        <w:pStyle w:val="ListNumber"/>
-        <w:numPr>
-          <w:ilvl w:val="0"/>
-          <w:numId w:val="15"/>
-        </w:numPr>
+      <w:bookmarkEnd w:id="25"/>
+    </w:p>
+    <w:p>
+      <w:pPr>
+        <w:pStyle w:val="ManualNumber"/>
       </w:pPr>
       <w:r>
         <w:t xml:space="preserve">Open </w:t>
@@ -2530,17 +5498,15 @@
       <w:pPr>
         <w:pStyle w:val="Heading2"/>
       </w:pPr>
+      <w:bookmarkStart w:id="26" w:name="_Toc226493578"/>
       <w:r>
         <w:t>6.3 Review participant travel</w:t>
       </w:r>
-    </w:p>
-    <w:p>
-      <w:pPr>
-        <w:pStyle w:val="ListNumber"/>
-        <w:numPr>
-          <w:ilvl w:val="0"/>
-          <w:numId w:val="16"/>
-        </w:numPr>
+      <w:bookmarkEnd w:id="26"/>
+    </w:p>
+    <w:p>
+      <w:pPr>
+        <w:pStyle w:val="ManualNumber"/>
       </w:pPr>
       <w:r>
         <w:t xml:space="preserve">Open </w:t>
@@ -2609,17 +5575,15 @@
       <w:pPr>
         <w:pStyle w:val="Heading2"/>
       </w:pPr>
+      <w:bookmarkStart w:id="27" w:name="_Toc226493579"/>
       <w:r>
         <w:t>6.4 Review a single event</w:t>
       </w:r>
-    </w:p>
-    <w:p>
-      <w:pPr>
-        <w:pStyle w:val="ListNumber"/>
-        <w:numPr>
-          <w:ilvl w:val="0"/>
-          <w:numId w:val="17"/>
-        </w:numPr>
+      <w:bookmarkEnd w:id="27"/>
+    </w:p>
+    <w:p>
+      <w:pPr>
+        <w:pStyle w:val="ManualNumber"/>
       </w:pPr>
       <w:r>
         <w:t xml:space="preserve">Open </w:t>
@@ -2671,17 +5635,15 @@
       <w:pPr>
         <w:pStyle w:val="Heading2"/>
       </w:pPr>
+      <w:bookmarkStart w:id="28" w:name="_Toc226493580"/>
       <w:r>
         <w:t>6.5 Handle a password reset</w:t>
       </w:r>
-    </w:p>
-    <w:p>
-      <w:pPr>
-        <w:pStyle w:val="ListNumber"/>
-        <w:numPr>
-          <w:ilvl w:val="0"/>
-          <w:numId w:val="18"/>
-        </w:numPr>
+      <w:bookmarkEnd w:id="28"/>
+    </w:p>
+    <w:p>
+      <w:pPr>
+        <w:pStyle w:val="ManualNumber"/>
       </w:pPr>
       <w:r>
         <w:t xml:space="preserve">Open </w:t>
@@ -2734,17 +5696,15 @@
       <w:pPr>
         <w:pStyle w:val="Heading2"/>
       </w:pPr>
+      <w:bookmarkStart w:id="29" w:name="_Toc226493581"/>
       <w:r>
         <w:t>6.6 Submit or review a data request</w:t>
       </w:r>
-    </w:p>
-    <w:p>
-      <w:pPr>
-        <w:pStyle w:val="ListNumber"/>
-        <w:numPr>
-          <w:ilvl w:val="0"/>
-          <w:numId w:val="19"/>
-        </w:numPr>
+      <w:bookmarkEnd w:id="29"/>
+    </w:p>
+    <w:p>
+      <w:pPr>
+        <w:pStyle w:val="ManualNumber"/>
       </w:pPr>
       <w:r>
         <w:t xml:space="preserve">Open </w:t>
@@ -2780,7 +5740,6 @@
         <w:pStyle w:val="ManualNumber"/>
       </w:pPr>
       <w:r>
-        <w:lastRenderedPageBreak/>
         <w:t xml:space="preserve">If you are an </w:t>
       </w:r>
       <w:r>
@@ -2824,17 +5783,21 @@
       <w:pPr>
         <w:pStyle w:val="Heading1"/>
       </w:pPr>
+      <w:bookmarkStart w:id="30" w:name="_Toc226493582"/>
       <w:r>
         <w:t>7. How to read the main outputs</w:t>
       </w:r>
+      <w:bookmarkEnd w:id="30"/>
     </w:p>
     <w:p>
       <w:pPr>
         <w:pStyle w:val="Heading2"/>
       </w:pPr>
+      <w:bookmarkStart w:id="31" w:name="_Toc226493583"/>
       <w:r>
         <w:t>7.1 Headline cards</w:t>
       </w:r>
+      <w:bookmarkEnd w:id="31"/>
     </w:p>
     <w:p>
       <w:r>
@@ -2871,9 +5834,11 @@
       <w:pPr>
         <w:pStyle w:val="Heading2"/>
       </w:pPr>
+      <w:bookmarkStart w:id="32" w:name="_Toc226493584"/>
       <w:r>
         <w:t>7.2 Drill-downs</w:t>
       </w:r>
+      <w:bookmarkEnd w:id="32"/>
     </w:p>
     <w:p>
       <w:r>
@@ -2910,9 +5875,11 @@
       <w:pPr>
         <w:pStyle w:val="Heading2"/>
       </w:pPr>
+      <w:bookmarkStart w:id="33" w:name="_Toc226493585"/>
       <w:r>
         <w:t>7.3 Reports</w:t>
       </w:r>
+      <w:bookmarkEnd w:id="33"/>
     </w:p>
     <w:p>
       <w:r>
@@ -2949,9 +5916,11 @@
       <w:pPr>
         <w:pStyle w:val="Heading2"/>
       </w:pPr>
+      <w:bookmarkStart w:id="34" w:name="_Toc226493586"/>
       <w:r>
         <w:t>7.4 Case studies</w:t>
       </w:r>
+      <w:bookmarkEnd w:id="34"/>
     </w:p>
     <w:p>
       <w:r>
@@ -2988,10 +5957,11 @@
       <w:pPr>
         <w:pStyle w:val="Heading1"/>
       </w:pPr>
-      <w:r>
-        <w:lastRenderedPageBreak/>
+      <w:bookmarkStart w:id="35" w:name="_Toc226493587"/>
+      <w:r>
         <w:t>8. Good working practice</w:t>
       </w:r>
+      <w:bookmarkEnd w:id="35"/>
     </w:p>
     <w:p>
       <w:pPr>
@@ -3015,6 +5985,7 @@
         <w:pStyle w:val="ManualBullet"/>
       </w:pPr>
       <w:r>
+        <w:lastRenderedPageBreak/>
         <w:t>widen filters first if something appears to be missing</w:t>
       </w:r>
     </w:p>
@@ -3047,25 +6018,25 @@
       <w:pPr>
         <w:pStyle w:val="Heading1"/>
       </w:pPr>
+      <w:bookmarkStart w:id="36" w:name="_Toc226493588"/>
       <w:r>
         <w:t>9. Troubleshooting</w:t>
       </w:r>
+      <w:bookmarkEnd w:id="36"/>
     </w:p>
     <w:p>
       <w:pPr>
         <w:pStyle w:val="Heading2"/>
       </w:pPr>
+      <w:bookmarkStart w:id="37" w:name="_Toc226493589"/>
       <w:r>
         <w:t>No data is showing</w:t>
       </w:r>
-    </w:p>
-    <w:p>
-      <w:pPr>
-        <w:pStyle w:val="ListNumber"/>
-        <w:numPr>
-          <w:ilvl w:val="0"/>
-          <w:numId w:val="20"/>
-        </w:numPr>
+      <w:bookmarkEnd w:id="37"/>
+    </w:p>
+    <w:p>
+      <w:pPr>
+        <w:pStyle w:val="ManualNumber"/>
       </w:pPr>
       <w:r>
         <w:t>Widen the timeframe.</w:t>
@@ -3101,17 +6072,15 @@
       <w:pPr>
         <w:pStyle w:val="Heading2"/>
       </w:pPr>
+      <w:bookmarkStart w:id="38" w:name="_Toc226493590"/>
       <w:r>
         <w:t>A report is not updating</w:t>
       </w:r>
-    </w:p>
-    <w:p>
-      <w:pPr>
-        <w:pStyle w:val="ListNumber"/>
-        <w:numPr>
-          <w:ilvl w:val="0"/>
-          <w:numId w:val="21"/>
-        </w:numPr>
+      <w:bookmarkEnd w:id="38"/>
+    </w:p>
+    <w:p>
+      <w:pPr>
+        <w:pStyle w:val="ManualNumber"/>
       </w:pPr>
       <w:r>
         <w:t xml:space="preserve">Click </w:t>
@@ -3148,9 +6117,11 @@
       <w:pPr>
         <w:pStyle w:val="Heading2"/>
       </w:pPr>
+      <w:bookmarkStart w:id="39" w:name="_Toc226493591"/>
       <w:r>
         <w:t>Participant names are missing</w:t>
       </w:r>
+      <w:bookmarkEnd w:id="39"/>
     </w:p>
     <w:p>
       <w:pPr>
@@ -3173,17 +6144,15 @@
       <w:pPr>
         <w:pStyle w:val="Heading2"/>
       </w:pPr>
+      <w:bookmarkStart w:id="40" w:name="_Toc226493592"/>
       <w:r>
         <w:t>The dashboard looks out of date</w:t>
       </w:r>
-    </w:p>
-    <w:p>
-      <w:pPr>
-        <w:pStyle w:val="ListNumber"/>
-        <w:numPr>
-          <w:ilvl w:val="0"/>
-          <w:numId w:val="22"/>
-        </w:numPr>
+      <w:bookmarkEnd w:id="40"/>
+    </w:p>
+    <w:p>
+      <w:pPr>
+        <w:pStyle w:val="ManualNumber"/>
       </w:pPr>
       <w:r>
         <w:t xml:space="preserve">Check </w:t>
@@ -3220,17 +6189,15 @@
       <w:pPr>
         <w:pStyle w:val="Heading2"/>
       </w:pPr>
+      <w:bookmarkStart w:id="41" w:name="_Toc226493593"/>
       <w:r>
         <w:t>A user cannot do something they expect to do</w:t>
       </w:r>
-    </w:p>
-    <w:p>
-      <w:pPr>
-        <w:pStyle w:val="ListNumber"/>
-        <w:numPr>
-          <w:ilvl w:val="0"/>
-          <w:numId w:val="23"/>
-        </w:numPr>
+      <w:bookmarkEnd w:id="41"/>
+    </w:p>
+    <w:p>
+      <w:pPr>
+        <w:pStyle w:val="ManualNumber"/>
       </w:pPr>
       <w:r>
         <w:t>Check the user's role first.</w:t>
@@ -3262,6 +6229,7 @@
       </w:r>
     </w:p>
     <w:sectPr>
+      <w:footerReference w:type="default" r:id="rId14"/>
       <w:pgSz w:w="11909" w:h="16834"/>
       <w:pgMar w:top="1080" w:right="1152" w:bottom="1080" w:left="1152" w:header="720" w:footer="720" w:gutter="0"/>
       <w:cols w:space="720"/>
@@ -3269,6 +6237,109 @@
     </w:sectPr>
   </w:body>
 </w:document>
+</file>
+
+<file path=word/endnotes.xml><?xml version="1.0" encoding="utf-8"?>
+<w:endnotes xmlns:wpc="http://schemas.microsoft.com/office/word/2010/wordprocessingCanvas" xmlns:cx="http://schemas.microsoft.com/office/drawing/2014/chartex" xmlns:cx1="http://schemas.microsoft.com/office/drawing/2015/9/8/chartex" xmlns:cx2="http://schemas.microsoft.com/office/drawing/2015/10/21/chartex" xmlns:cx3="http://schemas.microsoft.com/office/drawing/2016/5/9/chartex" xmlns:cx4="http://schemas.microsoft.com/office/drawing/2016/5/10/chartex" xmlns:cx5="http://schemas.microsoft.com/office/drawing/2016/5/11/chartex" xmlns:cx6="http://schemas.microsoft.com/office/drawing/2016/5/12/chartex" xmlns:cx7="http://schemas.microsoft.com/office/drawing/2016/5/13/chartex" xmlns:cx8="http://schemas.microsoft.com/office/drawing/2016/5/14/chartex" xmlns:mc="http://schemas.openxmlformats.org/markup-compatibility/2006" xmlns:aink="http://schemas.microsoft.com/office/drawing/2016/ink" xmlns:am3d="http://schemas.microsoft.com/office/drawing/2017/model3d" xmlns:o="urn:schemas-microsoft-com:office:office" xmlns:oel="http://schemas.microsoft.com/office/2019/extlst" xmlns:r="http://schemas.openxmlformats.org/officeDocument/2006/relationships" xmlns:m="http://schemas.openxmlformats.org/officeDocument/2006/math" xmlns:v="urn:schemas-microsoft-com:vml" xmlns:wp14="http://schemas.microsoft.com/office/word/2010/wordprocessingDrawing" xmlns:wp="http://schemas.openxmlformats.org/drawingml/2006/wordprocessingDrawing" xmlns:w10="urn:schemas-microsoft-com:office:word" xmlns:w="http://schemas.openxmlformats.org/wordprocessingml/2006/main" xmlns:w14="http://schemas.microsoft.com/office/word/2010/wordml" xmlns:w15="http://schemas.microsoft.com/office/word/2012/wordml" xmlns:w16cex="http://schemas.microsoft.com/office/word/2018/wordml/cex" xmlns:w16cid="http://schemas.microsoft.com/office/word/2016/wordml/cid" xmlns:w16="http://schemas.microsoft.com/office/word/2018/wordml" xmlns:w16du="http://schemas.microsoft.com/office/word/2023/wordml/word16du" xmlns:w16sdtdh="http://schemas.microsoft.com/office/word/2020/wordml/sdtdatahash" xmlns:w16sdtfl="http://schemas.microsoft.com/office/word/2024/wordml/sdtformatlock" xmlns:w16se="http://schemas.microsoft.com/office/word/2015/wordml/symex" xmlns:wpg="http://schemas.microsoft.com/office/word/2010/wordprocessingGroup" xmlns:wpi="http://schemas.microsoft.com/office/word/2010/wordprocessingInk" xmlns:wne="http://schemas.microsoft.com/office/word/2006/wordml" xmlns:wps="http://schemas.microsoft.com/office/word/2010/wordprocessingShape" mc:Ignorable="w14 w15 w16se w16cid w16 w16cex w16sdtdh w16sdtfl w16du wp14">
+  <w:endnote w:type="separator" w:id="-1">
+    <w:p>
+      <w:pPr>
+        <w:spacing w:after="0" w:line="240" w:lineRule="auto"/>
+      </w:pPr>
+      <w:r>
+        <w:separator/>
+      </w:r>
+    </w:p>
+  </w:endnote>
+  <w:endnote w:type="continuationSeparator" w:id="0">
+    <w:p>
+      <w:pPr>
+        <w:spacing w:after="0" w:line="240" w:lineRule="auto"/>
+      </w:pPr>
+      <w:r>
+        <w:continuationSeparator/>
+      </w:r>
+    </w:p>
+  </w:endnote>
+</w:endnotes>
+</file>
+
+<file path=word/footer1.xml><?xml version="1.0" encoding="utf-8"?>
+<w:ftr xmlns:wpc="http://schemas.microsoft.com/office/word/2010/wordprocessingCanvas" xmlns:cx="http://schemas.microsoft.com/office/drawing/2014/chartex" xmlns:cx1="http://schemas.microsoft.com/office/drawing/2015/9/8/chartex" xmlns:cx2="http://schemas.microsoft.com/office/drawing/2015/10/21/chartex" xmlns:cx3="http://schemas.microsoft.com/office/drawing/2016/5/9/chartex" xmlns:cx4="http://schemas.microsoft.com/office/drawing/2016/5/10/chartex" xmlns:cx5="http://schemas.microsoft.com/office/drawing/2016/5/11/chartex" xmlns:cx6="http://schemas.microsoft.com/office/drawing/2016/5/12/chartex" xmlns:cx7="http://schemas.microsoft.com/office/drawing/2016/5/13/chartex" xmlns:cx8="http://schemas.microsoft.com/office/drawing/2016/5/14/chartex" xmlns:mc="http://schemas.openxmlformats.org/markup-compatibility/2006" xmlns:aink="http://schemas.microsoft.com/office/drawing/2016/ink" xmlns:am3d="http://schemas.microsoft.com/office/drawing/2017/model3d" xmlns:o="urn:schemas-microsoft-com:office:office" xmlns:oel="http://schemas.microsoft.com/office/2019/extlst" xmlns:r="http://schemas.openxmlformats.org/officeDocument/2006/relationships" xmlns:m="http://schemas.openxmlformats.org/officeDocument/2006/math" xmlns:v="urn:schemas-microsoft-com:vml" xmlns:wp14="http://schemas.microsoft.com/office/word/2010/wordprocessingDrawing" xmlns:wp="http://schemas.openxmlformats.org/drawingml/2006/wordprocessingDrawing" xmlns:w10="urn:schemas-microsoft-com:office:word" xmlns:w="http://schemas.openxmlformats.org/wordprocessingml/2006/main" xmlns:w14="http://schemas.microsoft.com/office/word/2010/wordml" xmlns:w15="http://schemas.microsoft.com/office/word/2012/wordml" xmlns:w16cex="http://schemas.microsoft.com/office/word/2018/wordml/cex" xmlns:w16cid="http://schemas.microsoft.com/office/word/2016/wordml/cid" xmlns:w16="http://schemas.microsoft.com/office/word/2018/wordml" xmlns:w16du="http://schemas.microsoft.com/office/word/2023/wordml/word16du" xmlns:w16sdtdh="http://schemas.microsoft.com/office/word/2020/wordml/sdtdatahash" xmlns:w16sdtfl="http://schemas.microsoft.com/office/word/2024/wordml/sdtformatlock" xmlns:w16se="http://schemas.microsoft.com/office/word/2015/wordml/symex" xmlns:wpg="http://schemas.microsoft.com/office/word/2010/wordprocessingGroup" xmlns:wpi="http://schemas.microsoft.com/office/word/2010/wordprocessingInk" xmlns:wne="http://schemas.microsoft.com/office/word/2006/wordml" xmlns:wps="http://schemas.microsoft.com/office/word/2010/wordprocessingShape" mc:Ignorable="w14 w15 w16se w16cid w16 w16cex w16sdtdh w16sdtfl w16du wp14">
+  <w:p>
+    <w:pPr>
+      <w:pStyle w:val="Footer"/>
+      <w:jc w:val="center"/>
+    </w:pPr>
+    <w:r>
+      <w:t xml:space="preserve">Page </w:t>
+    </w:r>
+    <w:r>
+      <w:fldChar w:fldCharType="begin"/>
+    </w:r>
+    <w:r>
+      <w:instrText xml:space="preserve"> PAGE </w:instrText>
+    </w:r>
+    <w:r>
+      <w:fldChar w:fldCharType="separate"/>
+    </w:r>
+    <w:r>
+      <w:rPr>
+        <w:noProof/>
+      </w:rPr>
+      <w:t>1</w:t>
+    </w:r>
+    <w:r>
+      <w:fldChar w:fldCharType="end"/>
+    </w:r>
+    <w:r>
+      <w:t xml:space="preserve"> of </w:t>
+    </w:r>
+    <w:r>
+      <w:fldChar w:fldCharType="begin"/>
+    </w:r>
+    <w:r>
+      <w:instrText xml:space="preserve"> NUMPAGES </w:instrText>
+    </w:r>
+    <w:r>
+      <w:fldChar w:fldCharType="separate"/>
+    </w:r>
+    <w:r>
+      <w:rPr>
+        <w:noProof/>
+      </w:rPr>
+      <w:t>2</w:t>
+    </w:r>
+    <w:r>
+      <w:fldChar w:fldCharType="end"/>
+    </w:r>
+  </w:p>
+</w:ftr>
+</file>
+
+<file path=word/footnotes.xml><?xml version="1.0" encoding="utf-8"?>
+<w:footnotes xmlns:wpc="http://schemas.microsoft.com/office/word/2010/wordprocessingCanvas" xmlns:cx="http://schemas.microsoft.com/office/drawing/2014/chartex" xmlns:cx1="http://schemas.microsoft.com/office/drawing/2015/9/8/chartex" xmlns:cx2="http://schemas.microsoft.com/office/drawing/2015/10/21/chartex" xmlns:cx3="http://schemas.microsoft.com/office/drawing/2016/5/9/chartex" xmlns:cx4="http://schemas.microsoft.com/office/drawing/2016/5/10/chartex" xmlns:cx5="http://schemas.microsoft.com/office/drawing/2016/5/11/chartex" xmlns:cx6="http://schemas.microsoft.com/office/drawing/2016/5/12/chartex" xmlns:cx7="http://schemas.microsoft.com/office/drawing/2016/5/13/chartex" xmlns:cx8="http://schemas.microsoft.com/office/drawing/2016/5/14/chartex" xmlns:mc="http://schemas.openxmlformats.org/markup-compatibility/2006" xmlns:aink="http://schemas.microsoft.com/office/drawing/2016/ink" xmlns:am3d="http://schemas.microsoft.com/office/drawing/2017/model3d" xmlns:o="urn:schemas-microsoft-com:office:office" xmlns:oel="http://schemas.microsoft.com/office/2019/extlst" xmlns:r="http://schemas.openxmlformats.org/officeDocument/2006/relationships" xmlns:m="http://schemas.openxmlformats.org/officeDocument/2006/math" xmlns:v="urn:schemas-microsoft-com:vml" xmlns:wp14="http://schemas.microsoft.com/office/word/2010/wordprocessingDrawing" xmlns:wp="http://schemas.openxmlformats.org/drawingml/2006/wordprocessingDrawing" xmlns:w10="urn:schemas-microsoft-com:office:word" xmlns:w="http://schemas.openxmlformats.org/wordprocessingml/2006/main" xmlns:w14="http://schemas.microsoft.com/office/word/2010/wordml" xmlns:w15="http://schemas.microsoft.com/office/word/2012/wordml" xmlns:w16cex="http://schemas.microsoft.com/office/word/2018/wordml/cex" xmlns:w16cid="http://schemas.microsoft.com/office/word/2016/wordml/cid" xmlns:w16="http://schemas.microsoft.com/office/word/2018/wordml" xmlns:w16du="http://schemas.microsoft.com/office/word/2023/wordml/word16du" xmlns:w16sdtdh="http://schemas.microsoft.com/office/word/2020/wordml/sdtdatahash" xmlns:w16sdtfl="http://schemas.microsoft.com/office/word/2024/wordml/sdtformatlock" xmlns:w16se="http://schemas.microsoft.com/office/word/2015/wordml/symex" xmlns:wpg="http://schemas.microsoft.com/office/word/2010/wordprocessingGroup" xmlns:wpi="http://schemas.microsoft.com/office/word/2010/wordprocessingInk" xmlns:wne="http://schemas.microsoft.com/office/word/2006/wordml" xmlns:wps="http://schemas.microsoft.com/office/word/2010/wordprocessingShape" mc:Ignorable="w14 w15 w16se w16cid w16 w16cex w16sdtdh w16sdtfl w16du wp14">
+  <w:footnote w:type="separator" w:id="-1">
+    <w:p>
+      <w:pPr>
+        <w:spacing w:after="0" w:line="240" w:lineRule="auto"/>
+      </w:pPr>
+      <w:r>
+        <w:separator/>
+      </w:r>
+    </w:p>
+  </w:footnote>
+  <w:footnote w:type="continuationSeparator" w:id="0">
+    <w:p>
+      <w:pPr>
+        <w:spacing w:after="0" w:line="240" w:lineRule="auto"/>
+      </w:pPr>
+      <w:r>
+        <w:continuationSeparator/>
+      </w:r>
+    </w:p>
+  </w:footnote>
+</w:footnotes>
 </file>
 
 <file path=word/numbering.xml><?xml version="1.0" encoding="utf-8"?>
@@ -3444,116 +6515,32 @@
       </w:rPr>
     </w:lvl>
   </w:abstractNum>
-  <w:num w:numId="1" w16cid:durableId="1635863759">
+  <w:num w:numId="1" w16cid:durableId="1200316197">
     <w:abstractNumId w:val="8"/>
   </w:num>
-  <w:num w:numId="2" w16cid:durableId="268659848">
+  <w:num w:numId="2" w16cid:durableId="491412337">
     <w:abstractNumId w:val="6"/>
   </w:num>
-  <w:num w:numId="3" w16cid:durableId="1306088052">
+  <w:num w:numId="3" w16cid:durableId="1915360304">
     <w:abstractNumId w:val="5"/>
   </w:num>
-  <w:num w:numId="4" w16cid:durableId="1684361622">
+  <w:num w:numId="4" w16cid:durableId="1651446152">
     <w:abstractNumId w:val="4"/>
   </w:num>
-  <w:num w:numId="5" w16cid:durableId="138690107">
+  <w:num w:numId="5" w16cid:durableId="708258779">
     <w:abstractNumId w:val="7"/>
   </w:num>
-  <w:num w:numId="6" w16cid:durableId="995645669">
+  <w:num w:numId="6" w16cid:durableId="898174672">
     <w:abstractNumId w:val="3"/>
   </w:num>
-  <w:num w:numId="7" w16cid:durableId="2142767339">
+  <w:num w:numId="7" w16cid:durableId="811866171">
     <w:abstractNumId w:val="2"/>
   </w:num>
-  <w:num w:numId="8" w16cid:durableId="1273438096">
+  <w:num w:numId="8" w16cid:durableId="553591038">
     <w:abstractNumId w:val="1"/>
   </w:num>
-  <w:num w:numId="9" w16cid:durableId="1093865523">
+  <w:num w:numId="9" w16cid:durableId="2083747796">
     <w:abstractNumId w:val="0"/>
-  </w:num>
-  <w:num w:numId="10" w16cid:durableId="1296565374">
-    <w:abstractNumId w:val="7"/>
-    <w:lvlOverride w:ilvl="0">
-      <w:startOverride w:val="1"/>
-    </w:lvlOverride>
-  </w:num>
-  <w:num w:numId="11" w16cid:durableId="1326860231">
-    <w:abstractNumId w:val="7"/>
-    <w:lvlOverride w:ilvl="0">
-      <w:startOverride w:val="1"/>
-    </w:lvlOverride>
-  </w:num>
-  <w:num w:numId="12" w16cid:durableId="373166019">
-    <w:abstractNumId w:val="7"/>
-    <w:lvlOverride w:ilvl="0">
-      <w:startOverride w:val="1"/>
-    </w:lvlOverride>
-  </w:num>
-  <w:num w:numId="13" w16cid:durableId="1097991883">
-    <w:abstractNumId w:val="7"/>
-    <w:lvlOverride w:ilvl="0">
-      <w:startOverride w:val="1"/>
-    </w:lvlOverride>
-  </w:num>
-  <w:num w:numId="14" w16cid:durableId="2007901555">
-    <w:abstractNumId w:val="7"/>
-    <w:lvlOverride w:ilvl="0">
-      <w:startOverride w:val="1"/>
-    </w:lvlOverride>
-  </w:num>
-  <w:num w:numId="15" w16cid:durableId="1718773095">
-    <w:abstractNumId w:val="7"/>
-    <w:lvlOverride w:ilvl="0">
-      <w:startOverride w:val="1"/>
-    </w:lvlOverride>
-  </w:num>
-  <w:num w:numId="16" w16cid:durableId="371348466">
-    <w:abstractNumId w:val="7"/>
-    <w:lvlOverride w:ilvl="0">
-      <w:startOverride w:val="1"/>
-    </w:lvlOverride>
-  </w:num>
-  <w:num w:numId="17" w16cid:durableId="1744061105">
-    <w:abstractNumId w:val="7"/>
-    <w:lvlOverride w:ilvl="0">
-      <w:startOverride w:val="1"/>
-    </w:lvlOverride>
-  </w:num>
-  <w:num w:numId="18" w16cid:durableId="1445688135">
-    <w:abstractNumId w:val="7"/>
-    <w:lvlOverride w:ilvl="0">
-      <w:startOverride w:val="1"/>
-    </w:lvlOverride>
-  </w:num>
-  <w:num w:numId="19" w16cid:durableId="2073893914">
-    <w:abstractNumId w:val="7"/>
-    <w:lvlOverride w:ilvl="0">
-      <w:startOverride w:val="1"/>
-    </w:lvlOverride>
-  </w:num>
-  <w:num w:numId="20" w16cid:durableId="2109233585">
-    <w:abstractNumId w:val="7"/>
-    <w:lvlOverride w:ilvl="0">
-      <w:startOverride w:val="1"/>
-    </w:lvlOverride>
-  </w:num>
-  <w:num w:numId="21" w16cid:durableId="1024599660">
-    <w:abstractNumId w:val="7"/>
-    <w:lvlOverride w:ilvl="0">
-      <w:startOverride w:val="1"/>
-    </w:lvlOverride>
-  </w:num>
-  <w:num w:numId="22" w16cid:durableId="1246065405">
-    <w:abstractNumId w:val="7"/>
-    <w:lvlOverride w:ilvl="0">
-      <w:startOverride w:val="1"/>
-    </w:lvlOverride>
-  </w:num>
-  <w:num w:numId="23" w16cid:durableId="1586963166">
-    <w:abstractNumId w:val="7"/>
-    <w:lvlOverride w:ilvl="0">
-      <w:startOverride w:val="1"/>
-    </w:lvlOverride>
   </w:num>
 </w:numbering>
 </file>
@@ -14949,6 +17936,42 @@
     <w:name w:val="Manual Number"/>
     <w:basedOn w:val="ListNumber"/>
   </w:style>
+  <w:style w:type="paragraph" w:styleId="TOC1">
+    <w:name w:val="toc 1"/>
+    <w:basedOn w:val="Normal"/>
+    <w:next w:val="Normal"/>
+    <w:autoRedefine/>
+    <w:uiPriority w:val="39"/>
+    <w:unhideWhenUsed/>
+    <w:rsid w:val="00F248A8"/>
+    <w:pPr>
+      <w:spacing w:after="100"/>
+    </w:pPr>
+  </w:style>
+  <w:style w:type="paragraph" w:styleId="TOC2">
+    <w:name w:val="toc 2"/>
+    <w:basedOn w:val="Normal"/>
+    <w:next w:val="Normal"/>
+    <w:autoRedefine/>
+    <w:uiPriority w:val="39"/>
+    <w:unhideWhenUsed/>
+    <w:rsid w:val="00F248A8"/>
+    <w:pPr>
+      <w:spacing w:after="100"/>
+      <w:ind w:left="220"/>
+    </w:pPr>
+  </w:style>
+  <w:style w:type="character" w:styleId="Hyperlink">
+    <w:name w:val="Hyperlink"/>
+    <w:basedOn w:val="DefaultParagraphFont"/>
+    <w:uiPriority w:val="99"/>
+    <w:unhideWhenUsed/>
+    <w:rsid w:val="00F248A8"/>
+    <w:rPr>
+      <w:color w:val="0000FF" w:themeColor="hyperlink"/>
+      <w:u w:val="single"/>
+    </w:rPr>
+  </w:style>
 </w:styles>
 </file>
 
